--- a/Fase 2/Evidencias Proyecto/Evidencias de Documentación.docx
+++ b/Fase 2/Evidencias Proyecto/Evidencias de Documentación.docx
@@ -5,37 +5,47 @@
     <w:p>
       <w:pPr>
         <w:rPr>
-          <w:rFonts w:ascii="Times New Roman" w:cs="Times New Roman" w:eastAsia="Times New Roman" w:hAnsi="Times New Roman"/>
-          <w:b w:val="1"/>
-        </w:rPr>
-      </w:pPr>
-      <w:r>
-        <w:rPr>
-          <w:rFonts w:ascii="Times New Roman" w:cs="Times New Roman" w:eastAsia="Times New Roman" w:hAnsi="Times New Roman"/>
-          <w:b w:val="1"/>
+          <w:rFonts w:ascii="Georgia" w:cs="Georgia" w:eastAsia="Georgia" w:hAnsi="Georgia"/>
+          <w:b w:val="1"/>
+          <w:sz w:val="24"/>
+          <w:szCs w:val="24"/>
+        </w:rPr>
+      </w:pPr>
+      <w:r>
+        <w:rPr>
+          <w:rFonts w:ascii="Georgia" w:cs="Georgia" w:eastAsia="Georgia" w:hAnsi="Georgia"/>
+          <w:b w:val="1"/>
+          <w:sz w:val="24"/>
+          <w:szCs w:val="24"/>
           <w:rtl w:val="0"/>
         </w:rPr>
         <w:t xml:space="preserve">Evidencias de Documentación del Proyecto: </w:t>
       </w:r>
       <w:r>
         <w:rPr>
-          <w:rFonts w:ascii="Times New Roman" w:cs="Times New Roman" w:eastAsia="Times New Roman" w:hAnsi="Times New Roman"/>
-          <w:b w:val="1"/>
+          <w:rFonts w:ascii="Georgia" w:cs="Georgia" w:eastAsia="Georgia" w:hAnsi="Georgia"/>
+          <w:b w:val="1"/>
+          <w:sz w:val="24"/>
+          <w:szCs w:val="24"/>
           <w:rtl w:val="0"/>
         </w:rPr>
         <w:t xml:space="preserve">PetStore</w:t>
       </w:r>
       <w:r>
         <w:rPr>
-          <w:rFonts w:ascii="Times New Roman" w:cs="Times New Roman" w:eastAsia="Times New Roman" w:hAnsi="Times New Roman"/>
-          <w:b w:val="1"/>
+          <w:rFonts w:ascii="Georgia" w:cs="Georgia" w:eastAsia="Georgia" w:hAnsi="Georgia"/>
+          <w:b w:val="1"/>
+          <w:sz w:val="24"/>
+          <w:szCs w:val="24"/>
           <w:rtl w:val="0"/>
         </w:rPr>
         <w:t xml:space="preserve"> POS</w:t>
       </w:r>
       <w:r>
         <w:rPr>
-          <w:rFonts w:ascii="Times New Roman" w:cs="Times New Roman" w:eastAsia="Times New Roman" w:hAnsi="Times New Roman"/>
+          <w:rFonts w:ascii="Georgia" w:cs="Georgia" w:eastAsia="Georgia" w:hAnsi="Georgia"/>
+          <w:sz w:val="24"/>
+          <w:szCs w:val="24"/>
           <w:rtl w:val="0"/>
         </w:rPr>
         <w:tab/>
@@ -45,8 +55,10 @@
       </w:r>
       <w:r>
         <w:rPr>
-          <w:rFonts w:ascii="Times New Roman" w:cs="Times New Roman" w:eastAsia="Times New Roman" w:hAnsi="Times New Roman"/>
-          <w:b w:val="1"/>
+          <w:rFonts w:ascii="Georgia" w:cs="Georgia" w:eastAsia="Georgia" w:hAnsi="Georgia"/>
+          <w:b w:val="1"/>
+          <w:sz w:val="24"/>
+          <w:szCs w:val="24"/>
           <w:rtl w:val="0"/>
         </w:rPr>
         <w:t xml:space="preserve">13/10/2025</w:t>
@@ -55,44 +67,54 @@
     <w:p>
       <w:pPr>
         <w:rPr>
-          <w:rFonts w:ascii="Times New Roman" w:cs="Times New Roman" w:eastAsia="Times New Roman" w:hAnsi="Times New Roman"/>
-        </w:rPr>
-      </w:pPr>
-      <w:r>
-        <w:rPr>
-          <w:rtl w:val="0"/>
-        </w:rPr>
-      </w:r>
-    </w:p>
-    <w:p>
-      <w:pPr>
-        <w:rPr>
-          <w:rFonts w:ascii="Times New Roman" w:cs="Times New Roman" w:eastAsia="Times New Roman" w:hAnsi="Times New Roman"/>
-        </w:rPr>
-      </w:pPr>
-      <w:r>
-        <w:rPr>
-          <w:rtl w:val="0"/>
-        </w:rPr>
-      </w:r>
-    </w:p>
-    <w:p>
-      <w:pPr>
-        <w:rPr>
-          <w:rFonts w:ascii="Times New Roman" w:cs="Times New Roman" w:eastAsia="Times New Roman" w:hAnsi="Times New Roman"/>
-        </w:rPr>
-      </w:pPr>
-      <w:r>
-        <w:rPr>
-          <w:rFonts w:ascii="Times New Roman" w:cs="Times New Roman" w:eastAsia="Times New Roman" w:hAnsi="Times New Roman"/>
-          <w:b w:val="1"/>
+          <w:rFonts w:ascii="Georgia" w:cs="Georgia" w:eastAsia="Georgia" w:hAnsi="Georgia"/>
+          <w:sz w:val="24"/>
+          <w:szCs w:val="24"/>
+        </w:rPr>
+      </w:pPr>
+      <w:r>
+        <w:rPr>
+          <w:rtl w:val="0"/>
+        </w:rPr>
+      </w:r>
+    </w:p>
+    <w:p>
+      <w:pPr>
+        <w:rPr>
+          <w:rFonts w:ascii="Georgia" w:cs="Georgia" w:eastAsia="Georgia" w:hAnsi="Georgia"/>
+          <w:sz w:val="24"/>
+          <w:szCs w:val="24"/>
+        </w:rPr>
+      </w:pPr>
+      <w:r>
+        <w:rPr>
+          <w:rtl w:val="0"/>
+        </w:rPr>
+      </w:r>
+    </w:p>
+    <w:p>
+      <w:pPr>
+        <w:rPr>
+          <w:rFonts w:ascii="Georgia" w:cs="Georgia" w:eastAsia="Georgia" w:hAnsi="Georgia"/>
+          <w:sz w:val="24"/>
+          <w:szCs w:val="24"/>
+        </w:rPr>
+      </w:pPr>
+      <w:r>
+        <w:rPr>
+          <w:rFonts w:ascii="Georgia" w:cs="Georgia" w:eastAsia="Georgia" w:hAnsi="Georgia"/>
+          <w:b w:val="1"/>
+          <w:sz w:val="24"/>
+          <w:szCs w:val="24"/>
           <w:rtl w:val="0"/>
         </w:rPr>
         <w:t xml:space="preserve">Integrantes:</w:t>
       </w:r>
       <w:r>
         <w:rPr>
-          <w:rFonts w:ascii="Times New Roman" w:cs="Times New Roman" w:eastAsia="Times New Roman" w:hAnsi="Times New Roman"/>
+          <w:rFonts w:ascii="Georgia" w:cs="Georgia" w:eastAsia="Georgia" w:hAnsi="Georgia"/>
+          <w:sz w:val="24"/>
+          <w:szCs w:val="24"/>
           <w:rtl w:val="0"/>
         </w:rPr>
         <w:tab/>
@@ -115,15 +137,159 @@
         </w:numPr>
         <w:ind w:left="720" w:hanging="360"/>
         <w:rPr>
-          <w:rFonts w:ascii="Times New Roman" w:cs="Times New Roman" w:eastAsia="Times New Roman" w:hAnsi="Times New Roman"/>
-        </w:rPr>
-      </w:pPr>
-      <w:r>
-        <w:rPr>
-          <w:rFonts w:ascii="Times New Roman" w:cs="Times New Roman" w:eastAsia="Times New Roman" w:hAnsi="Times New Roman"/>
+          <w:rFonts w:ascii="Georgia" w:cs="Georgia" w:eastAsia="Georgia" w:hAnsi="Georgia"/>
+          <w:sz w:val="24"/>
+          <w:szCs w:val="24"/>
+        </w:rPr>
+      </w:pPr>
+      <w:r>
+        <w:rPr>
+          <w:rFonts w:ascii="Georgia" w:cs="Georgia" w:eastAsia="Georgia" w:hAnsi="Georgia"/>
+          <w:sz w:val="24"/>
+          <w:szCs w:val="24"/>
           <w:rtl w:val="0"/>
         </w:rPr>
         <w:t xml:space="preserve">Fabián Valenzuela</w:t>
+      </w:r>
+    </w:p>
+    <w:p>
+      <w:pPr>
+        <w:numPr>
+          <w:ilvl w:val="0"/>
+          <w:numId w:val="11"/>
+        </w:numPr>
+        <w:ind w:left="720" w:hanging="360"/>
+        <w:rPr>
+          <w:rFonts w:ascii="Georgia" w:cs="Georgia" w:eastAsia="Georgia" w:hAnsi="Georgia"/>
+          <w:sz w:val="24"/>
+          <w:szCs w:val="24"/>
+        </w:rPr>
+      </w:pPr>
+      <w:r>
+        <w:rPr>
+          <w:rFonts w:ascii="Georgia" w:cs="Georgia" w:eastAsia="Georgia" w:hAnsi="Georgia"/>
+          <w:sz w:val="24"/>
+          <w:szCs w:val="24"/>
+          <w:rtl w:val="0"/>
+        </w:rPr>
+        <w:t xml:space="preserve">Martín Mondaca</w:t>
+      </w:r>
+    </w:p>
+    <w:p>
+      <w:pPr>
+        <w:numPr>
+          <w:ilvl w:val="0"/>
+          <w:numId w:val="11"/>
+        </w:numPr>
+        <w:ind w:left="720" w:hanging="360"/>
+        <w:rPr>
+          <w:rFonts w:ascii="Georgia" w:cs="Georgia" w:eastAsia="Georgia" w:hAnsi="Georgia"/>
+          <w:sz w:val="24"/>
+          <w:szCs w:val="24"/>
+        </w:rPr>
+      </w:pPr>
+      <w:r>
+        <w:rPr>
+          <w:rFonts w:ascii="Georgia" w:cs="Georgia" w:eastAsia="Georgia" w:hAnsi="Georgia"/>
+          <w:sz w:val="24"/>
+          <w:szCs w:val="24"/>
+          <w:rtl w:val="0"/>
+        </w:rPr>
+        <w:t xml:space="preserve">Diego Silva</w:t>
+      </w:r>
+    </w:p>
+    <w:p>
+      <w:pPr>
+        <w:ind w:left="0" w:firstLine="0"/>
+        <w:rPr>
+          <w:rFonts w:ascii="Georgia" w:cs="Georgia" w:eastAsia="Georgia" w:hAnsi="Georgia"/>
+          <w:sz w:val="24"/>
+          <w:szCs w:val="24"/>
+        </w:rPr>
+      </w:pPr>
+      <w:r>
+        <w:rPr>
+          <w:rtl w:val="0"/>
+        </w:rPr>
+      </w:r>
+    </w:p>
+    <w:p>
+      <w:pPr>
+        <w:ind w:left="0" w:firstLine="0"/>
+        <w:rPr>
+          <w:rFonts w:ascii="Georgia" w:cs="Georgia" w:eastAsia="Georgia" w:hAnsi="Georgia"/>
+          <w:sz w:val="24"/>
+          <w:szCs w:val="24"/>
+        </w:rPr>
+      </w:pPr>
+      <w:r>
+        <w:rPr>
+          <w:rFonts w:ascii="Georgia" w:cs="Georgia" w:eastAsia="Georgia" w:hAnsi="Georgia"/>
+          <w:b w:val="1"/>
+          <w:sz w:val="24"/>
+          <w:szCs w:val="24"/>
+          <w:rtl w:val="0"/>
+        </w:rPr>
+        <w:t xml:space="preserve">Docente:</w:t>
+      </w:r>
+      <w:r>
+        <w:rPr>
+          <w:rFonts w:ascii="Georgia" w:cs="Georgia" w:eastAsia="Georgia" w:hAnsi="Georgia"/>
+          <w:sz w:val="24"/>
+          <w:szCs w:val="24"/>
+          <w:rtl w:val="0"/>
+        </w:rPr>
+        <w:t xml:space="preserve"> Ceferino Sotelo</w:t>
+      </w:r>
+    </w:p>
+    <w:p>
+      <w:pPr>
+        <w:pStyle w:val="Heading3"/>
+        <w:keepNext w:val="0"/>
+        <w:keepLines w:val="0"/>
+        <w:spacing w:before="280" w:lineRule="auto"/>
+        <w:rPr>
+          <w:rFonts w:ascii="Georgia" w:cs="Georgia" w:eastAsia="Georgia" w:hAnsi="Georgia"/>
+          <w:sz w:val="24"/>
+          <w:szCs w:val="24"/>
+        </w:rPr>
+      </w:pPr>
+      <w:bookmarkStart w:colFirst="0" w:colLast="0" w:name="_xnmuc844nvqx" w:id="0"/>
+      <w:bookmarkEnd w:id="0"/>
+      <w:r>
+        <w:rPr>
+          <w:rFonts w:ascii="Georgia" w:cs="Georgia" w:eastAsia="Georgia" w:hAnsi="Georgia"/>
+          <w:b w:val="1"/>
+          <w:color w:val="000000"/>
+          <w:sz w:val="24"/>
+          <w:szCs w:val="24"/>
+          <w:rtl w:val="0"/>
+        </w:rPr>
+        <w:t xml:space="preserve">1. Documentación del Proyecto</w:t>
+      </w:r>
+      <w:r>
+        <w:rPr>
+          <w:rtl w:val="0"/>
+        </w:rPr>
+      </w:r>
+    </w:p>
+    <w:p>
+      <w:pPr>
+        <w:spacing w:after="240" w:before="240" w:lineRule="auto"/>
+        <w:rPr>
+          <w:rFonts w:ascii="Georgia" w:cs="Georgia" w:eastAsia="Georgia" w:hAnsi="Georgia"/>
+          <w:sz w:val="24"/>
+          <w:szCs w:val="24"/>
+        </w:rPr>
+      </w:pPr>
+      <w:r>
+        <w:rPr>
+          <w:rFonts w:ascii="Georgia" w:cs="Georgia" w:eastAsia="Georgia" w:hAnsi="Georgia"/>
+          <w:sz w:val="24"/>
+          <w:szCs w:val="24"/>
+          <w:rtl w:val="0"/>
+        </w:rPr>
+        <w:t xml:space="preserve">Los principales artefactos de documentación generados incluyen:</w:t>
       </w:r>
     </w:p>
     <w:p>
@@ -132,17 +298,31 @@
           <w:ilvl w:val="0"/>
           <w:numId w:val="6"/>
         </w:numPr>
+        <w:spacing w:after="0" w:afterAutospacing="0" w:before="240" w:lineRule="auto"/>
         <w:ind w:left="720" w:hanging="360"/>
         <w:rPr>
-          <w:rFonts w:ascii="Times New Roman" w:cs="Times New Roman" w:eastAsia="Times New Roman" w:hAnsi="Times New Roman"/>
-        </w:rPr>
-      </w:pPr>
-      <w:r>
-        <w:rPr>
-          <w:rFonts w:ascii="Times New Roman" w:cs="Times New Roman" w:eastAsia="Times New Roman" w:hAnsi="Times New Roman"/>
-          <w:rtl w:val="0"/>
-        </w:rPr>
-        <w:t xml:space="preserve">Martín Mondaca</w:t>
+          <w:sz w:val="24"/>
+          <w:szCs w:val="24"/>
+        </w:rPr>
+      </w:pPr>
+      <w:r>
+        <w:rPr>
+          <w:rFonts w:ascii="Georgia" w:cs="Georgia" w:eastAsia="Georgia" w:hAnsi="Georgia"/>
+          <w:b w:val="1"/>
+          <w:sz w:val="24"/>
+          <w:szCs w:val="24"/>
+          <w:rtl w:val="0"/>
+        </w:rPr>
+        <w:t xml:space="preserve">Documento de Visión y Alcance:</w:t>
+      </w:r>
+      <w:r>
+        <w:rPr>
+          <w:rFonts w:ascii="Georgia" w:cs="Georgia" w:eastAsia="Georgia" w:hAnsi="Georgia"/>
+          <w:sz w:val="24"/>
+          <w:szCs w:val="24"/>
+          <w:rtl w:val="0"/>
+        </w:rPr>
+        <w:t xml:space="preserve"> Define la problemática, la solución propuesta (un sistema POS que centraliza ventas, inventario y adopciones) y el impacto esperado (Modernización de la gestión, Adopción responsable, Inclusión y accesibilidad digital).</w:t>
       </w:r>
     </w:p>
     <w:p>
@@ -151,53 +331,64 @@
           <w:ilvl w:val="0"/>
           <w:numId w:val="6"/>
         </w:numPr>
+        <w:spacing w:after="0" w:afterAutospacing="0" w:before="0" w:beforeAutospacing="0" w:lineRule="auto"/>
         <w:ind w:left="720" w:hanging="360"/>
         <w:rPr>
-          <w:rFonts w:ascii="Times New Roman" w:cs="Times New Roman" w:eastAsia="Times New Roman" w:hAnsi="Times New Roman"/>
-        </w:rPr>
-      </w:pPr>
-      <w:r>
-        <w:rPr>
-          <w:rFonts w:ascii="Times New Roman" w:cs="Times New Roman" w:eastAsia="Times New Roman" w:hAnsi="Times New Roman"/>
-          <w:rtl w:val="0"/>
-        </w:rPr>
-        <w:t xml:space="preserve">Diego Silva</w:t>
-      </w:r>
-    </w:p>
-    <w:p>
-      <w:pPr>
-        <w:ind w:left="0" w:firstLine="0"/>
-        <w:rPr>
-          <w:rFonts w:ascii="Times New Roman" w:cs="Times New Roman" w:eastAsia="Times New Roman" w:hAnsi="Times New Roman"/>
-        </w:rPr>
-      </w:pPr>
-      <w:r>
-        <w:rPr>
-          <w:rtl w:val="0"/>
-        </w:rPr>
-      </w:r>
-    </w:p>
-    <w:p>
-      <w:pPr>
-        <w:ind w:left="0" w:firstLine="0"/>
-        <w:rPr>
-          <w:rFonts w:ascii="Times New Roman" w:cs="Times New Roman" w:eastAsia="Times New Roman" w:hAnsi="Times New Roman"/>
-        </w:rPr>
-      </w:pPr>
-      <w:r>
-        <w:rPr>
-          <w:rFonts w:ascii="Times New Roman" w:cs="Times New Roman" w:eastAsia="Times New Roman" w:hAnsi="Times New Roman"/>
-          <w:b w:val="1"/>
-          <w:rtl w:val="0"/>
-        </w:rPr>
-        <w:t xml:space="preserve">Docente:</w:t>
-      </w:r>
-      <w:r>
-        <w:rPr>
-          <w:rFonts w:ascii="Times New Roman" w:cs="Times New Roman" w:eastAsia="Times New Roman" w:hAnsi="Times New Roman"/>
-          <w:rtl w:val="0"/>
-        </w:rPr>
-        <w:t xml:space="preserve"> Ceferino Sotelo</w:t>
+          <w:sz w:val="24"/>
+          <w:szCs w:val="24"/>
+        </w:rPr>
+      </w:pPr>
+      <w:r>
+        <w:rPr>
+          <w:rFonts w:ascii="Georgia" w:cs="Georgia" w:eastAsia="Georgia" w:hAnsi="Georgia"/>
+          <w:b w:val="1"/>
+          <w:sz w:val="24"/>
+          <w:szCs w:val="24"/>
+          <w:rtl w:val="0"/>
+        </w:rPr>
+        <w:t xml:space="preserve">Historias de Usuario y Backlog de Producto:</w:t>
+      </w:r>
+      <w:r>
+        <w:rPr>
+          <w:rFonts w:ascii="Georgia" w:cs="Georgia" w:eastAsia="Georgia" w:hAnsi="Georgia"/>
+          <w:sz w:val="24"/>
+          <w:szCs w:val="24"/>
+          <w:rtl w:val="0"/>
+        </w:rPr>
+        <w:t xml:space="preserve"> Define las funcionalidades desde la perspectiva del usuario (ver Sección 5).</w:t>
+      </w:r>
+    </w:p>
+    <w:p>
+      <w:pPr>
+        <w:numPr>
+          <w:ilvl w:val="0"/>
+          <w:numId w:val="6"/>
+        </w:numPr>
+        <w:spacing w:after="240" w:before="0" w:beforeAutospacing="0" w:lineRule="auto"/>
+        <w:ind w:left="720" w:hanging="360"/>
+        <w:rPr>
+          <w:sz w:val="24"/>
+          <w:szCs w:val="24"/>
+        </w:rPr>
+      </w:pPr>
+      <w:r>
+        <w:rPr>
+          <w:rFonts w:ascii="Georgia" w:cs="Georgia" w:eastAsia="Georgia" w:hAnsi="Georgia"/>
+          <w:b w:val="1"/>
+          <w:sz w:val="24"/>
+          <w:szCs w:val="24"/>
+          <w:rtl w:val="0"/>
+        </w:rPr>
+        <w:t xml:space="preserve">Documentación Técnica:</w:t>
+      </w:r>
+      <w:r>
+        <w:rPr>
+          <w:rFonts w:ascii="Georgia" w:cs="Georgia" w:eastAsia="Georgia" w:hAnsi="Georgia"/>
+          <w:sz w:val="24"/>
+          <w:szCs w:val="24"/>
+          <w:rtl w:val="0"/>
+        </w:rPr>
+        <w:t xml:space="preserve"> Incluye la arquitectura propuesta y los estándares de código.</w:t>
       </w:r>
     </w:p>
     <w:p>
@@ -207,146 +398,22 @@
         <w:keepLines w:val="0"/>
         <w:spacing w:before="280" w:lineRule="auto"/>
         <w:rPr>
-          <w:rFonts w:ascii="Times New Roman" w:cs="Times New Roman" w:eastAsia="Times New Roman" w:hAnsi="Times New Roman"/>
-          <w:sz w:val="22"/>
-          <w:szCs w:val="22"/>
-        </w:rPr>
-      </w:pPr>
-      <w:bookmarkStart w:colFirst="0" w:colLast="0" w:name="_xnmuc844nvqx" w:id="0"/>
-      <w:bookmarkEnd w:id="0"/>
-      <w:r>
-        <w:rPr>
-          <w:rFonts w:ascii="Times New Roman" w:cs="Times New Roman" w:eastAsia="Times New Roman" w:hAnsi="Times New Roman"/>
+          <w:rFonts w:ascii="Georgia" w:cs="Georgia" w:eastAsia="Georgia" w:hAnsi="Georgia"/>
           <w:b w:val="1"/>
           <w:color w:val="000000"/>
-          <w:sz w:val="22"/>
-          <w:szCs w:val="22"/>
-          <w:rtl w:val="0"/>
-        </w:rPr>
-        <w:t xml:space="preserve">1. Documentación del Proyecto</w:t>
-      </w:r>
-      <w:r>
-        <w:rPr>
-          <w:rtl w:val="0"/>
-        </w:rPr>
-      </w:r>
-    </w:p>
-    <w:p>
-      <w:pPr>
-        <w:spacing w:after="240" w:before="240" w:lineRule="auto"/>
-        <w:rPr>
-          <w:rFonts w:ascii="Times New Roman" w:cs="Times New Roman" w:eastAsia="Times New Roman" w:hAnsi="Times New Roman"/>
-        </w:rPr>
-      </w:pPr>
-      <w:r>
-        <w:rPr>
-          <w:rFonts w:ascii="Times New Roman" w:cs="Times New Roman" w:eastAsia="Times New Roman" w:hAnsi="Times New Roman"/>
-          <w:rtl w:val="0"/>
-        </w:rPr>
-        <w:t xml:space="preserve">Los principales artefactos de documentación generados incluyen:</w:t>
-      </w:r>
-    </w:p>
-    <w:p>
-      <w:pPr>
-        <w:numPr>
-          <w:ilvl w:val="0"/>
-          <w:numId w:val="3"/>
-        </w:numPr>
-        <w:spacing w:after="0" w:afterAutospacing="0" w:before="240" w:lineRule="auto"/>
-        <w:ind w:left="720" w:hanging="360"/>
-        <w:rPr/>
-      </w:pPr>
-      <w:r>
-        <w:rPr>
-          <w:rFonts w:ascii="Times New Roman" w:cs="Times New Roman" w:eastAsia="Times New Roman" w:hAnsi="Times New Roman"/>
-          <w:b w:val="1"/>
-          <w:rtl w:val="0"/>
-        </w:rPr>
-        <w:t xml:space="preserve">Documento de Visión y Alcance:</w:t>
-      </w:r>
-      <w:r>
-        <w:rPr>
-          <w:rFonts w:ascii="Times New Roman" w:cs="Times New Roman" w:eastAsia="Times New Roman" w:hAnsi="Times New Roman"/>
-          <w:rtl w:val="0"/>
-        </w:rPr>
-        <w:t xml:space="preserve"> Define la problemática, la solución propuesta (un sistema POS que centraliza ventas, inventario y adopciones) y el impacto esperado (Modernización de la gestión, Adopción responsable, Inclusión y accesibilidad digital).</w:t>
-      </w:r>
-    </w:p>
-    <w:p>
-      <w:pPr>
-        <w:numPr>
-          <w:ilvl w:val="0"/>
-          <w:numId w:val="3"/>
-        </w:numPr>
-        <w:spacing w:after="0" w:afterAutospacing="0" w:before="0" w:beforeAutospacing="0" w:lineRule="auto"/>
-        <w:ind w:left="720" w:hanging="360"/>
-        <w:rPr/>
-      </w:pPr>
-      <w:r>
-        <w:rPr>
-          <w:rFonts w:ascii="Times New Roman" w:cs="Times New Roman" w:eastAsia="Times New Roman" w:hAnsi="Times New Roman"/>
-          <w:b w:val="1"/>
-          <w:rtl w:val="0"/>
-        </w:rPr>
-        <w:t xml:space="preserve">Historias de Usuario y Backlog de Producto:</w:t>
-      </w:r>
-      <w:r>
-        <w:rPr>
-          <w:rFonts w:ascii="Times New Roman" w:cs="Times New Roman" w:eastAsia="Times New Roman" w:hAnsi="Times New Roman"/>
-          <w:rtl w:val="0"/>
-        </w:rPr>
-        <w:t xml:space="preserve"> Define las funcionalidades desde la perspectiva del usuario (ver Sección 5).</w:t>
-      </w:r>
-    </w:p>
-    <w:p>
-      <w:pPr>
-        <w:numPr>
-          <w:ilvl w:val="0"/>
-          <w:numId w:val="3"/>
-        </w:numPr>
-        <w:spacing w:after="240" w:before="0" w:beforeAutospacing="0" w:lineRule="auto"/>
-        <w:ind w:left="720" w:hanging="360"/>
-        <w:rPr/>
-      </w:pPr>
-      <w:r>
-        <w:rPr>
-          <w:rFonts w:ascii="Times New Roman" w:cs="Times New Roman" w:eastAsia="Times New Roman" w:hAnsi="Times New Roman"/>
-          <w:b w:val="1"/>
-          <w:rtl w:val="0"/>
-        </w:rPr>
-        <w:t xml:space="preserve">Documentación Técnica:</w:t>
-      </w:r>
-      <w:r>
-        <w:rPr>
-          <w:rFonts w:ascii="Times New Roman" w:cs="Times New Roman" w:eastAsia="Times New Roman" w:hAnsi="Times New Roman"/>
-          <w:rtl w:val="0"/>
-        </w:rPr>
-        <w:t xml:space="preserve"> Incluye la arquitectura propuesta y los estándares de código.</w:t>
-      </w:r>
-    </w:p>
-    <w:p>
-      <w:pPr>
-        <w:pStyle w:val="Heading3"/>
-        <w:keepNext w:val="0"/>
-        <w:keepLines w:val="0"/>
-        <w:spacing w:before="280" w:lineRule="auto"/>
-        <w:rPr>
-          <w:rFonts w:ascii="Times New Roman" w:cs="Times New Roman" w:eastAsia="Times New Roman" w:hAnsi="Times New Roman"/>
-          <w:b w:val="1"/>
-          <w:color w:val="000000"/>
-          <w:sz w:val="22"/>
-          <w:szCs w:val="22"/>
+          <w:sz w:val="24"/>
+          <w:szCs w:val="24"/>
         </w:rPr>
       </w:pPr>
       <w:bookmarkStart w:colFirst="0" w:colLast="0" w:name="_5pcsz8rmt0wf" w:id="1"/>
       <w:bookmarkEnd w:id="1"/>
       <w:r>
         <w:rPr>
-          <w:rFonts w:ascii="Times New Roman" w:cs="Times New Roman" w:eastAsia="Times New Roman" w:hAnsi="Times New Roman"/>
+          <w:rFonts w:ascii="Georgia" w:cs="Georgia" w:eastAsia="Georgia" w:hAnsi="Georgia"/>
           <w:b w:val="1"/>
           <w:color w:val="000000"/>
-          <w:sz w:val="22"/>
-          <w:szCs w:val="22"/>
+          <w:sz w:val="24"/>
+          <w:szCs w:val="24"/>
           <w:rtl w:val="0"/>
         </w:rPr>
         <w:t xml:space="preserve">2. Metodología de Desarrollo: SCRUM</w:t>
@@ -356,27 +423,35 @@
       <w:pPr>
         <w:spacing w:after="240" w:before="240" w:lineRule="auto"/>
         <w:rPr>
-          <w:rFonts w:ascii="Times New Roman" w:cs="Times New Roman" w:eastAsia="Times New Roman" w:hAnsi="Times New Roman"/>
-        </w:rPr>
-      </w:pPr>
-      <w:r>
-        <w:rPr>
-          <w:rFonts w:ascii="Times New Roman" w:cs="Times New Roman" w:eastAsia="Times New Roman" w:hAnsi="Times New Roman"/>
+          <w:rFonts w:ascii="Georgia" w:cs="Georgia" w:eastAsia="Georgia" w:hAnsi="Georgia"/>
+          <w:sz w:val="24"/>
+          <w:szCs w:val="24"/>
+        </w:rPr>
+      </w:pPr>
+      <w:r>
+        <w:rPr>
+          <w:rFonts w:ascii="Georgia" w:cs="Georgia" w:eastAsia="Georgia" w:hAnsi="Georgia"/>
+          <w:sz w:val="24"/>
+          <w:szCs w:val="24"/>
           <w:rtl w:val="0"/>
         </w:rPr>
         <w:t xml:space="preserve">La metodología ágil seleccionada para el proyecto fue </w:t>
       </w:r>
       <w:r>
         <w:rPr>
-          <w:rFonts w:ascii="Times New Roman" w:cs="Times New Roman" w:eastAsia="Times New Roman" w:hAnsi="Times New Roman"/>
-          <w:b w:val="1"/>
+          <w:rFonts w:ascii="Georgia" w:cs="Georgia" w:eastAsia="Georgia" w:hAnsi="Georgia"/>
+          <w:b w:val="1"/>
+          <w:sz w:val="24"/>
+          <w:szCs w:val="24"/>
           <w:rtl w:val="0"/>
         </w:rPr>
         <w:t xml:space="preserve">Scrum</w:t>
       </w:r>
       <w:r>
         <w:rPr>
-          <w:rFonts w:ascii="Times New Roman" w:cs="Times New Roman" w:eastAsia="Times New Roman" w:hAnsi="Times New Roman"/>
+          <w:rFonts w:ascii="Georgia" w:cs="Georgia" w:eastAsia="Georgia" w:hAnsi="Georgia"/>
+          <w:sz w:val="24"/>
+          <w:szCs w:val="24"/>
           <w:rtl w:val="0"/>
         </w:rPr>
         <w:t xml:space="preserve">. Esta elección permite manejar la complejidad, responder a los cambios y entregar valor de forma incremental y temprana.</w:t>
@@ -433,14 +508,18 @@
           <w:p>
             <w:pPr>
               <w:rPr>
-                <w:rFonts w:ascii="Times New Roman" w:cs="Times New Roman" w:eastAsia="Times New Roman" w:hAnsi="Times New Roman"/>
+                <w:rFonts w:ascii="Georgia" w:cs="Georgia" w:eastAsia="Georgia" w:hAnsi="Georgia"/>
                 <w:b w:val="1"/>
+                <w:sz w:val="24"/>
+                <w:szCs w:val="24"/>
               </w:rPr>
             </w:pPr>
             <w:r>
               <w:rPr>
-                <w:rFonts w:ascii="Times New Roman" w:cs="Times New Roman" w:eastAsia="Times New Roman" w:hAnsi="Times New Roman"/>
+                <w:rFonts w:ascii="Georgia" w:cs="Georgia" w:eastAsia="Georgia" w:hAnsi="Georgia"/>
                 <w:b w:val="1"/>
+                <w:sz w:val="24"/>
+                <w:szCs w:val="24"/>
                 <w:rtl w:val="0"/>
               </w:rPr>
               <w:t xml:space="preserve">Elemento</w:t>
@@ -466,14 +545,18 @@
           <w:p>
             <w:pPr>
               <w:rPr>
-                <w:rFonts w:ascii="Times New Roman" w:cs="Times New Roman" w:eastAsia="Times New Roman" w:hAnsi="Times New Roman"/>
+                <w:rFonts w:ascii="Georgia" w:cs="Georgia" w:eastAsia="Georgia" w:hAnsi="Georgia"/>
                 <w:b w:val="1"/>
+                <w:sz w:val="24"/>
+                <w:szCs w:val="24"/>
               </w:rPr>
             </w:pPr>
             <w:r>
               <w:rPr>
-                <w:rFonts w:ascii="Times New Roman" w:cs="Times New Roman" w:eastAsia="Times New Roman" w:hAnsi="Times New Roman"/>
+                <w:rFonts w:ascii="Georgia" w:cs="Georgia" w:eastAsia="Georgia" w:hAnsi="Georgia"/>
                 <w:b w:val="1"/>
+                <w:sz w:val="24"/>
+                <w:szCs w:val="24"/>
                 <w:rtl w:val="0"/>
               </w:rPr>
               <w:t xml:space="preserve">Propósito en PetStore POS</w:t>
@@ -506,13 +589,17 @@
           <w:p>
             <w:pPr>
               <w:rPr>
-                <w:rFonts w:ascii="Times New Roman" w:cs="Times New Roman" w:eastAsia="Times New Roman" w:hAnsi="Times New Roman"/>
+                <w:rFonts w:ascii="Georgia" w:cs="Georgia" w:eastAsia="Georgia" w:hAnsi="Georgia"/>
+                <w:sz w:val="24"/>
+                <w:szCs w:val="24"/>
               </w:rPr>
             </w:pPr>
             <w:r>
               <w:rPr>
-                <w:rFonts w:ascii="Times New Roman" w:cs="Times New Roman" w:eastAsia="Times New Roman" w:hAnsi="Times New Roman"/>
+                <w:rFonts w:ascii="Georgia" w:cs="Georgia" w:eastAsia="Georgia" w:hAnsi="Georgia"/>
                 <w:b w:val="1"/>
+                <w:sz w:val="24"/>
+                <w:szCs w:val="24"/>
                 <w:rtl w:val="0"/>
               </w:rPr>
               <w:t xml:space="preserve">Product Backlog</w:t>
@@ -544,12 +631,16 @@
             <w:pPr>
               <w:spacing w:after="240" w:before="240" w:lineRule="auto"/>
               <w:rPr>
-                <w:rFonts w:ascii="Times New Roman" w:cs="Times New Roman" w:eastAsia="Times New Roman" w:hAnsi="Times New Roman"/>
+                <w:rFonts w:ascii="Georgia" w:cs="Georgia" w:eastAsia="Georgia" w:hAnsi="Georgia"/>
+                <w:sz w:val="24"/>
+                <w:szCs w:val="24"/>
               </w:rPr>
             </w:pPr>
             <w:r>
               <w:rPr>
-                <w:rFonts w:ascii="Times New Roman" w:cs="Times New Roman" w:eastAsia="Times New Roman" w:hAnsi="Times New Roman"/>
+                <w:rFonts w:ascii="Georgia" w:cs="Georgia" w:eastAsia="Georgia" w:hAnsi="Georgia"/>
+                <w:sz w:val="24"/>
+                <w:szCs w:val="24"/>
                 <w:rtl w:val="0"/>
               </w:rPr>
               <w:t xml:space="preserve">Lista priorizada de funcionalidades a implementar, como el Módulo de Adopción y la Extensión con Machine Learning y Chatbot.</w:t>
@@ -582,13 +673,17 @@
           <w:p>
             <w:pPr>
               <w:rPr>
-                <w:rFonts w:ascii="Times New Roman" w:cs="Times New Roman" w:eastAsia="Times New Roman" w:hAnsi="Times New Roman"/>
+                <w:rFonts w:ascii="Georgia" w:cs="Georgia" w:eastAsia="Georgia" w:hAnsi="Georgia"/>
+                <w:sz w:val="24"/>
+                <w:szCs w:val="24"/>
               </w:rPr>
             </w:pPr>
             <w:r>
               <w:rPr>
-                <w:rFonts w:ascii="Times New Roman" w:cs="Times New Roman" w:eastAsia="Times New Roman" w:hAnsi="Times New Roman"/>
+                <w:rFonts w:ascii="Georgia" w:cs="Georgia" w:eastAsia="Georgia" w:hAnsi="Georgia"/>
                 <w:b w:val="1"/>
+                <w:sz w:val="24"/>
+                <w:szCs w:val="24"/>
                 <w:rtl w:val="0"/>
               </w:rPr>
               <w:t xml:space="preserve">Sprints (Iteraciones)</w:t>
@@ -620,42 +715,54 @@
             <w:pPr>
               <w:spacing w:after="240" w:before="240" w:lineRule="auto"/>
               <w:rPr>
-                <w:rFonts w:ascii="Times New Roman" w:cs="Times New Roman" w:eastAsia="Times New Roman" w:hAnsi="Times New Roman"/>
+                <w:rFonts w:ascii="Georgia" w:cs="Georgia" w:eastAsia="Georgia" w:hAnsi="Georgia"/>
+                <w:sz w:val="24"/>
+                <w:szCs w:val="24"/>
               </w:rPr>
             </w:pPr>
             <w:r>
               <w:rPr>
-                <w:rFonts w:ascii="Times New Roman" w:cs="Times New Roman" w:eastAsia="Times New Roman" w:hAnsi="Times New Roman"/>
+                <w:rFonts w:ascii="Georgia" w:cs="Georgia" w:eastAsia="Georgia" w:hAnsi="Georgia"/>
+                <w:sz w:val="24"/>
+                <w:szCs w:val="24"/>
                 <w:rtl w:val="0"/>
               </w:rPr>
               <w:t xml:space="preserve">Periodos para desarrollar bloques de funcionalidad, como el </w:t>
             </w:r>
             <w:r>
               <w:rPr>
-                <w:rFonts w:ascii="Times New Roman" w:cs="Times New Roman" w:eastAsia="Times New Roman" w:hAnsi="Times New Roman"/>
+                <w:rFonts w:ascii="Georgia" w:cs="Georgia" w:eastAsia="Georgia" w:hAnsi="Georgia"/>
                 <w:b w:val="1"/>
+                <w:sz w:val="24"/>
+                <w:szCs w:val="24"/>
                 <w:rtl w:val="0"/>
               </w:rPr>
               <w:t xml:space="preserve">CRUD backend</w:t>
             </w:r>
             <w:r>
               <w:rPr>
-                <w:rFonts w:ascii="Times New Roman" w:cs="Times New Roman" w:eastAsia="Times New Roman" w:hAnsi="Times New Roman"/>
+                <w:rFonts w:ascii="Georgia" w:cs="Georgia" w:eastAsia="Georgia" w:hAnsi="Georgia"/>
+                <w:sz w:val="24"/>
+                <w:szCs w:val="24"/>
                 <w:rtl w:val="0"/>
               </w:rPr>
               <w:t xml:space="preserve"> o la creación de </w:t>
             </w:r>
             <w:r>
               <w:rPr>
-                <w:rFonts w:ascii="Times New Roman" w:cs="Times New Roman" w:eastAsia="Times New Roman" w:hAnsi="Times New Roman"/>
+                <w:rFonts w:ascii="Georgia" w:cs="Georgia" w:eastAsia="Georgia" w:hAnsi="Georgia"/>
                 <w:b w:val="1"/>
+                <w:sz w:val="24"/>
+                <w:szCs w:val="24"/>
                 <w:rtl w:val="0"/>
               </w:rPr>
               <w:t xml:space="preserve">Interfaces frontend</w:t>
             </w:r>
             <w:r>
               <w:rPr>
-                <w:rFonts w:ascii="Times New Roman" w:cs="Times New Roman" w:eastAsia="Times New Roman" w:hAnsi="Times New Roman"/>
+                <w:rFonts w:ascii="Georgia" w:cs="Georgia" w:eastAsia="Georgia" w:hAnsi="Georgia"/>
+                <w:sz w:val="24"/>
+                <w:szCs w:val="24"/>
                 <w:rtl w:val="0"/>
               </w:rPr>
               <w:t xml:space="preserve">.</w:t>
@@ -688,13 +795,17 @@
           <w:p>
             <w:pPr>
               <w:rPr>
-                <w:rFonts w:ascii="Times New Roman" w:cs="Times New Roman" w:eastAsia="Times New Roman" w:hAnsi="Times New Roman"/>
+                <w:rFonts w:ascii="Georgia" w:cs="Georgia" w:eastAsia="Georgia" w:hAnsi="Georgia"/>
+                <w:sz w:val="24"/>
+                <w:szCs w:val="24"/>
               </w:rPr>
             </w:pPr>
             <w:r>
               <w:rPr>
-                <w:rFonts w:ascii="Times New Roman" w:cs="Times New Roman" w:eastAsia="Times New Roman" w:hAnsi="Times New Roman"/>
+                <w:rFonts w:ascii="Georgia" w:cs="Georgia" w:eastAsia="Georgia" w:hAnsi="Georgia"/>
                 <w:b w:val="1"/>
+                <w:sz w:val="24"/>
+                <w:szCs w:val="24"/>
                 <w:rtl w:val="0"/>
               </w:rPr>
               <w:t xml:space="preserve">Daily Scrum</w:t>
@@ -725,12 +836,16 @@
           <w:p>
             <w:pPr>
               <w:rPr>
-                <w:rFonts w:ascii="Times New Roman" w:cs="Times New Roman" w:eastAsia="Times New Roman" w:hAnsi="Times New Roman"/>
+                <w:rFonts w:ascii="Georgia" w:cs="Georgia" w:eastAsia="Georgia" w:hAnsi="Georgia"/>
+                <w:sz w:val="24"/>
+                <w:szCs w:val="24"/>
               </w:rPr>
             </w:pPr>
             <w:r>
               <w:rPr>
-                <w:rFonts w:ascii="Times New Roman" w:cs="Times New Roman" w:eastAsia="Times New Roman" w:hAnsi="Times New Roman"/>
+                <w:rFonts w:ascii="Georgia" w:cs="Georgia" w:eastAsia="Georgia" w:hAnsi="Georgia"/>
+                <w:sz w:val="24"/>
+                <w:szCs w:val="24"/>
                 <w:rtl w:val="0"/>
               </w:rPr>
               <w:t xml:space="preserve">Reunión diaria para sincronizar al equipo e identificar impedimentos.</w:t>
@@ -763,13 +878,17 @@
           <w:p>
             <w:pPr>
               <w:rPr>
-                <w:rFonts w:ascii="Times New Roman" w:cs="Times New Roman" w:eastAsia="Times New Roman" w:hAnsi="Times New Roman"/>
+                <w:rFonts w:ascii="Georgia" w:cs="Georgia" w:eastAsia="Georgia" w:hAnsi="Georgia"/>
+                <w:sz w:val="24"/>
+                <w:szCs w:val="24"/>
               </w:rPr>
             </w:pPr>
             <w:r>
               <w:rPr>
-                <w:rFonts w:ascii="Times New Roman" w:cs="Times New Roman" w:eastAsia="Times New Roman" w:hAnsi="Times New Roman"/>
+                <w:rFonts w:ascii="Georgia" w:cs="Georgia" w:eastAsia="Georgia" w:hAnsi="Georgia"/>
                 <w:b w:val="1"/>
+                <w:sz w:val="24"/>
+                <w:szCs w:val="24"/>
                 <w:rtl w:val="0"/>
               </w:rPr>
               <w:t xml:space="preserve">Incremento</w:t>
@@ -801,12 +920,16 @@
             <w:pPr>
               <w:spacing w:after="240" w:before="240" w:lineRule="auto"/>
               <w:rPr>
-                <w:rFonts w:ascii="Times New Roman" w:cs="Times New Roman" w:eastAsia="Times New Roman" w:hAnsi="Times New Roman"/>
+                <w:rFonts w:ascii="Georgia" w:cs="Georgia" w:eastAsia="Georgia" w:hAnsi="Georgia"/>
+                <w:sz w:val="24"/>
+                <w:szCs w:val="24"/>
               </w:rPr>
             </w:pPr>
             <w:r>
               <w:rPr>
-                <w:rFonts w:ascii="Times New Roman" w:cs="Times New Roman" w:eastAsia="Times New Roman" w:hAnsi="Times New Roman"/>
+                <w:rFonts w:ascii="Georgia" w:cs="Georgia" w:eastAsia="Georgia" w:hAnsi="Georgia"/>
+                <w:sz w:val="24"/>
+                <w:szCs w:val="24"/>
                 <w:rtl w:val="0"/>
               </w:rPr>
               <w:t xml:space="preserve">El resultado funcional y potencialmente liberable después de cada Sprint (ej., la versión con el Punto de venta e Inventario digital con alertas ).</w:t>
@@ -818,7 +941,9 @@
     <w:p>
       <w:pPr>
         <w:rPr>
-          <w:rFonts w:ascii="Times New Roman" w:cs="Times New Roman" w:eastAsia="Times New Roman" w:hAnsi="Times New Roman"/>
+          <w:rFonts w:ascii="Georgia" w:cs="Georgia" w:eastAsia="Georgia" w:hAnsi="Georgia"/>
+          <w:sz w:val="24"/>
+          <w:szCs w:val="24"/>
         </w:rPr>
       </w:pPr>
       <w:r>
@@ -834,22 +959,22 @@
         <w:keepLines w:val="0"/>
         <w:spacing w:before="280" w:lineRule="auto"/>
         <w:rPr>
-          <w:rFonts w:ascii="Times New Roman" w:cs="Times New Roman" w:eastAsia="Times New Roman" w:hAnsi="Times New Roman"/>
+          <w:rFonts w:ascii="Georgia" w:cs="Georgia" w:eastAsia="Georgia" w:hAnsi="Georgia"/>
           <w:b w:val="1"/>
           <w:color w:val="000000"/>
-          <w:sz w:val="22"/>
-          <w:szCs w:val="22"/>
+          <w:sz w:val="24"/>
+          <w:szCs w:val="24"/>
         </w:rPr>
       </w:pPr>
       <w:bookmarkStart w:colFirst="0" w:colLast="0" w:name="_dcmr4cxbdzd3" w:id="2"/>
       <w:bookmarkEnd w:id="2"/>
       <w:r>
         <w:rPr>
-          <w:rFonts w:ascii="Times New Roman" w:cs="Times New Roman" w:eastAsia="Times New Roman" w:hAnsi="Times New Roman"/>
+          <w:rFonts w:ascii="Georgia" w:cs="Georgia" w:eastAsia="Georgia" w:hAnsi="Georgia"/>
           <w:b w:val="1"/>
           <w:color w:val="000000"/>
-          <w:sz w:val="22"/>
-          <w:szCs w:val="22"/>
+          <w:sz w:val="24"/>
+          <w:szCs w:val="24"/>
           <w:rtl w:val="0"/>
         </w:rPr>
         <w:t xml:space="preserve">3. Roles del Equipo</w:t>
@@ -859,12 +984,16 @@
       <w:pPr>
         <w:spacing w:after="240" w:before="240" w:lineRule="auto"/>
         <w:rPr>
-          <w:rFonts w:ascii="Times New Roman" w:cs="Times New Roman" w:eastAsia="Times New Roman" w:hAnsi="Times New Roman"/>
-        </w:rPr>
-      </w:pPr>
-      <w:r>
-        <w:rPr>
-          <w:rFonts w:ascii="Times New Roman" w:cs="Times New Roman" w:eastAsia="Times New Roman" w:hAnsi="Times New Roman"/>
+          <w:rFonts w:ascii="Georgia" w:cs="Georgia" w:eastAsia="Georgia" w:hAnsi="Georgia"/>
+          <w:sz w:val="24"/>
+          <w:szCs w:val="24"/>
+        </w:rPr>
+      </w:pPr>
+      <w:r>
+        <w:rPr>
+          <w:rFonts w:ascii="Georgia" w:cs="Georgia" w:eastAsia="Georgia" w:hAnsi="Georgia"/>
+          <w:sz w:val="24"/>
+          <w:szCs w:val="24"/>
           <w:rtl w:val="0"/>
         </w:rPr>
         <w:t xml:space="preserve">El equipo fue estructurado para cubrir ciertas áreas clave del proyecto, asegurando que todos los aspectos técnicos y de documentación estuvieran cubiertos:</w:t>
@@ -923,14 +1052,18 @@
           <w:p>
             <w:pPr>
               <w:rPr>
-                <w:rFonts w:ascii="Times New Roman" w:cs="Times New Roman" w:eastAsia="Times New Roman" w:hAnsi="Times New Roman"/>
+                <w:rFonts w:ascii="Georgia" w:cs="Georgia" w:eastAsia="Georgia" w:hAnsi="Georgia"/>
                 <w:b w:val="1"/>
+                <w:sz w:val="24"/>
+                <w:szCs w:val="24"/>
               </w:rPr>
             </w:pPr>
             <w:r>
               <w:rPr>
-                <w:rFonts w:ascii="Times New Roman" w:cs="Times New Roman" w:eastAsia="Times New Roman" w:hAnsi="Times New Roman"/>
+                <w:rFonts w:ascii="Georgia" w:cs="Georgia" w:eastAsia="Georgia" w:hAnsi="Georgia"/>
                 <w:b w:val="1"/>
+                <w:sz w:val="24"/>
+                <w:szCs w:val="24"/>
                 <w:rtl w:val="0"/>
               </w:rPr>
               <w:t xml:space="preserve">Integrante</w:t>
@@ -956,14 +1089,18 @@
           <w:p>
             <w:pPr>
               <w:rPr>
-                <w:rFonts w:ascii="Times New Roman" w:cs="Times New Roman" w:eastAsia="Times New Roman" w:hAnsi="Times New Roman"/>
+                <w:rFonts w:ascii="Georgia" w:cs="Georgia" w:eastAsia="Georgia" w:hAnsi="Georgia"/>
                 <w:b w:val="1"/>
+                <w:sz w:val="24"/>
+                <w:szCs w:val="24"/>
               </w:rPr>
             </w:pPr>
             <w:r>
               <w:rPr>
-                <w:rFonts w:ascii="Times New Roman" w:cs="Times New Roman" w:eastAsia="Times New Roman" w:hAnsi="Times New Roman"/>
+                <w:rFonts w:ascii="Georgia" w:cs="Georgia" w:eastAsia="Georgia" w:hAnsi="Georgia"/>
                 <w:b w:val="1"/>
+                <w:sz w:val="24"/>
+                <w:szCs w:val="24"/>
                 <w:rtl w:val="0"/>
               </w:rPr>
               <w:t xml:space="preserve">Rol Principal</w:t>
@@ -984,7 +1121,9 @@
           <w:p>
             <w:pPr>
               <w:rPr>
-                <w:rFonts w:ascii="Times New Roman" w:cs="Times New Roman" w:eastAsia="Times New Roman" w:hAnsi="Times New Roman"/>
+                <w:rFonts w:ascii="Georgia" w:cs="Georgia" w:eastAsia="Georgia" w:hAnsi="Georgia"/>
+                <w:sz w:val="24"/>
+                <w:szCs w:val="24"/>
               </w:rPr>
             </w:pPr>
             <w:r>
@@ -1021,14 +1160,18 @@
             <w:pPr>
               <w:spacing w:after="240" w:before="240" w:lineRule="auto"/>
               <w:rPr>
-                <w:rFonts w:ascii="Times New Roman" w:cs="Times New Roman" w:eastAsia="Times New Roman" w:hAnsi="Times New Roman"/>
+                <w:rFonts w:ascii="Georgia" w:cs="Georgia" w:eastAsia="Georgia" w:hAnsi="Georgia"/>
                 <w:b w:val="1"/>
+                <w:sz w:val="24"/>
+                <w:szCs w:val="24"/>
               </w:rPr>
             </w:pPr>
             <w:r>
               <w:rPr>
-                <w:rFonts w:ascii="Times New Roman" w:cs="Times New Roman" w:eastAsia="Times New Roman" w:hAnsi="Times New Roman"/>
+                <w:rFonts w:ascii="Georgia" w:cs="Georgia" w:eastAsia="Georgia" w:hAnsi="Georgia"/>
                 <w:b w:val="1"/>
+                <w:sz w:val="24"/>
+                <w:szCs w:val="24"/>
                 <w:rtl w:val="0"/>
               </w:rPr>
               <w:t xml:space="preserve">Fabián Valenzuela</w:t>
@@ -1055,12 +1198,16 @@
             <w:pPr>
               <w:spacing w:after="240" w:before="240" w:lineRule="auto"/>
               <w:rPr>
-                <w:rFonts w:ascii="Times New Roman" w:cs="Times New Roman" w:eastAsia="Times New Roman" w:hAnsi="Times New Roman"/>
+                <w:rFonts w:ascii="Georgia" w:cs="Georgia" w:eastAsia="Georgia" w:hAnsi="Georgia"/>
+                <w:sz w:val="24"/>
+                <w:szCs w:val="24"/>
               </w:rPr>
             </w:pPr>
             <w:r>
               <w:rPr>
-                <w:rFonts w:ascii="Times New Roman" w:cs="Times New Roman" w:eastAsia="Times New Roman" w:hAnsi="Times New Roman"/>
+                <w:rFonts w:ascii="Georgia" w:cs="Georgia" w:eastAsia="Georgia" w:hAnsi="Georgia"/>
+                <w:sz w:val="24"/>
+                <w:szCs w:val="24"/>
                 <w:rtl w:val="0"/>
               </w:rPr>
               <w:t xml:space="preserve">Frontend, Integración, Documentación</w:t>
@@ -1087,7 +1234,9 @@
             <w:pPr>
               <w:spacing w:after="240" w:before="240" w:lineRule="auto"/>
               <w:rPr>
-                <w:rFonts w:ascii="Times New Roman" w:cs="Times New Roman" w:eastAsia="Times New Roman" w:hAnsi="Times New Roman"/>
+                <w:rFonts w:ascii="Georgia" w:cs="Georgia" w:eastAsia="Georgia" w:hAnsi="Georgia"/>
+                <w:sz w:val="24"/>
+                <w:szCs w:val="24"/>
               </w:rPr>
             </w:pPr>
             <w:r>
@@ -1124,14 +1273,18 @@
             <w:pPr>
               <w:spacing w:after="240" w:before="240" w:lineRule="auto"/>
               <w:rPr>
-                <w:rFonts w:ascii="Times New Roman" w:cs="Times New Roman" w:eastAsia="Times New Roman" w:hAnsi="Times New Roman"/>
+                <w:rFonts w:ascii="Georgia" w:cs="Georgia" w:eastAsia="Georgia" w:hAnsi="Georgia"/>
                 <w:b w:val="1"/>
+                <w:sz w:val="24"/>
+                <w:szCs w:val="24"/>
               </w:rPr>
             </w:pPr>
             <w:r>
               <w:rPr>
-                <w:rFonts w:ascii="Times New Roman" w:cs="Times New Roman" w:eastAsia="Times New Roman" w:hAnsi="Times New Roman"/>
+                <w:rFonts w:ascii="Georgia" w:cs="Georgia" w:eastAsia="Georgia" w:hAnsi="Georgia"/>
                 <w:b w:val="1"/>
+                <w:sz w:val="24"/>
+                <w:szCs w:val="24"/>
                 <w:rtl w:val="0"/>
               </w:rPr>
               <w:t xml:space="preserve">Martín Mondaca</w:t>
@@ -1158,12 +1311,16 @@
             <w:pPr>
               <w:spacing w:after="240" w:before="240" w:lineRule="auto"/>
               <w:rPr>
-                <w:rFonts w:ascii="Times New Roman" w:cs="Times New Roman" w:eastAsia="Times New Roman" w:hAnsi="Times New Roman"/>
+                <w:rFonts w:ascii="Georgia" w:cs="Georgia" w:eastAsia="Georgia" w:hAnsi="Georgia"/>
+                <w:sz w:val="24"/>
+                <w:szCs w:val="24"/>
               </w:rPr>
             </w:pPr>
             <w:r>
               <w:rPr>
-                <w:rFonts w:ascii="Times New Roman" w:cs="Times New Roman" w:eastAsia="Times New Roman" w:hAnsi="Times New Roman"/>
+                <w:rFonts w:ascii="Georgia" w:cs="Georgia" w:eastAsia="Georgia" w:hAnsi="Georgia"/>
+                <w:sz w:val="24"/>
+                <w:szCs w:val="24"/>
                 <w:rtl w:val="0"/>
               </w:rPr>
               <w:t xml:space="preserve">Documentación , Full-Stack, Pruebas</w:t>
@@ -1190,7 +1347,9 @@
             <w:pPr>
               <w:spacing w:after="240" w:before="240" w:lineRule="auto"/>
               <w:rPr>
-                <w:rFonts w:ascii="Times New Roman" w:cs="Times New Roman" w:eastAsia="Times New Roman" w:hAnsi="Times New Roman"/>
+                <w:rFonts w:ascii="Georgia" w:cs="Georgia" w:eastAsia="Georgia" w:hAnsi="Georgia"/>
+                <w:sz w:val="24"/>
+                <w:szCs w:val="24"/>
               </w:rPr>
             </w:pPr>
             <w:r>
@@ -1227,14 +1386,18 @@
             <w:pPr>
               <w:spacing w:after="240" w:before="240" w:lineRule="auto"/>
               <w:rPr>
-                <w:rFonts w:ascii="Times New Roman" w:cs="Times New Roman" w:eastAsia="Times New Roman" w:hAnsi="Times New Roman"/>
+                <w:rFonts w:ascii="Georgia" w:cs="Georgia" w:eastAsia="Georgia" w:hAnsi="Georgia"/>
                 <w:b w:val="1"/>
+                <w:sz w:val="24"/>
+                <w:szCs w:val="24"/>
               </w:rPr>
             </w:pPr>
             <w:r>
               <w:rPr>
-                <w:rFonts w:ascii="Times New Roman" w:cs="Times New Roman" w:eastAsia="Times New Roman" w:hAnsi="Times New Roman"/>
+                <w:rFonts w:ascii="Georgia" w:cs="Georgia" w:eastAsia="Georgia" w:hAnsi="Georgia"/>
                 <w:b w:val="1"/>
+                <w:sz w:val="24"/>
+                <w:szCs w:val="24"/>
                 <w:rtl w:val="0"/>
               </w:rPr>
               <w:t xml:space="preserve">Diego Silva</w:t>
@@ -1261,12 +1424,16 @@
             <w:pPr>
               <w:spacing w:after="240" w:before="240" w:lineRule="auto"/>
               <w:rPr>
-                <w:rFonts w:ascii="Times New Roman" w:cs="Times New Roman" w:eastAsia="Times New Roman" w:hAnsi="Times New Roman"/>
+                <w:rFonts w:ascii="Georgia" w:cs="Georgia" w:eastAsia="Georgia" w:hAnsi="Georgia"/>
+                <w:sz w:val="24"/>
+                <w:szCs w:val="24"/>
               </w:rPr>
             </w:pPr>
             <w:r>
               <w:rPr>
-                <w:rFonts w:ascii="Times New Roman" w:cs="Times New Roman" w:eastAsia="Times New Roman" w:hAnsi="Times New Roman"/>
+                <w:rFonts w:ascii="Georgia" w:cs="Georgia" w:eastAsia="Georgia" w:hAnsi="Georgia"/>
+                <w:sz w:val="24"/>
+                <w:szCs w:val="24"/>
                 <w:rtl w:val="0"/>
               </w:rPr>
               <w:t xml:space="preserve">Bases de Datos, Frontend, Documentación</w:t>
@@ -1293,7 +1460,9 @@
             <w:pPr>
               <w:spacing w:after="240" w:before="240" w:lineRule="auto"/>
               <w:rPr>
-                <w:rFonts w:ascii="Times New Roman" w:cs="Times New Roman" w:eastAsia="Times New Roman" w:hAnsi="Times New Roman"/>
+                <w:rFonts w:ascii="Georgia" w:cs="Georgia" w:eastAsia="Georgia" w:hAnsi="Georgia"/>
+                <w:sz w:val="24"/>
+                <w:szCs w:val="24"/>
               </w:rPr>
             </w:pPr>
             <w:r>
@@ -1308,7 +1477,9 @@
     <w:p>
       <w:pPr>
         <w:rPr>
-          <w:rFonts w:ascii="Times New Roman" w:cs="Times New Roman" w:eastAsia="Times New Roman" w:hAnsi="Times New Roman"/>
+          <w:rFonts w:ascii="Georgia" w:cs="Georgia" w:eastAsia="Georgia" w:hAnsi="Georgia"/>
+          <w:sz w:val="24"/>
+          <w:szCs w:val="24"/>
         </w:rPr>
       </w:pPr>
       <w:r>
@@ -1324,22 +1495,22 @@
         <w:keepLines w:val="0"/>
         <w:spacing w:before="280" w:lineRule="auto"/>
         <w:rPr>
-          <w:rFonts w:ascii="Times New Roman" w:cs="Times New Roman" w:eastAsia="Times New Roman" w:hAnsi="Times New Roman"/>
+          <w:rFonts w:ascii="Georgia" w:cs="Georgia" w:eastAsia="Georgia" w:hAnsi="Georgia"/>
           <w:b w:val="1"/>
           <w:color w:val="000000"/>
-          <w:sz w:val="22"/>
-          <w:szCs w:val="22"/>
+          <w:sz w:val="24"/>
+          <w:szCs w:val="24"/>
         </w:rPr>
       </w:pPr>
       <w:bookmarkStart w:colFirst="0" w:colLast="0" w:name="_jwbja53kbgwy" w:id="3"/>
       <w:bookmarkEnd w:id="3"/>
       <w:r>
         <w:rPr>
-          <w:rFonts w:ascii="Times New Roman" w:cs="Times New Roman" w:eastAsia="Times New Roman" w:hAnsi="Times New Roman"/>
+          <w:rFonts w:ascii="Georgia" w:cs="Georgia" w:eastAsia="Georgia" w:hAnsi="Georgia"/>
           <w:b w:val="1"/>
           <w:color w:val="000000"/>
-          <w:sz w:val="22"/>
-          <w:szCs w:val="22"/>
+          <w:sz w:val="24"/>
+          <w:szCs w:val="24"/>
           <w:rtl w:val="0"/>
         </w:rPr>
         <w:t xml:space="preserve">4. Plan de Trabajo (Etapas de Desarrollo)</w:t>
@@ -1349,12 +1520,16 @@
       <w:pPr>
         <w:spacing w:after="240" w:before="240" w:lineRule="auto"/>
         <w:rPr>
-          <w:rFonts w:ascii="Times New Roman" w:cs="Times New Roman" w:eastAsia="Times New Roman" w:hAnsi="Times New Roman"/>
-        </w:rPr>
-      </w:pPr>
-      <w:r>
-        <w:rPr>
-          <w:rFonts w:ascii="Times New Roman" w:cs="Times New Roman" w:eastAsia="Times New Roman" w:hAnsi="Times New Roman"/>
+          <w:rFonts w:ascii="Georgia" w:cs="Georgia" w:eastAsia="Georgia" w:hAnsi="Georgia"/>
+          <w:sz w:val="24"/>
+          <w:szCs w:val="24"/>
+        </w:rPr>
+      </w:pPr>
+      <w:r>
+        <w:rPr>
+          <w:rFonts w:ascii="Georgia" w:cs="Georgia" w:eastAsia="Georgia" w:hAnsi="Georgia"/>
+          <w:sz w:val="24"/>
+          <w:szCs w:val="24"/>
           <w:rtl w:val="0"/>
         </w:rPr>
         <w:t xml:space="preserve">El desarrollo se planificó en fases secuenciales que se adaptarían a los Sprints de SCRUM:</w:t>
@@ -1364,23 +1539,30 @@
       <w:pPr>
         <w:numPr>
           <w:ilvl w:val="0"/>
-          <w:numId w:val="7"/>
+          <w:numId w:val="13"/>
         </w:numPr>
         <w:spacing w:after="0" w:afterAutospacing="0" w:before="240" w:lineRule="auto"/>
         <w:ind w:left="720" w:hanging="360"/>
-        <w:rPr/>
-      </w:pPr>
-      <w:r>
-        <w:rPr>
-          <w:rFonts w:ascii="Times New Roman" w:cs="Times New Roman" w:eastAsia="Times New Roman" w:hAnsi="Times New Roman"/>
-          <w:b w:val="1"/>
+        <w:rPr>
+          <w:sz w:val="24"/>
+          <w:szCs w:val="24"/>
+        </w:rPr>
+      </w:pPr>
+      <w:r>
+        <w:rPr>
+          <w:rFonts w:ascii="Georgia" w:cs="Georgia" w:eastAsia="Georgia" w:hAnsi="Georgia"/>
+          <w:b w:val="1"/>
+          <w:sz w:val="24"/>
+          <w:szCs w:val="24"/>
           <w:rtl w:val="0"/>
         </w:rPr>
         <w:t xml:space="preserve">Diseño de Base de Datos</w:t>
       </w:r>
       <w:r>
         <w:rPr>
-          <w:rFonts w:ascii="Times New Roman" w:cs="Times New Roman" w:eastAsia="Times New Roman" w:hAnsi="Times New Roman"/>
+          <w:rFonts w:ascii="Georgia" w:cs="Georgia" w:eastAsia="Georgia" w:hAnsi="Georgia"/>
+          <w:sz w:val="24"/>
+          <w:szCs w:val="24"/>
           <w:rtl w:val="0"/>
         </w:rPr>
         <w:t xml:space="preserve">.</w:t>
@@ -1390,23 +1572,30 @@
       <w:pPr>
         <w:numPr>
           <w:ilvl w:val="0"/>
-          <w:numId w:val="7"/>
+          <w:numId w:val="13"/>
         </w:numPr>
         <w:spacing w:after="0" w:afterAutospacing="0" w:before="0" w:beforeAutospacing="0" w:lineRule="auto"/>
         <w:ind w:left="720" w:hanging="360"/>
-        <w:rPr/>
-      </w:pPr>
-      <w:r>
-        <w:rPr>
-          <w:rFonts w:ascii="Times New Roman" w:cs="Times New Roman" w:eastAsia="Times New Roman" w:hAnsi="Times New Roman"/>
-          <w:b w:val="1"/>
+        <w:rPr>
+          <w:sz w:val="24"/>
+          <w:szCs w:val="24"/>
+        </w:rPr>
+      </w:pPr>
+      <w:r>
+        <w:rPr>
+          <w:rFonts w:ascii="Georgia" w:cs="Georgia" w:eastAsia="Georgia" w:hAnsi="Georgia"/>
+          <w:b w:val="1"/>
+          <w:sz w:val="24"/>
+          <w:szCs w:val="24"/>
           <w:rtl w:val="0"/>
         </w:rPr>
         <w:t xml:space="preserve">CRUD backend</w:t>
       </w:r>
       <w:r>
         <w:rPr>
-          <w:rFonts w:ascii="Times New Roman" w:cs="Times New Roman" w:eastAsia="Times New Roman" w:hAnsi="Times New Roman"/>
+          <w:rFonts w:ascii="Georgia" w:cs="Georgia" w:eastAsia="Georgia" w:hAnsi="Georgia"/>
+          <w:sz w:val="24"/>
+          <w:szCs w:val="24"/>
           <w:rtl w:val="0"/>
         </w:rPr>
         <w:t xml:space="preserve">.</w:t>
@@ -1416,23 +1605,30 @@
       <w:pPr>
         <w:numPr>
           <w:ilvl w:val="0"/>
-          <w:numId w:val="7"/>
+          <w:numId w:val="13"/>
         </w:numPr>
         <w:spacing w:after="0" w:afterAutospacing="0" w:before="0" w:beforeAutospacing="0" w:lineRule="auto"/>
         <w:ind w:left="720" w:hanging="360"/>
-        <w:rPr/>
-      </w:pPr>
-      <w:r>
-        <w:rPr>
-          <w:rFonts w:ascii="Times New Roman" w:cs="Times New Roman" w:eastAsia="Times New Roman" w:hAnsi="Times New Roman"/>
-          <w:b w:val="1"/>
+        <w:rPr>
+          <w:sz w:val="24"/>
+          <w:szCs w:val="24"/>
+        </w:rPr>
+      </w:pPr>
+      <w:r>
+        <w:rPr>
+          <w:rFonts w:ascii="Georgia" w:cs="Georgia" w:eastAsia="Georgia" w:hAnsi="Georgia"/>
+          <w:b w:val="1"/>
+          <w:sz w:val="24"/>
+          <w:szCs w:val="24"/>
           <w:rtl w:val="0"/>
         </w:rPr>
         <w:t xml:space="preserve">Interfaces frontend</w:t>
       </w:r>
       <w:r>
         <w:rPr>
-          <w:rFonts w:ascii="Times New Roman" w:cs="Times New Roman" w:eastAsia="Times New Roman" w:hAnsi="Times New Roman"/>
+          <w:rFonts w:ascii="Georgia" w:cs="Georgia" w:eastAsia="Georgia" w:hAnsi="Georgia"/>
+          <w:sz w:val="24"/>
+          <w:szCs w:val="24"/>
           <w:rtl w:val="0"/>
         </w:rPr>
         <w:t xml:space="preserve">.</w:t>
@@ -1442,23 +1638,30 @@
       <w:pPr>
         <w:numPr>
           <w:ilvl w:val="0"/>
-          <w:numId w:val="7"/>
+          <w:numId w:val="13"/>
         </w:numPr>
         <w:spacing w:after="0" w:afterAutospacing="0" w:before="0" w:beforeAutospacing="0" w:lineRule="auto"/>
         <w:ind w:left="720" w:hanging="360"/>
-        <w:rPr/>
-      </w:pPr>
-      <w:r>
-        <w:rPr>
-          <w:rFonts w:ascii="Times New Roman" w:cs="Times New Roman" w:eastAsia="Times New Roman" w:hAnsi="Times New Roman"/>
-          <w:b w:val="1"/>
+        <w:rPr>
+          <w:sz w:val="24"/>
+          <w:szCs w:val="24"/>
+        </w:rPr>
+      </w:pPr>
+      <w:r>
+        <w:rPr>
+          <w:rFonts w:ascii="Georgia" w:cs="Georgia" w:eastAsia="Georgia" w:hAnsi="Georgia"/>
+          <w:b w:val="1"/>
+          <w:sz w:val="24"/>
+          <w:szCs w:val="24"/>
           <w:rtl w:val="0"/>
         </w:rPr>
         <w:t xml:space="preserve">Integración</w:t>
       </w:r>
       <w:r>
         <w:rPr>
-          <w:rFonts w:ascii="Times New Roman" w:cs="Times New Roman" w:eastAsia="Times New Roman" w:hAnsi="Times New Roman"/>
+          <w:rFonts w:ascii="Georgia" w:cs="Georgia" w:eastAsia="Georgia" w:hAnsi="Georgia"/>
+          <w:sz w:val="24"/>
+          <w:szCs w:val="24"/>
           <w:rtl w:val="0"/>
         </w:rPr>
         <w:t xml:space="preserve">.</w:t>
@@ -1468,23 +1671,30 @@
       <w:pPr>
         <w:numPr>
           <w:ilvl w:val="0"/>
-          <w:numId w:val="7"/>
+          <w:numId w:val="13"/>
         </w:numPr>
         <w:spacing w:after="0" w:afterAutospacing="0" w:before="0" w:beforeAutospacing="0" w:lineRule="auto"/>
         <w:ind w:left="720" w:hanging="360"/>
-        <w:rPr/>
-      </w:pPr>
-      <w:r>
-        <w:rPr>
-          <w:rFonts w:ascii="Times New Roman" w:cs="Times New Roman" w:eastAsia="Times New Roman" w:hAnsi="Times New Roman"/>
-          <w:b w:val="1"/>
+        <w:rPr>
+          <w:sz w:val="24"/>
+          <w:szCs w:val="24"/>
+        </w:rPr>
+      </w:pPr>
+      <w:r>
+        <w:rPr>
+          <w:rFonts w:ascii="Georgia" w:cs="Georgia" w:eastAsia="Georgia" w:hAnsi="Georgia"/>
+          <w:b w:val="1"/>
+          <w:sz w:val="24"/>
+          <w:szCs w:val="24"/>
           <w:rtl w:val="0"/>
         </w:rPr>
         <w:t xml:space="preserve">Reportes</w:t>
       </w:r>
       <w:r>
         <w:rPr>
-          <w:rFonts w:ascii="Times New Roman" w:cs="Times New Roman" w:eastAsia="Times New Roman" w:hAnsi="Times New Roman"/>
+          <w:rFonts w:ascii="Georgia" w:cs="Georgia" w:eastAsia="Georgia" w:hAnsi="Georgia"/>
+          <w:sz w:val="24"/>
+          <w:szCs w:val="24"/>
           <w:rtl w:val="0"/>
         </w:rPr>
         <w:t xml:space="preserve">.</w:t>
@@ -1494,23 +1704,30 @@
       <w:pPr>
         <w:numPr>
           <w:ilvl w:val="0"/>
-          <w:numId w:val="7"/>
+          <w:numId w:val="13"/>
         </w:numPr>
         <w:spacing w:after="0" w:afterAutospacing="0" w:before="0" w:beforeAutospacing="0" w:lineRule="auto"/>
         <w:ind w:left="720" w:hanging="360"/>
-        <w:rPr/>
-      </w:pPr>
-      <w:r>
-        <w:rPr>
-          <w:rFonts w:ascii="Times New Roman" w:cs="Times New Roman" w:eastAsia="Times New Roman" w:hAnsi="Times New Roman"/>
-          <w:b w:val="1"/>
+        <w:rPr>
+          <w:sz w:val="24"/>
+          <w:szCs w:val="24"/>
+        </w:rPr>
+      </w:pPr>
+      <w:r>
+        <w:rPr>
+          <w:rFonts w:ascii="Georgia" w:cs="Georgia" w:eastAsia="Georgia" w:hAnsi="Georgia"/>
+          <w:b w:val="1"/>
+          <w:sz w:val="24"/>
+          <w:szCs w:val="24"/>
           <w:rtl w:val="0"/>
         </w:rPr>
         <w:t xml:space="preserve">Pruebas</w:t>
       </w:r>
       <w:r>
         <w:rPr>
-          <w:rFonts w:ascii="Times New Roman" w:cs="Times New Roman" w:eastAsia="Times New Roman" w:hAnsi="Times New Roman"/>
+          <w:rFonts w:ascii="Georgia" w:cs="Georgia" w:eastAsia="Georgia" w:hAnsi="Georgia"/>
+          <w:sz w:val="24"/>
+          <w:szCs w:val="24"/>
           <w:rtl w:val="0"/>
         </w:rPr>
         <w:t xml:space="preserve">.</w:t>
@@ -1520,26 +1737,48 @@
       <w:pPr>
         <w:numPr>
           <w:ilvl w:val="0"/>
-          <w:numId w:val="7"/>
+          <w:numId w:val="13"/>
         </w:numPr>
         <w:spacing w:after="240" w:before="0" w:beforeAutospacing="0" w:lineRule="auto"/>
         <w:ind w:left="720" w:hanging="360"/>
-        <w:rPr/>
-      </w:pPr>
-      <w:r>
-        <w:rPr>
-          <w:rFonts w:ascii="Times New Roman" w:cs="Times New Roman" w:eastAsia="Times New Roman" w:hAnsi="Times New Roman"/>
-          <w:b w:val="1"/>
+        <w:rPr>
+          <w:sz w:val="24"/>
+          <w:szCs w:val="24"/>
+        </w:rPr>
+      </w:pPr>
+      <w:r>
+        <w:rPr>
+          <w:rFonts w:ascii="Georgia" w:cs="Georgia" w:eastAsia="Georgia" w:hAnsi="Georgia"/>
+          <w:b w:val="1"/>
+          <w:sz w:val="24"/>
+          <w:szCs w:val="24"/>
           <w:rtl w:val="0"/>
         </w:rPr>
         <w:t xml:space="preserve">Documentación</w:t>
       </w:r>
       <w:r>
         <w:rPr>
-          <w:rFonts w:ascii="Times New Roman" w:cs="Times New Roman" w:eastAsia="Times New Roman" w:hAnsi="Times New Roman"/>
+          <w:rFonts w:ascii="Georgia" w:cs="Georgia" w:eastAsia="Georgia" w:hAnsi="Georgia"/>
+          <w:sz w:val="24"/>
+          <w:szCs w:val="24"/>
           <w:rtl w:val="0"/>
         </w:rPr>
         <w:t xml:space="preserve">.</w:t>
+      </w:r>
+    </w:p>
+    <w:p>
+      <w:pPr>
+        <w:spacing w:after="240" w:before="240" w:lineRule="auto"/>
+        <w:rPr>
+          <w:rFonts w:ascii="Georgia" w:cs="Georgia" w:eastAsia="Georgia" w:hAnsi="Georgia"/>
+          <w:sz w:val="24"/>
+          <w:szCs w:val="24"/>
+        </w:rPr>
+      </w:pPr>
+      <w:r>
+        <w:rPr>
+          <w:rtl w:val="0"/>
+        </w:rPr>
       </w:r>
     </w:p>
     <w:p>
@@ -1549,22 +1788,22 @@
         <w:keepLines w:val="0"/>
         <w:spacing w:before="280" w:lineRule="auto"/>
         <w:rPr>
-          <w:rFonts w:ascii="Times New Roman" w:cs="Times New Roman" w:eastAsia="Times New Roman" w:hAnsi="Times New Roman"/>
+          <w:rFonts w:ascii="Georgia" w:cs="Georgia" w:eastAsia="Georgia" w:hAnsi="Georgia"/>
           <w:b w:val="1"/>
           <w:color w:val="000000"/>
-          <w:sz w:val="22"/>
-          <w:szCs w:val="22"/>
+          <w:sz w:val="24"/>
+          <w:szCs w:val="24"/>
         </w:rPr>
       </w:pPr>
       <w:bookmarkStart w:colFirst="0" w:colLast="0" w:name="_d362ju3iqee4" w:id="4"/>
       <w:bookmarkEnd w:id="4"/>
       <w:r>
         <w:rPr>
-          <w:rFonts w:ascii="Times New Roman" w:cs="Times New Roman" w:eastAsia="Times New Roman" w:hAnsi="Times New Roman"/>
+          <w:rFonts w:ascii="Georgia" w:cs="Georgia" w:eastAsia="Georgia" w:hAnsi="Georgia"/>
           <w:b w:val="1"/>
           <w:color w:val="000000"/>
-          <w:sz w:val="22"/>
-          <w:szCs w:val="22"/>
+          <w:sz w:val="24"/>
+          <w:szCs w:val="24"/>
           <w:rtl w:val="0"/>
         </w:rPr>
         <w:t xml:space="preserve">5. Requerimientos y Tecnologías</w:t>
@@ -1574,12 +1813,16 @@
       <w:pPr>
         <w:spacing w:after="240" w:before="240" w:lineRule="auto"/>
         <w:rPr>
-          <w:rFonts w:ascii="Times New Roman" w:cs="Times New Roman" w:eastAsia="Times New Roman" w:hAnsi="Times New Roman"/>
-        </w:rPr>
-      </w:pPr>
-      <w:r>
-        <w:rPr>
-          <w:rFonts w:ascii="Times New Roman" w:cs="Times New Roman" w:eastAsia="Times New Roman" w:hAnsi="Times New Roman"/>
+          <w:rFonts w:ascii="Georgia" w:cs="Georgia" w:eastAsia="Georgia" w:hAnsi="Georgia"/>
+          <w:sz w:val="24"/>
+          <w:szCs w:val="24"/>
+        </w:rPr>
+      </w:pPr>
+      <w:r>
+        <w:rPr>
+          <w:rFonts w:ascii="Georgia" w:cs="Georgia" w:eastAsia="Georgia" w:hAnsi="Georgia"/>
+          <w:sz w:val="24"/>
+          <w:szCs w:val="24"/>
           <w:rtl w:val="0"/>
         </w:rPr>
         <w:t xml:space="preserve">Los requerimientos se basan en solucionar la problemática (registros manuales, falta de reportes, escasa accesibilidad) a través de la solución propuesta.</w:t>
@@ -1640,14 +1883,18 @@
           <w:p>
             <w:pPr>
               <w:rPr>
-                <w:rFonts w:ascii="Times New Roman" w:cs="Times New Roman" w:eastAsia="Times New Roman" w:hAnsi="Times New Roman"/>
+                <w:rFonts w:ascii="Georgia" w:cs="Georgia" w:eastAsia="Georgia" w:hAnsi="Georgia"/>
                 <w:b w:val="1"/>
+                <w:sz w:val="24"/>
+                <w:szCs w:val="24"/>
               </w:rPr>
             </w:pPr>
             <w:r>
               <w:rPr>
-                <w:rFonts w:ascii="Times New Roman" w:cs="Times New Roman" w:eastAsia="Times New Roman" w:hAnsi="Times New Roman"/>
+                <w:rFonts w:ascii="Georgia" w:cs="Georgia" w:eastAsia="Georgia" w:hAnsi="Georgia"/>
                 <w:b w:val="1"/>
+                <w:sz w:val="24"/>
+                <w:szCs w:val="24"/>
                 <w:rtl w:val="0"/>
               </w:rPr>
               <w:t xml:space="preserve">Requerimiento (Funcionalidad Clave)</w:t>
@@ -1673,14 +1920,18 @@
           <w:p>
             <w:pPr>
               <w:rPr>
-                <w:rFonts w:ascii="Times New Roman" w:cs="Times New Roman" w:eastAsia="Times New Roman" w:hAnsi="Times New Roman"/>
+                <w:rFonts w:ascii="Georgia" w:cs="Georgia" w:eastAsia="Georgia" w:hAnsi="Georgia"/>
                 <w:b w:val="1"/>
+                <w:sz w:val="24"/>
+                <w:szCs w:val="24"/>
               </w:rPr>
             </w:pPr>
             <w:r>
               <w:rPr>
-                <w:rFonts w:ascii="Times New Roman" w:cs="Times New Roman" w:eastAsia="Times New Roman" w:hAnsi="Times New Roman"/>
+                <w:rFonts w:ascii="Georgia" w:cs="Georgia" w:eastAsia="Georgia" w:hAnsi="Georgia"/>
                 <w:b w:val="1"/>
+                <w:sz w:val="24"/>
+                <w:szCs w:val="24"/>
                 <w:rtl w:val="0"/>
               </w:rPr>
               <w:t xml:space="preserve">Tecnología Propuesta</w:t>
@@ -1701,7 +1952,9 @@
           <w:p>
             <w:pPr>
               <w:rPr>
-                <w:rFonts w:ascii="Times New Roman" w:cs="Times New Roman" w:eastAsia="Times New Roman" w:hAnsi="Times New Roman"/>
+                <w:rFonts w:ascii="Georgia" w:cs="Georgia" w:eastAsia="Georgia" w:hAnsi="Georgia"/>
+                <w:sz w:val="24"/>
+                <w:szCs w:val="24"/>
               </w:rPr>
             </w:pPr>
             <w:r>
@@ -1725,7 +1978,9 @@
           <w:p>
             <w:pPr>
               <w:rPr>
-                <w:rFonts w:ascii="Times New Roman" w:cs="Times New Roman" w:eastAsia="Times New Roman" w:hAnsi="Times New Roman"/>
+                <w:rFonts w:ascii="Georgia" w:cs="Georgia" w:eastAsia="Georgia" w:hAnsi="Georgia"/>
+                <w:sz w:val="24"/>
+                <w:szCs w:val="24"/>
               </w:rPr>
             </w:pPr>
             <w:r>
@@ -1762,20 +2017,26 @@
             <w:pPr>
               <w:spacing w:after="240" w:before="240" w:lineRule="auto"/>
               <w:rPr>
-                <w:rFonts w:ascii="Times New Roman" w:cs="Times New Roman" w:eastAsia="Times New Roman" w:hAnsi="Times New Roman"/>
+                <w:rFonts w:ascii="Georgia" w:cs="Georgia" w:eastAsia="Georgia" w:hAnsi="Georgia"/>
+                <w:sz w:val="24"/>
+                <w:szCs w:val="24"/>
               </w:rPr>
             </w:pPr>
             <w:r>
               <w:rPr>
-                <w:rFonts w:ascii="Times New Roman" w:cs="Times New Roman" w:eastAsia="Times New Roman" w:hAnsi="Times New Roman"/>
+                <w:rFonts w:ascii="Georgia" w:cs="Georgia" w:eastAsia="Georgia" w:hAnsi="Georgia"/>
                 <w:b w:val="1"/>
+                <w:sz w:val="24"/>
+                <w:szCs w:val="24"/>
                 <w:rtl w:val="0"/>
               </w:rPr>
               <w:t xml:space="preserve">Punto de Venta e Inventario</w:t>
             </w:r>
             <w:r>
               <w:rPr>
-                <w:rFonts w:ascii="Times New Roman" w:cs="Times New Roman" w:eastAsia="Times New Roman" w:hAnsi="Times New Roman"/>
+                <w:rFonts w:ascii="Georgia" w:cs="Georgia" w:eastAsia="Georgia" w:hAnsi="Georgia"/>
+                <w:sz w:val="24"/>
+                <w:szCs w:val="24"/>
                 <w:rtl w:val="0"/>
               </w:rPr>
               <w:t xml:space="preserve"> (CRUD y alertas de stock/vencimiento)</w:t>
@@ -1802,35 +2063,45 @@
             <w:pPr>
               <w:spacing w:after="240" w:before="240" w:lineRule="auto"/>
               <w:rPr>
-                <w:rFonts w:ascii="Times New Roman" w:cs="Times New Roman" w:eastAsia="Times New Roman" w:hAnsi="Times New Roman"/>
+                <w:rFonts w:ascii="Georgia" w:cs="Georgia" w:eastAsia="Georgia" w:hAnsi="Georgia"/>
+                <w:sz w:val="24"/>
+                <w:szCs w:val="24"/>
               </w:rPr>
             </w:pPr>
             <w:r>
               <w:rPr>
-                <w:rFonts w:ascii="Times New Roman" w:cs="Times New Roman" w:eastAsia="Times New Roman" w:hAnsi="Times New Roman"/>
+                <w:rFonts w:ascii="Georgia" w:cs="Georgia" w:eastAsia="Georgia" w:hAnsi="Georgia"/>
                 <w:b w:val="1"/>
+                <w:sz w:val="24"/>
+                <w:szCs w:val="24"/>
                 <w:rtl w:val="0"/>
               </w:rPr>
               <w:t xml:space="preserve">Backend:</w:t>
             </w:r>
             <w:r>
               <w:rPr>
-                <w:rFonts w:ascii="Times New Roman" w:cs="Times New Roman" w:eastAsia="Times New Roman" w:hAnsi="Times New Roman"/>
+                <w:rFonts w:ascii="Georgia" w:cs="Georgia" w:eastAsia="Georgia" w:hAnsi="Georgia"/>
+                <w:sz w:val="24"/>
+                <w:szCs w:val="24"/>
                 <w:rtl w:val="0"/>
               </w:rPr>
               <w:t xml:space="preserve"> Python + Django / </w:t>
             </w:r>
             <w:r>
               <w:rPr>
-                <w:rFonts w:ascii="Times New Roman" w:cs="Times New Roman" w:eastAsia="Times New Roman" w:hAnsi="Times New Roman"/>
+                <w:rFonts w:ascii="Georgia" w:cs="Georgia" w:eastAsia="Georgia" w:hAnsi="Georgia"/>
                 <w:b w:val="1"/>
+                <w:sz w:val="24"/>
+                <w:szCs w:val="24"/>
                 <w:rtl w:val="0"/>
               </w:rPr>
               <w:t xml:space="preserve">BD:</w:t>
             </w:r>
             <w:r>
               <w:rPr>
-                <w:rFonts w:ascii="Times New Roman" w:cs="Times New Roman" w:eastAsia="Times New Roman" w:hAnsi="Times New Roman"/>
+                <w:rFonts w:ascii="Georgia" w:cs="Georgia" w:eastAsia="Georgia" w:hAnsi="Georgia"/>
+                <w:sz w:val="24"/>
+                <w:szCs w:val="24"/>
                 <w:rtl w:val="0"/>
               </w:rPr>
               <w:t xml:space="preserve"> SQLtie (temporal)</w:t>
@@ -1856,7 +2127,9 @@
           <w:p>
             <w:pPr>
               <w:rPr>
-                <w:rFonts w:ascii="Times New Roman" w:cs="Times New Roman" w:eastAsia="Times New Roman" w:hAnsi="Times New Roman"/>
+                <w:rFonts w:ascii="Georgia" w:cs="Georgia" w:eastAsia="Georgia" w:hAnsi="Georgia"/>
+                <w:sz w:val="24"/>
+                <w:szCs w:val="24"/>
               </w:rPr>
             </w:pPr>
             <w:r>
@@ -1886,7 +2159,9 @@
             <w:pPr>
               <w:spacing w:after="240" w:before="240" w:lineRule="auto"/>
               <w:rPr>
-                <w:rFonts w:ascii="Times New Roman" w:cs="Times New Roman" w:eastAsia="Times New Roman" w:hAnsi="Times New Roman"/>
+                <w:rFonts w:ascii="Georgia" w:cs="Georgia" w:eastAsia="Georgia" w:hAnsi="Georgia"/>
+                <w:sz w:val="24"/>
+                <w:szCs w:val="24"/>
               </w:rPr>
             </w:pPr>
             <w:r>
@@ -1923,14 +2198,18 @@
             <w:pPr>
               <w:spacing w:after="240" w:before="240" w:lineRule="auto"/>
               <w:rPr>
-                <w:rFonts w:ascii="Times New Roman" w:cs="Times New Roman" w:eastAsia="Times New Roman" w:hAnsi="Times New Roman"/>
+                <w:rFonts w:ascii="Georgia" w:cs="Georgia" w:eastAsia="Georgia" w:hAnsi="Georgia"/>
                 <w:b w:val="1"/>
+                <w:sz w:val="24"/>
+                <w:szCs w:val="24"/>
               </w:rPr>
             </w:pPr>
             <w:r>
               <w:rPr>
-                <w:rFonts w:ascii="Times New Roman" w:cs="Times New Roman" w:eastAsia="Times New Roman" w:hAnsi="Times New Roman"/>
+                <w:rFonts w:ascii="Georgia" w:cs="Georgia" w:eastAsia="Georgia" w:hAnsi="Georgia"/>
                 <w:b w:val="1"/>
+                <w:sz w:val="24"/>
+                <w:szCs w:val="24"/>
                 <w:rtl w:val="0"/>
               </w:rPr>
               <w:t xml:space="preserve">Dashboard de Reportes y Estadísticas</w:t>
@@ -1957,20 +2236,26 @@
             <w:pPr>
               <w:spacing w:after="240" w:before="240" w:lineRule="auto"/>
               <w:rPr>
-                <w:rFonts w:ascii="Times New Roman" w:cs="Times New Roman" w:eastAsia="Times New Roman" w:hAnsi="Times New Roman"/>
+                <w:rFonts w:ascii="Georgia" w:cs="Georgia" w:eastAsia="Georgia" w:hAnsi="Georgia"/>
+                <w:sz w:val="24"/>
+                <w:szCs w:val="24"/>
               </w:rPr>
             </w:pPr>
             <w:r>
               <w:rPr>
-                <w:rFonts w:ascii="Times New Roman" w:cs="Times New Roman" w:eastAsia="Times New Roman" w:hAnsi="Times New Roman"/>
+                <w:rFonts w:ascii="Georgia" w:cs="Georgia" w:eastAsia="Georgia" w:hAnsi="Georgia"/>
                 <w:b w:val="1"/>
+                <w:sz w:val="24"/>
+                <w:szCs w:val="24"/>
                 <w:rtl w:val="0"/>
               </w:rPr>
               <w:t xml:space="preserve">Dashboard:</w:t>
             </w:r>
             <w:r>
               <w:rPr>
-                <w:rFonts w:ascii="Times New Roman" w:cs="Times New Roman" w:eastAsia="Times New Roman" w:hAnsi="Times New Roman"/>
+                <w:rFonts w:ascii="Georgia" w:cs="Georgia" w:eastAsia="Georgia" w:hAnsi="Georgia"/>
+                <w:sz w:val="24"/>
+                <w:szCs w:val="24"/>
                 <w:rtl w:val="0"/>
               </w:rPr>
               <w:t xml:space="preserve"> Plotly</w:t>
@@ -1996,7 +2281,9 @@
           <w:p>
             <w:pPr>
               <w:rPr>
-                <w:rFonts w:ascii="Times New Roman" w:cs="Times New Roman" w:eastAsia="Times New Roman" w:hAnsi="Times New Roman"/>
+                <w:rFonts w:ascii="Georgia" w:cs="Georgia" w:eastAsia="Georgia" w:hAnsi="Georgia"/>
+                <w:sz w:val="24"/>
+                <w:szCs w:val="24"/>
               </w:rPr>
             </w:pPr>
             <w:r>
@@ -2026,7 +2313,9 @@
             <w:pPr>
               <w:spacing w:after="240" w:before="240" w:lineRule="auto"/>
               <w:rPr>
-                <w:rFonts w:ascii="Times New Roman" w:cs="Times New Roman" w:eastAsia="Times New Roman" w:hAnsi="Times New Roman"/>
+                <w:rFonts w:ascii="Georgia" w:cs="Georgia" w:eastAsia="Georgia" w:hAnsi="Georgia"/>
+                <w:sz w:val="24"/>
+                <w:szCs w:val="24"/>
               </w:rPr>
             </w:pPr>
             <w:r>
@@ -2063,20 +2352,26 @@
             <w:pPr>
               <w:spacing w:after="240" w:before="240" w:lineRule="auto"/>
               <w:rPr>
-                <w:rFonts w:ascii="Times New Roman" w:cs="Times New Roman" w:eastAsia="Times New Roman" w:hAnsi="Times New Roman"/>
+                <w:rFonts w:ascii="Georgia" w:cs="Georgia" w:eastAsia="Georgia" w:hAnsi="Georgia"/>
+                <w:sz w:val="24"/>
+                <w:szCs w:val="24"/>
               </w:rPr>
             </w:pPr>
             <w:r>
               <w:rPr>
-                <w:rFonts w:ascii="Times New Roman" w:cs="Times New Roman" w:eastAsia="Times New Roman" w:hAnsi="Times New Roman"/>
+                <w:rFonts w:ascii="Georgia" w:cs="Georgia" w:eastAsia="Georgia" w:hAnsi="Georgia"/>
                 <w:b w:val="1"/>
+                <w:sz w:val="24"/>
+                <w:szCs w:val="24"/>
                 <w:rtl w:val="0"/>
               </w:rPr>
               <w:t xml:space="preserve">Extensión de Machine Learning</w:t>
             </w:r>
             <w:r>
               <w:rPr>
-                <w:rFonts w:ascii="Times New Roman" w:cs="Times New Roman" w:eastAsia="Times New Roman" w:hAnsi="Times New Roman"/>
+                <w:rFonts w:ascii="Georgia" w:cs="Georgia" w:eastAsia="Georgia" w:hAnsi="Georgia"/>
+                <w:sz w:val="24"/>
+                <w:szCs w:val="24"/>
                 <w:rtl w:val="0"/>
               </w:rPr>
               <w:t xml:space="preserve"> (mínimo viable)</w:t>
@@ -2103,20 +2398,26 @@
             <w:pPr>
               <w:spacing w:after="240" w:before="240" w:lineRule="auto"/>
               <w:rPr>
-                <w:rFonts w:ascii="Times New Roman" w:cs="Times New Roman" w:eastAsia="Times New Roman" w:hAnsi="Times New Roman"/>
+                <w:rFonts w:ascii="Georgia" w:cs="Georgia" w:eastAsia="Georgia" w:hAnsi="Georgia"/>
+                <w:sz w:val="24"/>
+                <w:szCs w:val="24"/>
               </w:rPr>
             </w:pPr>
             <w:r>
               <w:rPr>
-                <w:rFonts w:ascii="Times New Roman" w:cs="Times New Roman" w:eastAsia="Times New Roman" w:hAnsi="Times New Roman"/>
+                <w:rFonts w:ascii="Georgia" w:cs="Georgia" w:eastAsia="Georgia" w:hAnsi="Georgia"/>
                 <w:b w:val="1"/>
+                <w:sz w:val="24"/>
+                <w:szCs w:val="24"/>
                 <w:rtl w:val="0"/>
               </w:rPr>
               <w:t xml:space="preserve">Machine Learning:</w:t>
             </w:r>
             <w:r>
               <w:rPr>
-                <w:rFonts w:ascii="Times New Roman" w:cs="Times New Roman" w:eastAsia="Times New Roman" w:hAnsi="Times New Roman"/>
+                <w:rFonts w:ascii="Georgia" w:cs="Georgia" w:eastAsia="Georgia" w:hAnsi="Georgia"/>
+                <w:sz w:val="24"/>
+                <w:szCs w:val="24"/>
                 <w:rtl w:val="0"/>
               </w:rPr>
               <w:t xml:space="preserve"> Scikit-learn</w:t>
@@ -2142,7 +2443,9 @@
           <w:p>
             <w:pPr>
               <w:rPr>
-                <w:rFonts w:ascii="Times New Roman" w:cs="Times New Roman" w:eastAsia="Times New Roman" w:hAnsi="Times New Roman"/>
+                <w:rFonts w:ascii="Georgia" w:cs="Georgia" w:eastAsia="Georgia" w:hAnsi="Georgia"/>
+                <w:sz w:val="24"/>
+                <w:szCs w:val="24"/>
               </w:rPr>
             </w:pPr>
             <w:r>
@@ -2172,7 +2475,9 @@
             <w:pPr>
               <w:spacing w:after="240" w:before="240" w:lineRule="auto"/>
               <w:rPr>
-                <w:rFonts w:ascii="Times New Roman" w:cs="Times New Roman" w:eastAsia="Times New Roman" w:hAnsi="Times New Roman"/>
+                <w:rFonts w:ascii="Georgia" w:cs="Georgia" w:eastAsia="Georgia" w:hAnsi="Georgia"/>
+                <w:sz w:val="24"/>
+                <w:szCs w:val="24"/>
               </w:rPr>
             </w:pPr>
             <w:r>
@@ -2209,20 +2514,26 @@
             <w:pPr>
               <w:spacing w:after="240" w:before="240" w:lineRule="auto"/>
               <w:rPr>
-                <w:rFonts w:ascii="Times New Roman" w:cs="Times New Roman" w:eastAsia="Times New Roman" w:hAnsi="Times New Roman"/>
+                <w:rFonts w:ascii="Georgia" w:cs="Georgia" w:eastAsia="Georgia" w:hAnsi="Georgia"/>
+                <w:sz w:val="24"/>
+                <w:szCs w:val="24"/>
               </w:rPr>
             </w:pPr>
             <w:r>
               <w:rPr>
-                <w:rFonts w:ascii="Times New Roman" w:cs="Times New Roman" w:eastAsia="Times New Roman" w:hAnsi="Times New Roman"/>
+                <w:rFonts w:ascii="Georgia" w:cs="Georgia" w:eastAsia="Georgia" w:hAnsi="Georgia"/>
                 <w:b w:val="1"/>
+                <w:sz w:val="24"/>
+                <w:szCs w:val="24"/>
                 <w:rtl w:val="0"/>
               </w:rPr>
               <w:t xml:space="preserve">Extensión de Chatbot</w:t>
             </w:r>
             <w:r>
               <w:rPr>
-                <w:rFonts w:ascii="Times New Roman" w:cs="Times New Roman" w:eastAsia="Times New Roman" w:hAnsi="Times New Roman"/>
+                <w:rFonts w:ascii="Georgia" w:cs="Georgia" w:eastAsia="Georgia" w:hAnsi="Georgia"/>
+                <w:sz w:val="24"/>
+                <w:szCs w:val="24"/>
                 <w:rtl w:val="0"/>
               </w:rPr>
               <w:t xml:space="preserve"> (flujo guiado)</w:t>
@@ -2249,20 +2560,26 @@
             <w:pPr>
               <w:spacing w:after="240" w:before="240" w:lineRule="auto"/>
               <w:rPr>
-                <w:rFonts w:ascii="Times New Roman" w:cs="Times New Roman" w:eastAsia="Times New Roman" w:hAnsi="Times New Roman"/>
+                <w:rFonts w:ascii="Georgia" w:cs="Georgia" w:eastAsia="Georgia" w:hAnsi="Georgia"/>
+                <w:sz w:val="24"/>
+                <w:szCs w:val="24"/>
               </w:rPr>
             </w:pPr>
             <w:r>
               <w:rPr>
-                <w:rFonts w:ascii="Times New Roman" w:cs="Times New Roman" w:eastAsia="Times New Roman" w:hAnsi="Times New Roman"/>
+                <w:rFonts w:ascii="Georgia" w:cs="Georgia" w:eastAsia="Georgia" w:hAnsi="Georgia"/>
                 <w:b w:val="1"/>
+                <w:sz w:val="24"/>
+                <w:szCs w:val="24"/>
                 <w:rtl w:val="0"/>
               </w:rPr>
               <w:t xml:space="preserve">Chatbot:</w:t>
             </w:r>
             <w:r>
               <w:rPr>
-                <w:rFonts w:ascii="Times New Roman" w:cs="Times New Roman" w:eastAsia="Times New Roman" w:hAnsi="Times New Roman"/>
+                <w:rFonts w:ascii="Georgia" w:cs="Georgia" w:eastAsia="Georgia" w:hAnsi="Georgia"/>
+                <w:sz w:val="24"/>
+                <w:szCs w:val="24"/>
                 <w:rtl w:val="0"/>
               </w:rPr>
               <w:t xml:space="preserve"> Chatterbot o flujo guiado</w:t>
@@ -2288,7 +2605,9 @@
           <w:p>
             <w:pPr>
               <w:rPr>
-                <w:rFonts w:ascii="Times New Roman" w:cs="Times New Roman" w:eastAsia="Times New Roman" w:hAnsi="Times New Roman"/>
+                <w:rFonts w:ascii="Georgia" w:cs="Georgia" w:eastAsia="Georgia" w:hAnsi="Georgia"/>
+                <w:sz w:val="24"/>
+                <w:szCs w:val="24"/>
               </w:rPr>
             </w:pPr>
             <w:r>
@@ -2318,7 +2637,9 @@
             <w:pPr>
               <w:spacing w:after="240" w:before="240" w:lineRule="auto"/>
               <w:rPr>
-                <w:rFonts w:ascii="Times New Roman" w:cs="Times New Roman" w:eastAsia="Times New Roman" w:hAnsi="Times New Roman"/>
+                <w:rFonts w:ascii="Georgia" w:cs="Georgia" w:eastAsia="Georgia" w:hAnsi="Georgia"/>
+                <w:sz w:val="24"/>
+                <w:szCs w:val="24"/>
               </w:rPr>
             </w:pPr>
             <w:r>
@@ -2355,20 +2676,26 @@
             <w:pPr>
               <w:spacing w:after="240" w:before="240" w:lineRule="auto"/>
               <w:rPr>
-                <w:rFonts w:ascii="Times New Roman" w:cs="Times New Roman" w:eastAsia="Times New Roman" w:hAnsi="Times New Roman"/>
+                <w:rFonts w:ascii="Georgia" w:cs="Georgia" w:eastAsia="Georgia" w:hAnsi="Georgia"/>
+                <w:sz w:val="24"/>
+                <w:szCs w:val="24"/>
               </w:rPr>
             </w:pPr>
             <w:r>
               <w:rPr>
-                <w:rFonts w:ascii="Times New Roman" w:cs="Times New Roman" w:eastAsia="Times New Roman" w:hAnsi="Times New Roman"/>
+                <w:rFonts w:ascii="Georgia" w:cs="Georgia" w:eastAsia="Georgia" w:hAnsi="Georgia"/>
                 <w:b w:val="1"/>
+                <w:sz w:val="24"/>
+                <w:szCs w:val="24"/>
                 <w:rtl w:val="0"/>
               </w:rPr>
               <w:t xml:space="preserve">Funcionalidades de Accesibilidad</w:t>
             </w:r>
             <w:r>
               <w:rPr>
-                <w:rFonts w:ascii="Times New Roman" w:cs="Times New Roman" w:eastAsia="Times New Roman" w:hAnsi="Times New Roman"/>
+                <w:rFonts w:ascii="Georgia" w:cs="Georgia" w:eastAsia="Georgia" w:hAnsi="Georgia"/>
+                <w:sz w:val="24"/>
+                <w:szCs w:val="24"/>
                 <w:rtl w:val="0"/>
               </w:rPr>
               <w:t xml:space="preserve"> (navegación inclusiva)</w:t>
@@ -2395,20 +2722,26 @@
             <w:pPr>
               <w:spacing w:after="240" w:before="240" w:lineRule="auto"/>
               <w:rPr>
-                <w:rFonts w:ascii="Times New Roman" w:cs="Times New Roman" w:eastAsia="Times New Roman" w:hAnsi="Times New Roman"/>
+                <w:rFonts w:ascii="Georgia" w:cs="Georgia" w:eastAsia="Georgia" w:hAnsi="Georgia"/>
+                <w:sz w:val="24"/>
+                <w:szCs w:val="24"/>
               </w:rPr>
             </w:pPr>
             <w:r>
               <w:rPr>
-                <w:rFonts w:ascii="Times New Roman" w:cs="Times New Roman" w:eastAsia="Times New Roman" w:hAnsi="Times New Roman"/>
+                <w:rFonts w:ascii="Georgia" w:cs="Georgia" w:eastAsia="Georgia" w:hAnsi="Georgia"/>
                 <w:b w:val="1"/>
+                <w:sz w:val="24"/>
+                <w:szCs w:val="24"/>
                 <w:rtl w:val="0"/>
               </w:rPr>
               <w:t xml:space="preserve">Accesibilidad:</w:t>
             </w:r>
             <w:r>
               <w:rPr>
-                <w:rFonts w:ascii="Times New Roman" w:cs="Times New Roman" w:eastAsia="Times New Roman" w:hAnsi="Times New Roman"/>
+                <w:rFonts w:ascii="Georgia" w:cs="Georgia" w:eastAsia="Georgia" w:hAnsi="Georgia"/>
+                <w:sz w:val="24"/>
+                <w:szCs w:val="24"/>
                 <w:rtl w:val="0"/>
               </w:rPr>
               <w:t xml:space="preserve"> HTML + ARIA</w:t>
@@ -2434,7 +2767,9 @@
           <w:p>
             <w:pPr>
               <w:rPr>
-                <w:rFonts w:ascii="Times New Roman" w:cs="Times New Roman" w:eastAsia="Times New Roman" w:hAnsi="Times New Roman"/>
+                <w:rFonts w:ascii="Georgia" w:cs="Georgia" w:eastAsia="Georgia" w:hAnsi="Georgia"/>
+                <w:sz w:val="24"/>
+                <w:szCs w:val="24"/>
               </w:rPr>
             </w:pPr>
             <w:r>
@@ -2464,7 +2799,9 @@
             <w:pPr>
               <w:spacing w:after="240" w:before="240" w:lineRule="auto"/>
               <w:rPr>
-                <w:rFonts w:ascii="Times New Roman" w:cs="Times New Roman" w:eastAsia="Times New Roman" w:hAnsi="Times New Roman"/>
+                <w:rFonts w:ascii="Georgia" w:cs="Georgia" w:eastAsia="Georgia" w:hAnsi="Georgia"/>
+                <w:sz w:val="24"/>
+                <w:szCs w:val="24"/>
               </w:rPr>
             </w:pPr>
             <w:r>
@@ -2483,22 +2820,88 @@
         <w:keepLines w:val="0"/>
         <w:spacing w:before="280" w:lineRule="auto"/>
         <w:rPr>
-          <w:rFonts w:ascii="Times New Roman" w:cs="Times New Roman" w:eastAsia="Times New Roman" w:hAnsi="Times New Roman"/>
+          <w:rFonts w:ascii="Georgia" w:cs="Georgia" w:eastAsia="Georgia" w:hAnsi="Georgia"/>
           <w:b w:val="1"/>
           <w:color w:val="000000"/>
-          <w:sz w:val="22"/>
-          <w:szCs w:val="22"/>
-        </w:rPr>
-      </w:pPr>
-      <w:bookmarkStart w:colFirst="0" w:colLast="0" w:name="_60oqb29ov6h0" w:id="5"/>
+          <w:sz w:val="24"/>
+          <w:szCs w:val="24"/>
+        </w:rPr>
+      </w:pPr>
+      <w:bookmarkStart w:colFirst="0" w:colLast="0" w:name="_wff8j1o28lw" w:id="5"/>
       <w:bookmarkEnd w:id="5"/>
       <w:r>
         <w:rPr>
-          <w:rFonts w:ascii="Times New Roman" w:cs="Times New Roman" w:eastAsia="Times New Roman" w:hAnsi="Times New Roman"/>
+          <w:rtl w:val="0"/>
+        </w:rPr>
+      </w:r>
+    </w:p>
+    <w:p>
+      <w:pPr>
+        <w:pStyle w:val="Heading3"/>
+        <w:keepNext w:val="0"/>
+        <w:keepLines w:val="0"/>
+        <w:spacing w:before="280" w:lineRule="auto"/>
+        <w:rPr>
+          <w:rFonts w:ascii="Georgia" w:cs="Georgia" w:eastAsia="Georgia" w:hAnsi="Georgia"/>
           <w:b w:val="1"/>
           <w:color w:val="000000"/>
-          <w:sz w:val="22"/>
-          <w:szCs w:val="22"/>
+          <w:sz w:val="24"/>
+          <w:szCs w:val="24"/>
+        </w:rPr>
+      </w:pPr>
+      <w:bookmarkStart w:colFirst="0" w:colLast="0" w:name="_lw7kvzhtn5mv" w:id="6"/>
+      <w:bookmarkEnd w:id="6"/>
+      <w:r>
+        <w:rPr>
+          <w:rtl w:val="0"/>
+        </w:rPr>
+      </w:r>
+    </w:p>
+    <w:p>
+      <w:pPr>
+        <w:pStyle w:val="Heading3"/>
+        <w:keepNext w:val="0"/>
+        <w:keepLines w:val="0"/>
+        <w:spacing w:before="280" w:lineRule="auto"/>
+        <w:rPr>
+          <w:rFonts w:ascii="Georgia" w:cs="Georgia" w:eastAsia="Georgia" w:hAnsi="Georgia"/>
+          <w:b w:val="1"/>
+          <w:color w:val="000000"/>
+          <w:sz w:val="24"/>
+          <w:szCs w:val="24"/>
+        </w:rPr>
+      </w:pPr>
+      <w:bookmarkStart w:colFirst="0" w:colLast="0" w:name="_5ysf21z6rrv4" w:id="7"/>
+      <w:bookmarkEnd w:id="7"/>
+      <w:r>
+        <w:rPr>
+          <w:rtl w:val="0"/>
+        </w:rPr>
+      </w:r>
+    </w:p>
+    <w:p>
+      <w:pPr>
+        <w:pStyle w:val="Heading3"/>
+        <w:keepNext w:val="0"/>
+        <w:keepLines w:val="0"/>
+        <w:spacing w:before="280" w:lineRule="auto"/>
+        <w:rPr>
+          <w:rFonts w:ascii="Georgia" w:cs="Georgia" w:eastAsia="Georgia" w:hAnsi="Georgia"/>
+          <w:b w:val="1"/>
+          <w:color w:val="000000"/>
+          <w:sz w:val="24"/>
+          <w:szCs w:val="24"/>
+        </w:rPr>
+      </w:pPr>
+      <w:bookmarkStart w:colFirst="0" w:colLast="0" w:name="_60oqb29ov6h0" w:id="8"/>
+      <w:bookmarkEnd w:id="8"/>
+      <w:r>
+        <w:rPr>
+          <w:rFonts w:ascii="Georgia" w:cs="Georgia" w:eastAsia="Georgia" w:hAnsi="Georgia"/>
+          <w:b w:val="1"/>
+          <w:color w:val="000000"/>
+          <w:sz w:val="24"/>
+          <w:szCs w:val="24"/>
           <w:rtl w:val="0"/>
         </w:rPr>
         <w:t xml:space="preserve">6. Historias de Usuario </w:t>
@@ -2511,22 +2914,18 @@
         <w:keepLines w:val="0"/>
         <w:spacing w:after="40" w:before="240" w:lineRule="auto"/>
         <w:rPr>
-          <w:rFonts w:ascii="Times New Roman" w:cs="Times New Roman" w:eastAsia="Times New Roman" w:hAnsi="Times New Roman"/>
+          <w:rFonts w:ascii="Georgia" w:cs="Georgia" w:eastAsia="Georgia" w:hAnsi="Georgia"/>
           <w:b w:val="1"/>
           <w:color w:val="000000"/>
-          <w:sz w:val="22"/>
-          <w:szCs w:val="22"/>
-        </w:rPr>
-      </w:pPr>
-      <w:bookmarkStart w:colFirst="0" w:colLast="0" w:name="_a3x10kj3uq29" w:id="6"/>
-      <w:bookmarkEnd w:id="6"/>
-      <w:r>
-        <w:rPr>
-          <w:rFonts w:ascii="Times New Roman" w:cs="Times New Roman" w:eastAsia="Times New Roman" w:hAnsi="Times New Roman"/>
+        </w:rPr>
+      </w:pPr>
+      <w:bookmarkStart w:colFirst="0" w:colLast="0" w:name="_a3x10kj3uq29" w:id="9"/>
+      <w:bookmarkEnd w:id="9"/>
+      <w:r>
+        <w:rPr>
+          <w:rFonts w:ascii="Georgia" w:cs="Georgia" w:eastAsia="Georgia" w:hAnsi="Georgia"/>
           <w:b w:val="1"/>
           <w:color w:val="000000"/>
-          <w:sz w:val="22"/>
-          <w:szCs w:val="22"/>
           <w:rtl w:val="0"/>
         </w:rPr>
         <w:t xml:space="preserve">A. Módulo de Inventario y Ventas</w:t>
@@ -2534,213 +2933,834 @@
     </w:p>
     <w:p>
       <w:pPr>
+        <w:numPr>
+          <w:ilvl w:val="0"/>
+          <w:numId w:val="7"/>
+        </w:numPr>
+        <w:spacing w:after="0" w:afterAutospacing="0" w:before="240" w:lineRule="auto"/>
+        <w:ind w:left="720" w:hanging="360"/>
+        <w:rPr>
+          <w:sz w:val="24"/>
+          <w:szCs w:val="24"/>
+        </w:rPr>
+      </w:pPr>
+      <w:r>
+        <w:rPr>
+          <w:rFonts w:ascii="Georgia" w:cs="Georgia" w:eastAsia="Georgia" w:hAnsi="Georgia"/>
+          <w:b w:val="1"/>
+          <w:sz w:val="24"/>
+          <w:szCs w:val="24"/>
+          <w:rtl w:val="0"/>
+        </w:rPr>
+        <w:t xml:space="preserve">Como</w:t>
+      </w:r>
+      <w:r>
+        <w:rPr>
+          <w:rFonts w:ascii="Georgia" w:cs="Georgia" w:eastAsia="Georgia" w:hAnsi="Georgia"/>
+          <w:sz w:val="24"/>
+          <w:szCs w:val="24"/>
+          <w:rtl w:val="0"/>
+        </w:rPr>
+        <w:t xml:space="preserve"> </w:t>
+      </w:r>
+      <w:r>
+        <w:rPr>
+          <w:rFonts w:ascii="Georgia" w:cs="Georgia" w:eastAsia="Georgia" w:hAnsi="Georgia"/>
+          <w:b w:val="1"/>
+          <w:sz w:val="24"/>
+          <w:szCs w:val="24"/>
+          <w:rtl w:val="0"/>
+        </w:rPr>
+        <w:t xml:space="preserve">Administrador de Tienda</w:t>
+      </w:r>
+      <w:r>
+        <w:rPr>
+          <w:rFonts w:ascii="Georgia" w:cs="Georgia" w:eastAsia="Georgia" w:hAnsi="Georgia"/>
+          <w:sz w:val="24"/>
+          <w:szCs w:val="24"/>
+          <w:rtl w:val="0"/>
+        </w:rPr>
+        <w:t xml:space="preserve">, quiero poder registrar un nuevo producto (con precio, stock y fecha de vencimiento), </w:t>
+      </w:r>
+      <w:r>
+        <w:rPr>
+          <w:rFonts w:ascii="Georgia" w:cs="Georgia" w:eastAsia="Georgia" w:hAnsi="Georgia"/>
+          <w:b w:val="1"/>
+          <w:sz w:val="24"/>
+          <w:szCs w:val="24"/>
+          <w:rtl w:val="0"/>
+        </w:rPr>
+        <w:t xml:space="preserve">para</w:t>
+      </w:r>
+      <w:r>
+        <w:rPr>
+          <w:rFonts w:ascii="Georgia" w:cs="Georgia" w:eastAsia="Georgia" w:hAnsi="Georgia"/>
+          <w:sz w:val="24"/>
+          <w:szCs w:val="24"/>
+          <w:rtl w:val="0"/>
+        </w:rPr>
+        <w:t xml:space="preserve"> mantener el inventario actualizado y listo para la venta.</w:t>
+      </w:r>
+    </w:p>
+    <w:p>
+      <w:pPr>
+        <w:numPr>
+          <w:ilvl w:val="0"/>
+          <w:numId w:val="7"/>
+        </w:numPr>
+        <w:spacing w:after="0" w:afterAutospacing="0" w:before="0" w:beforeAutospacing="0" w:lineRule="auto"/>
+        <w:ind w:left="720" w:hanging="360"/>
+        <w:rPr>
+          <w:sz w:val="24"/>
+          <w:szCs w:val="24"/>
+        </w:rPr>
+      </w:pPr>
+      <w:r>
+        <w:rPr>
+          <w:rFonts w:ascii="Georgia" w:cs="Georgia" w:eastAsia="Georgia" w:hAnsi="Georgia"/>
+          <w:b w:val="1"/>
+          <w:sz w:val="24"/>
+          <w:szCs w:val="24"/>
+          <w:rtl w:val="0"/>
+        </w:rPr>
+        <w:t xml:space="preserve">Como</w:t>
+      </w:r>
+      <w:r>
+        <w:rPr>
+          <w:rFonts w:ascii="Georgia" w:cs="Georgia" w:eastAsia="Georgia" w:hAnsi="Georgia"/>
+          <w:sz w:val="24"/>
+          <w:szCs w:val="24"/>
+          <w:rtl w:val="0"/>
+        </w:rPr>
+        <w:t xml:space="preserve"> </w:t>
+      </w:r>
+      <w:r>
+        <w:rPr>
+          <w:rFonts w:ascii="Georgia" w:cs="Georgia" w:eastAsia="Georgia" w:hAnsi="Georgia"/>
+          <w:b w:val="1"/>
+          <w:sz w:val="24"/>
+          <w:szCs w:val="24"/>
+          <w:rtl w:val="0"/>
+        </w:rPr>
+        <w:t xml:space="preserve">Vendedor</w:t>
+      </w:r>
+      <w:r>
+        <w:rPr>
+          <w:rFonts w:ascii="Georgia" w:cs="Georgia" w:eastAsia="Georgia" w:hAnsi="Georgia"/>
+          <w:sz w:val="24"/>
+          <w:szCs w:val="24"/>
+          <w:rtl w:val="0"/>
+        </w:rPr>
+        <w:t xml:space="preserve">, quiero que el sistema me muestre una </w:t>
+      </w:r>
+      <w:r>
+        <w:rPr>
+          <w:rFonts w:ascii="Georgia" w:cs="Georgia" w:eastAsia="Georgia" w:hAnsi="Georgia"/>
+          <w:b w:val="1"/>
+          <w:sz w:val="24"/>
+          <w:szCs w:val="24"/>
+          <w:rtl w:val="0"/>
+        </w:rPr>
+        <w:t xml:space="preserve">alerta visual</w:t>
+      </w:r>
+      <w:r>
+        <w:rPr>
+          <w:rFonts w:ascii="Georgia" w:cs="Georgia" w:eastAsia="Georgia" w:hAnsi="Georgia"/>
+          <w:sz w:val="24"/>
+          <w:szCs w:val="24"/>
+          <w:rtl w:val="0"/>
+        </w:rPr>
+        <w:t xml:space="preserve"> cuando el stock de un producto caiga por debajo del mínimo, </w:t>
+      </w:r>
+      <w:r>
+        <w:rPr>
+          <w:rFonts w:ascii="Georgia" w:cs="Georgia" w:eastAsia="Georgia" w:hAnsi="Georgia"/>
+          <w:b w:val="1"/>
+          <w:sz w:val="24"/>
+          <w:szCs w:val="24"/>
+          <w:rtl w:val="0"/>
+        </w:rPr>
+        <w:t xml:space="preserve">para</w:t>
+      </w:r>
+      <w:r>
+        <w:rPr>
+          <w:rFonts w:ascii="Georgia" w:cs="Georgia" w:eastAsia="Georgia" w:hAnsi="Georgia"/>
+          <w:sz w:val="24"/>
+          <w:szCs w:val="24"/>
+          <w:rtl w:val="0"/>
+        </w:rPr>
+        <w:t xml:space="preserve"> evitar la pérdida de ventas por agotamiento sin control.</w:t>
+      </w:r>
+    </w:p>
+    <w:p>
+      <w:pPr>
+        <w:numPr>
+          <w:ilvl w:val="0"/>
+          <w:numId w:val="7"/>
+        </w:numPr>
+        <w:spacing w:after="240" w:before="0" w:beforeAutospacing="0" w:lineRule="auto"/>
+        <w:ind w:left="720" w:hanging="360"/>
+        <w:rPr>
+          <w:sz w:val="24"/>
+          <w:szCs w:val="24"/>
+        </w:rPr>
+      </w:pPr>
+      <w:r>
+        <w:rPr>
+          <w:rFonts w:ascii="Georgia" w:cs="Georgia" w:eastAsia="Georgia" w:hAnsi="Georgia"/>
+          <w:b w:val="1"/>
+          <w:sz w:val="24"/>
+          <w:szCs w:val="24"/>
+          <w:rtl w:val="0"/>
+        </w:rPr>
+        <w:t xml:space="preserve">Como</w:t>
+      </w:r>
+      <w:r>
+        <w:rPr>
+          <w:rFonts w:ascii="Georgia" w:cs="Georgia" w:eastAsia="Georgia" w:hAnsi="Georgia"/>
+          <w:sz w:val="24"/>
+          <w:szCs w:val="24"/>
+          <w:rtl w:val="0"/>
+        </w:rPr>
+        <w:t xml:space="preserve"> </w:t>
+      </w:r>
+      <w:r>
+        <w:rPr>
+          <w:rFonts w:ascii="Georgia" w:cs="Georgia" w:eastAsia="Georgia" w:hAnsi="Georgia"/>
+          <w:b w:val="1"/>
+          <w:sz w:val="24"/>
+          <w:szCs w:val="24"/>
+          <w:rtl w:val="0"/>
+        </w:rPr>
+        <w:t xml:space="preserve">Administrador de Tienda</w:t>
+      </w:r>
+      <w:r>
+        <w:rPr>
+          <w:rFonts w:ascii="Georgia" w:cs="Georgia" w:eastAsia="Georgia" w:hAnsi="Georgia"/>
+          <w:sz w:val="24"/>
+          <w:szCs w:val="24"/>
+          <w:rtl w:val="0"/>
+        </w:rPr>
+        <w:t xml:space="preserve">, quiero generar reportes automáticos de ventas diarias y mensuales, </w:t>
+      </w:r>
+      <w:r>
+        <w:rPr>
+          <w:rFonts w:ascii="Georgia" w:cs="Georgia" w:eastAsia="Georgia" w:hAnsi="Georgia"/>
+          <w:b w:val="1"/>
+          <w:sz w:val="24"/>
+          <w:szCs w:val="24"/>
+          <w:rtl w:val="0"/>
+        </w:rPr>
+        <w:t xml:space="preserve">para</w:t>
+      </w:r>
+      <w:r>
+        <w:rPr>
+          <w:rFonts w:ascii="Georgia" w:cs="Georgia" w:eastAsia="Georgia" w:hAnsi="Georgia"/>
+          <w:sz w:val="24"/>
+          <w:szCs w:val="24"/>
+          <w:rtl w:val="0"/>
+        </w:rPr>
+        <w:t xml:space="preserve"> tener reportes claros que permitan tomar decisiones.</w:t>
+      </w:r>
+    </w:p>
+    <w:p>
+      <w:pPr>
+        <w:pStyle w:val="Heading4"/>
+        <w:keepNext w:val="0"/>
+        <w:keepLines w:val="0"/>
+        <w:spacing w:after="40" w:before="240" w:lineRule="auto"/>
+        <w:rPr>
+          <w:rFonts w:ascii="Georgia" w:cs="Georgia" w:eastAsia="Georgia" w:hAnsi="Georgia"/>
+          <w:b w:val="1"/>
+          <w:color w:val="000000"/>
+        </w:rPr>
+      </w:pPr>
+      <w:bookmarkStart w:colFirst="0" w:colLast="0" w:name="_fzxa92df7bl" w:id="10"/>
+      <w:bookmarkEnd w:id="10"/>
+      <w:r>
+        <w:rPr>
+          <w:rFonts w:ascii="Georgia" w:cs="Georgia" w:eastAsia="Georgia" w:hAnsi="Georgia"/>
+          <w:b w:val="1"/>
+          <w:color w:val="000000"/>
+          <w:rtl w:val="0"/>
+        </w:rPr>
+        <w:t xml:space="preserve">B. Módulo de Adopción</w:t>
+      </w:r>
+    </w:p>
+    <w:p>
+      <w:pPr>
+        <w:numPr>
+          <w:ilvl w:val="0"/>
+          <w:numId w:val="5"/>
+        </w:numPr>
+        <w:spacing w:after="0" w:afterAutospacing="0" w:before="240" w:lineRule="auto"/>
+        <w:ind w:left="720" w:hanging="360"/>
+        <w:rPr>
+          <w:sz w:val="24"/>
+          <w:szCs w:val="24"/>
+        </w:rPr>
+      </w:pPr>
+      <w:r>
+        <w:rPr>
+          <w:rFonts w:ascii="Georgia" w:cs="Georgia" w:eastAsia="Georgia" w:hAnsi="Georgia"/>
+          <w:b w:val="1"/>
+          <w:sz w:val="24"/>
+          <w:szCs w:val="24"/>
+          <w:rtl w:val="0"/>
+        </w:rPr>
+        <w:t xml:space="preserve">Como</w:t>
+      </w:r>
+      <w:r>
+        <w:rPr>
+          <w:rFonts w:ascii="Georgia" w:cs="Georgia" w:eastAsia="Georgia" w:hAnsi="Georgia"/>
+          <w:sz w:val="24"/>
+          <w:szCs w:val="24"/>
+          <w:rtl w:val="0"/>
+        </w:rPr>
+        <w:t xml:space="preserve"> </w:t>
+      </w:r>
+      <w:r>
+        <w:rPr>
+          <w:rFonts w:ascii="Georgia" w:cs="Georgia" w:eastAsia="Georgia" w:hAnsi="Georgia"/>
+          <w:b w:val="1"/>
+          <w:sz w:val="24"/>
+          <w:szCs w:val="24"/>
+          <w:rtl w:val="0"/>
+        </w:rPr>
+        <w:t xml:space="preserve">Voluntario de Adopción</w:t>
+      </w:r>
+      <w:r>
+        <w:rPr>
+          <w:rFonts w:ascii="Georgia" w:cs="Georgia" w:eastAsia="Georgia" w:hAnsi="Georgia"/>
+          <w:sz w:val="24"/>
+          <w:szCs w:val="24"/>
+          <w:rtl w:val="0"/>
+        </w:rPr>
+        <w:t xml:space="preserve">, quiero poder subir el perfil de un animal (foto, especie, descripción y estado), </w:t>
+      </w:r>
+      <w:r>
+        <w:rPr>
+          <w:rFonts w:ascii="Georgia" w:cs="Georgia" w:eastAsia="Georgia" w:hAnsi="Georgia"/>
+          <w:b w:val="1"/>
+          <w:sz w:val="24"/>
+          <w:szCs w:val="24"/>
+          <w:rtl w:val="0"/>
+        </w:rPr>
+        <w:t xml:space="preserve">para</w:t>
+      </w:r>
+      <w:r>
+        <w:rPr>
+          <w:rFonts w:ascii="Georgia" w:cs="Georgia" w:eastAsia="Georgia" w:hAnsi="Georgia"/>
+          <w:sz w:val="24"/>
+          <w:szCs w:val="24"/>
+          <w:rtl w:val="0"/>
+        </w:rPr>
+        <w:t xml:space="preserve"> que esté visible en el Módulo de Adopciones centralizado.</w:t>
+      </w:r>
+    </w:p>
+    <w:p>
+      <w:pPr>
+        <w:numPr>
+          <w:ilvl w:val="0"/>
+          <w:numId w:val="5"/>
+        </w:numPr>
+        <w:spacing w:after="240" w:before="0" w:beforeAutospacing="0" w:lineRule="auto"/>
+        <w:ind w:left="720" w:hanging="360"/>
+        <w:rPr>
+          <w:sz w:val="24"/>
+          <w:szCs w:val="24"/>
+        </w:rPr>
+      </w:pPr>
+      <w:r>
+        <w:rPr>
+          <w:rFonts w:ascii="Georgia" w:cs="Georgia" w:eastAsia="Georgia" w:hAnsi="Georgia"/>
+          <w:b w:val="1"/>
+          <w:sz w:val="24"/>
+          <w:szCs w:val="24"/>
+          <w:rtl w:val="0"/>
+        </w:rPr>
+        <w:t xml:space="preserve">Como</w:t>
+      </w:r>
+      <w:r>
+        <w:rPr>
+          <w:rFonts w:ascii="Georgia" w:cs="Georgia" w:eastAsia="Georgia" w:hAnsi="Georgia"/>
+          <w:sz w:val="24"/>
+          <w:szCs w:val="24"/>
+          <w:rtl w:val="0"/>
+        </w:rPr>
+        <w:t xml:space="preserve"> </w:t>
+      </w:r>
+      <w:r>
+        <w:rPr>
+          <w:rFonts w:ascii="Georgia" w:cs="Georgia" w:eastAsia="Georgia" w:hAnsi="Georgia"/>
+          <w:b w:val="1"/>
+          <w:sz w:val="24"/>
+          <w:szCs w:val="24"/>
+          <w:rtl w:val="0"/>
+        </w:rPr>
+        <w:t xml:space="preserve">Usuario Interesado en Adopción</w:t>
+      </w:r>
+      <w:r>
+        <w:rPr>
+          <w:rFonts w:ascii="Georgia" w:cs="Georgia" w:eastAsia="Georgia" w:hAnsi="Georgia"/>
+          <w:sz w:val="24"/>
+          <w:szCs w:val="24"/>
+          <w:rtl w:val="0"/>
+        </w:rPr>
+        <w:t xml:space="preserve">, quiero contactar al administrador directamente desde el perfil del animal, </w:t>
+      </w:r>
+      <w:r>
+        <w:rPr>
+          <w:rFonts w:ascii="Georgia" w:cs="Georgia" w:eastAsia="Georgia" w:hAnsi="Georgia"/>
+          <w:b w:val="1"/>
+          <w:sz w:val="24"/>
+          <w:szCs w:val="24"/>
+          <w:rtl w:val="0"/>
+        </w:rPr>
+        <w:t xml:space="preserve">para</w:t>
+      </w:r>
+      <w:r>
+        <w:rPr>
+          <w:rFonts w:ascii="Georgia" w:cs="Georgia" w:eastAsia="Georgia" w:hAnsi="Georgia"/>
+          <w:sz w:val="24"/>
+          <w:szCs w:val="24"/>
+          <w:rtl w:val="0"/>
+        </w:rPr>
+        <w:t xml:space="preserve"> iniciar el proceso de postulación y evitar procesos desordenados.</w:t>
+      </w:r>
+    </w:p>
+    <w:p>
+      <w:pPr>
+        <w:pStyle w:val="Heading4"/>
+        <w:keepNext w:val="0"/>
+        <w:keepLines w:val="0"/>
+        <w:spacing w:after="40" w:before="240" w:lineRule="auto"/>
+        <w:rPr>
+          <w:rFonts w:ascii="Georgia" w:cs="Georgia" w:eastAsia="Georgia" w:hAnsi="Georgia"/>
+          <w:b w:val="1"/>
+          <w:color w:val="000000"/>
+        </w:rPr>
+      </w:pPr>
+      <w:bookmarkStart w:colFirst="0" w:colLast="0" w:name="_ioje6tik2sdu" w:id="11"/>
+      <w:bookmarkEnd w:id="11"/>
+      <w:r>
+        <w:rPr>
+          <w:rFonts w:ascii="Georgia" w:cs="Georgia" w:eastAsia="Georgia" w:hAnsi="Georgia"/>
+          <w:b w:val="1"/>
+          <w:color w:val="000000"/>
+          <w:rtl w:val="0"/>
+        </w:rPr>
+        <w:t xml:space="preserve">C. Experiencia de Usuario</w:t>
+      </w:r>
+    </w:p>
+    <w:p>
+      <w:pPr>
+        <w:numPr>
+          <w:ilvl w:val="0"/>
+          <w:numId w:val="9"/>
+        </w:numPr>
+        <w:spacing w:after="0" w:afterAutospacing="0" w:before="240" w:lineRule="auto"/>
+        <w:ind w:left="720" w:hanging="360"/>
+        <w:rPr>
+          <w:sz w:val="24"/>
+          <w:szCs w:val="24"/>
+        </w:rPr>
+      </w:pPr>
+      <w:r>
+        <w:rPr>
+          <w:rFonts w:ascii="Georgia" w:cs="Georgia" w:eastAsia="Georgia" w:hAnsi="Georgia"/>
+          <w:b w:val="1"/>
+          <w:sz w:val="24"/>
+          <w:szCs w:val="24"/>
+          <w:rtl w:val="0"/>
+        </w:rPr>
+        <w:t xml:space="preserve">Como</w:t>
+      </w:r>
+      <w:r>
+        <w:rPr>
+          <w:rFonts w:ascii="Georgia" w:cs="Georgia" w:eastAsia="Georgia" w:hAnsi="Georgia"/>
+          <w:sz w:val="24"/>
+          <w:szCs w:val="24"/>
+          <w:rtl w:val="0"/>
+        </w:rPr>
+        <w:t xml:space="preserve"> </w:t>
+      </w:r>
+      <w:r>
+        <w:rPr>
+          <w:rFonts w:ascii="Georgia" w:cs="Georgia" w:eastAsia="Georgia" w:hAnsi="Georgia"/>
+          <w:b w:val="1"/>
+          <w:sz w:val="24"/>
+          <w:szCs w:val="24"/>
+          <w:rtl w:val="0"/>
+        </w:rPr>
+        <w:t xml:space="preserve">Dueño del Negocio</w:t>
+      </w:r>
+      <w:r>
+        <w:rPr>
+          <w:rFonts w:ascii="Georgia" w:cs="Georgia" w:eastAsia="Georgia" w:hAnsi="Georgia"/>
+          <w:sz w:val="24"/>
+          <w:szCs w:val="24"/>
+          <w:rtl w:val="0"/>
+        </w:rPr>
+        <w:t xml:space="preserve">, quiero ver un gráfico con los productos más vendidos en el dashboard, </w:t>
+      </w:r>
+      <w:r>
+        <w:rPr>
+          <w:rFonts w:ascii="Georgia" w:cs="Georgia" w:eastAsia="Georgia" w:hAnsi="Georgia"/>
+          <w:b w:val="1"/>
+          <w:sz w:val="24"/>
+          <w:szCs w:val="24"/>
+          <w:rtl w:val="0"/>
+        </w:rPr>
+        <w:t xml:space="preserve">para</w:t>
+      </w:r>
+      <w:r>
+        <w:rPr>
+          <w:rFonts w:ascii="Georgia" w:cs="Georgia" w:eastAsia="Georgia" w:hAnsi="Georgia"/>
+          <w:sz w:val="24"/>
+          <w:szCs w:val="24"/>
+          <w:rtl w:val="0"/>
+        </w:rPr>
+        <w:t xml:space="preserve"> tomar decisiones informadas sobre la próxima compra de stock.</w:t>
+      </w:r>
+    </w:p>
+    <w:p>
+      <w:pPr>
+        <w:numPr>
+          <w:ilvl w:val="0"/>
+          <w:numId w:val="9"/>
+        </w:numPr>
+        <w:spacing w:after="240" w:before="0" w:beforeAutospacing="0" w:lineRule="auto"/>
+        <w:ind w:left="720" w:hanging="360"/>
+        <w:rPr>
+          <w:sz w:val="24"/>
+          <w:szCs w:val="24"/>
+        </w:rPr>
+      </w:pPr>
+      <w:r>
+        <w:rPr>
+          <w:rFonts w:ascii="Georgia" w:cs="Georgia" w:eastAsia="Georgia" w:hAnsi="Georgia"/>
+          <w:b w:val="1"/>
+          <w:sz w:val="24"/>
+          <w:szCs w:val="24"/>
+          <w:rtl w:val="0"/>
+        </w:rPr>
+        <w:t xml:space="preserve">Como</w:t>
+      </w:r>
+      <w:r>
+        <w:rPr>
+          <w:rFonts w:ascii="Georgia" w:cs="Georgia" w:eastAsia="Georgia" w:hAnsi="Georgia"/>
+          <w:sz w:val="24"/>
+          <w:szCs w:val="24"/>
+          <w:rtl w:val="0"/>
+        </w:rPr>
+        <w:t xml:space="preserve"> </w:t>
+      </w:r>
+      <w:r>
+        <w:rPr>
+          <w:rFonts w:ascii="Georgia" w:cs="Georgia" w:eastAsia="Georgia" w:hAnsi="Georgia"/>
+          <w:b w:val="1"/>
+          <w:sz w:val="24"/>
+          <w:szCs w:val="24"/>
+          <w:rtl w:val="0"/>
+        </w:rPr>
+        <w:t xml:space="preserve">Usuario con discapacidad</w:t>
+      </w:r>
+      <w:r>
+        <w:rPr>
+          <w:rFonts w:ascii="Georgia" w:cs="Georgia" w:eastAsia="Georgia" w:hAnsi="Georgia"/>
+          <w:sz w:val="24"/>
+          <w:szCs w:val="24"/>
+          <w:rtl w:val="0"/>
+        </w:rPr>
+        <w:t xml:space="preserve">, quiero que la plataforma soporte </w:t>
+      </w:r>
+      <w:r>
+        <w:rPr>
+          <w:rFonts w:ascii="Georgia" w:cs="Georgia" w:eastAsia="Georgia" w:hAnsi="Georgia"/>
+          <w:b w:val="1"/>
+          <w:sz w:val="24"/>
+          <w:szCs w:val="24"/>
+          <w:rtl w:val="0"/>
+        </w:rPr>
+        <w:t xml:space="preserve">alto contraste</w:t>
+      </w:r>
+      <w:r>
+        <w:rPr>
+          <w:rFonts w:ascii="Georgia" w:cs="Georgia" w:eastAsia="Georgia" w:hAnsi="Georgia"/>
+          <w:sz w:val="24"/>
+          <w:szCs w:val="24"/>
+          <w:rtl w:val="0"/>
+        </w:rPr>
+        <w:t xml:space="preserve"> y el uso de un lector de pantalla, </w:t>
+      </w:r>
+      <w:r>
+        <w:rPr>
+          <w:rFonts w:ascii="Georgia" w:cs="Georgia" w:eastAsia="Georgia" w:hAnsi="Georgia"/>
+          <w:b w:val="1"/>
+          <w:sz w:val="24"/>
+          <w:szCs w:val="24"/>
+          <w:rtl w:val="0"/>
+        </w:rPr>
+        <w:t xml:space="preserve">para</w:t>
+      </w:r>
+      <w:r>
+        <w:rPr>
+          <w:rFonts w:ascii="Georgia" w:cs="Georgia" w:eastAsia="Georgia" w:hAnsi="Georgia"/>
+          <w:sz w:val="24"/>
+          <w:szCs w:val="24"/>
+          <w:rtl w:val="0"/>
+        </w:rPr>
+        <w:t xml:space="preserve"> poder usar el sistema de compra/venta de manera inclusiva.</w:t>
+      </w:r>
+    </w:p>
+    <w:p>
+      <w:pPr>
+        <w:pStyle w:val="Heading2"/>
+        <w:keepNext w:val="0"/>
+        <w:keepLines w:val="0"/>
+        <w:spacing w:after="80" w:lineRule="auto"/>
+        <w:ind w:left="0" w:firstLine="0"/>
+        <w:rPr>
+          <w:rFonts w:ascii="Georgia" w:cs="Georgia" w:eastAsia="Georgia" w:hAnsi="Georgia"/>
+          <w:b w:val="1"/>
+          <w:sz w:val="24"/>
+          <w:szCs w:val="24"/>
+        </w:rPr>
+      </w:pPr>
+      <w:bookmarkStart w:colFirst="0" w:colLast="0" w:name="_pgdrd0i96yvo" w:id="12"/>
+      <w:bookmarkEnd w:id="12"/>
+      <w:r>
+        <w:rPr>
+          <w:rtl w:val="0"/>
+        </w:rPr>
+      </w:r>
+    </w:p>
+    <w:p>
+      <w:pPr>
+        <w:pStyle w:val="Heading2"/>
+        <w:keepNext w:val="0"/>
+        <w:keepLines w:val="0"/>
+        <w:spacing w:after="80" w:lineRule="auto"/>
+        <w:ind w:left="0" w:firstLine="0"/>
+        <w:rPr>
+          <w:rFonts w:ascii="Georgia" w:cs="Georgia" w:eastAsia="Georgia" w:hAnsi="Georgia"/>
+          <w:b w:val="1"/>
+          <w:sz w:val="24"/>
+          <w:szCs w:val="24"/>
+        </w:rPr>
+      </w:pPr>
+      <w:bookmarkStart w:colFirst="0" w:colLast="0" w:name="_xy2or3rqn1ed" w:id="13"/>
+      <w:bookmarkEnd w:id="13"/>
+      <w:r>
+        <w:rPr>
+          <w:rtl w:val="0"/>
+        </w:rPr>
+      </w:r>
+    </w:p>
+    <w:p>
+      <w:pPr>
+        <w:pStyle w:val="Heading2"/>
+        <w:keepNext w:val="0"/>
+        <w:keepLines w:val="0"/>
+        <w:spacing w:after="80" w:lineRule="auto"/>
+        <w:ind w:left="0" w:firstLine="0"/>
+        <w:rPr>
+          <w:rFonts w:ascii="Georgia" w:cs="Georgia" w:eastAsia="Georgia" w:hAnsi="Georgia"/>
+          <w:b w:val="1"/>
+          <w:sz w:val="24"/>
+          <w:szCs w:val="24"/>
+        </w:rPr>
+      </w:pPr>
+      <w:bookmarkStart w:colFirst="0" w:colLast="0" w:name="_58shspmwhi9m" w:id="14"/>
+      <w:bookmarkEnd w:id="14"/>
+      <w:r>
+        <w:rPr>
+          <w:rtl w:val="0"/>
+        </w:rPr>
+      </w:r>
+    </w:p>
+    <w:p>
+      <w:pPr>
+        <w:pStyle w:val="Heading2"/>
+        <w:keepNext w:val="0"/>
+        <w:keepLines w:val="0"/>
+        <w:spacing w:after="80" w:lineRule="auto"/>
+        <w:ind w:left="0" w:firstLine="0"/>
+        <w:rPr>
+          <w:rFonts w:ascii="Georgia" w:cs="Georgia" w:eastAsia="Georgia" w:hAnsi="Georgia"/>
+          <w:b w:val="1"/>
+          <w:sz w:val="24"/>
+          <w:szCs w:val="24"/>
+        </w:rPr>
+      </w:pPr>
+      <w:bookmarkStart w:colFirst="0" w:colLast="0" w:name="_svmhjzrhhtf1" w:id="15"/>
+      <w:bookmarkEnd w:id="15"/>
+      <w:r>
+        <w:rPr>
+          <w:rtl w:val="0"/>
+        </w:rPr>
+      </w:r>
+    </w:p>
+    <w:p>
+      <w:pPr>
+        <w:pStyle w:val="Heading2"/>
+        <w:keepNext w:val="0"/>
+        <w:keepLines w:val="0"/>
+        <w:spacing w:after="80" w:lineRule="auto"/>
+        <w:ind w:left="0" w:firstLine="0"/>
+        <w:rPr>
+          <w:rFonts w:ascii="Georgia" w:cs="Georgia" w:eastAsia="Georgia" w:hAnsi="Georgia"/>
+          <w:b w:val="1"/>
+          <w:sz w:val="24"/>
+          <w:szCs w:val="24"/>
+        </w:rPr>
+      </w:pPr>
+      <w:bookmarkStart w:colFirst="0" w:colLast="0" w:name="_2sokjxijct8w" w:id="16"/>
+      <w:bookmarkEnd w:id="16"/>
+      <w:r>
+        <w:rPr>
+          <w:rtl w:val="0"/>
+        </w:rPr>
+      </w:r>
+    </w:p>
+    <w:p>
+      <w:pPr>
+        <w:pStyle w:val="Heading2"/>
+        <w:keepNext w:val="0"/>
+        <w:keepLines w:val="0"/>
+        <w:spacing w:after="80" w:lineRule="auto"/>
+        <w:ind w:left="0" w:firstLine="0"/>
+        <w:rPr>
+          <w:rFonts w:ascii="Georgia" w:cs="Georgia" w:eastAsia="Georgia" w:hAnsi="Georgia"/>
+          <w:b w:val="1"/>
+          <w:sz w:val="24"/>
+          <w:szCs w:val="24"/>
+        </w:rPr>
+      </w:pPr>
+      <w:bookmarkStart w:colFirst="0" w:colLast="0" w:name="_h4xa79amt658" w:id="17"/>
+      <w:bookmarkEnd w:id="17"/>
+      <w:r>
+        <w:rPr>
+          <w:rtl w:val="0"/>
+        </w:rPr>
+      </w:r>
+    </w:p>
+    <w:p>
+      <w:pPr>
+        <w:pStyle w:val="Heading2"/>
+        <w:keepNext w:val="0"/>
+        <w:keepLines w:val="0"/>
+        <w:spacing w:after="80" w:lineRule="auto"/>
+        <w:ind w:left="0" w:firstLine="0"/>
+        <w:rPr>
+          <w:rFonts w:ascii="Georgia" w:cs="Georgia" w:eastAsia="Georgia" w:hAnsi="Georgia"/>
+          <w:b w:val="1"/>
+          <w:sz w:val="24"/>
+          <w:szCs w:val="24"/>
+        </w:rPr>
+      </w:pPr>
+      <w:bookmarkStart w:colFirst="0" w:colLast="0" w:name="_hm5up8no349q" w:id="18"/>
+      <w:bookmarkEnd w:id="18"/>
+      <w:r>
+        <w:rPr>
+          <w:rFonts w:ascii="Georgia" w:cs="Georgia" w:eastAsia="Georgia" w:hAnsi="Georgia"/>
+          <w:b w:val="1"/>
+          <w:sz w:val="24"/>
+          <w:szCs w:val="24"/>
+          <w:rtl w:val="0"/>
+        </w:rPr>
+        <w:t xml:space="preserve">Arquitectura Inicial y Modelo 4+1</w:t>
+      </w:r>
+    </w:p>
+    <w:p>
+      <w:pPr>
+        <w:spacing w:after="240" w:before="240" w:lineRule="auto"/>
+        <w:rPr>
+          <w:rFonts w:ascii="Georgia" w:cs="Georgia" w:eastAsia="Georgia" w:hAnsi="Georgia"/>
+          <w:sz w:val="24"/>
+          <w:szCs w:val="24"/>
+        </w:rPr>
+      </w:pPr>
+      <w:r>
+        <w:rPr>
+          <w:rFonts w:ascii="Georgia" w:cs="Georgia" w:eastAsia="Georgia" w:hAnsi="Georgia"/>
+          <w:sz w:val="24"/>
+          <w:szCs w:val="24"/>
+          <w:rtl w:val="0"/>
+        </w:rPr>
+        <w:t xml:space="preserve">Para describir la arquitectura de </w:t>
+      </w:r>
+      <w:r>
+        <w:rPr>
+          <w:rFonts w:ascii="Georgia" w:cs="Georgia" w:eastAsia="Georgia" w:hAnsi="Georgia"/>
+          <w:b w:val="1"/>
+          <w:sz w:val="24"/>
+          <w:szCs w:val="24"/>
+          <w:rtl w:val="0"/>
+        </w:rPr>
+        <w:t xml:space="preserve">PetStorePOS</w:t>
+      </w:r>
+      <w:r>
+        <w:rPr>
+          <w:rFonts w:ascii="Georgia" w:cs="Georgia" w:eastAsia="Georgia" w:hAnsi="Georgia"/>
+          <w:sz w:val="24"/>
+          <w:szCs w:val="24"/>
+          <w:rtl w:val="0"/>
+        </w:rPr>
+        <w:t xml:space="preserve">, se utiliza el modelo de vistas de arquitectura 4+1.</w:t>
+      </w:r>
+    </w:p>
+    <w:p>
+      <w:pPr>
+        <w:pStyle w:val="Heading3"/>
+        <w:keepNext w:val="0"/>
+        <w:keepLines w:val="0"/>
         <w:numPr>
           <w:ilvl w:val="0"/>
           <w:numId w:val="4"/>
         </w:numPr>
-        <w:spacing w:after="0" w:afterAutospacing="0" w:before="240" w:lineRule="auto"/>
+        <w:spacing w:before="280" w:lineRule="auto"/>
         <w:ind w:left="720" w:hanging="360"/>
-        <w:rPr/>
-      </w:pPr>
-      <w:r>
-        <w:rPr>
-          <w:rFonts w:ascii="Times New Roman" w:cs="Times New Roman" w:eastAsia="Times New Roman" w:hAnsi="Times New Roman"/>
-          <w:b w:val="1"/>
-          <w:rtl w:val="0"/>
-        </w:rPr>
-        <w:t xml:space="preserve">Como</w:t>
-      </w:r>
-      <w:r>
-        <w:rPr>
-          <w:rFonts w:ascii="Times New Roman" w:cs="Times New Roman" w:eastAsia="Times New Roman" w:hAnsi="Times New Roman"/>
-          <w:rtl w:val="0"/>
-        </w:rPr>
-        <w:t xml:space="preserve"> </w:t>
-      </w:r>
-      <w:r>
-        <w:rPr>
-          <w:rFonts w:ascii="Times New Roman" w:cs="Times New Roman" w:eastAsia="Times New Roman" w:hAnsi="Times New Roman"/>
-          <w:b w:val="1"/>
-          <w:rtl w:val="0"/>
-        </w:rPr>
-        <w:t xml:space="preserve">Administrador de Tienda</w:t>
-      </w:r>
-      <w:r>
-        <w:rPr>
-          <w:rFonts w:ascii="Times New Roman" w:cs="Times New Roman" w:eastAsia="Times New Roman" w:hAnsi="Times New Roman"/>
-          <w:rtl w:val="0"/>
-        </w:rPr>
-        <w:t xml:space="preserve">, quiero poder registrar un nuevo producto (con precio, stock y fecha de vencimiento), </w:t>
-      </w:r>
-      <w:r>
-        <w:rPr>
-          <w:rFonts w:ascii="Times New Roman" w:cs="Times New Roman" w:eastAsia="Times New Roman" w:hAnsi="Times New Roman"/>
-          <w:b w:val="1"/>
-          <w:rtl w:val="0"/>
-        </w:rPr>
-        <w:t xml:space="preserve">para</w:t>
-      </w:r>
-      <w:r>
-        <w:rPr>
-          <w:rFonts w:ascii="Times New Roman" w:cs="Times New Roman" w:eastAsia="Times New Roman" w:hAnsi="Times New Roman"/>
-          <w:rtl w:val="0"/>
-        </w:rPr>
-        <w:t xml:space="preserve"> mantener el inventario actualizado y listo para la venta.</w:t>
-      </w:r>
-    </w:p>
-    <w:p>
-      <w:pPr>
-        <w:numPr>
-          <w:ilvl w:val="0"/>
-          <w:numId w:val="4"/>
-        </w:numPr>
-        <w:spacing w:after="0" w:afterAutospacing="0" w:before="0" w:beforeAutospacing="0" w:lineRule="auto"/>
-        <w:ind w:left="720" w:hanging="360"/>
-        <w:rPr/>
-      </w:pPr>
-      <w:r>
-        <w:rPr>
-          <w:rFonts w:ascii="Times New Roman" w:cs="Times New Roman" w:eastAsia="Times New Roman" w:hAnsi="Times New Roman"/>
-          <w:b w:val="1"/>
-          <w:rtl w:val="0"/>
-        </w:rPr>
-        <w:t xml:space="preserve">Como</w:t>
-      </w:r>
-      <w:r>
-        <w:rPr>
-          <w:rFonts w:ascii="Times New Roman" w:cs="Times New Roman" w:eastAsia="Times New Roman" w:hAnsi="Times New Roman"/>
-          <w:rtl w:val="0"/>
-        </w:rPr>
-        <w:t xml:space="preserve"> </w:t>
-      </w:r>
-      <w:r>
-        <w:rPr>
-          <w:rFonts w:ascii="Times New Roman" w:cs="Times New Roman" w:eastAsia="Times New Roman" w:hAnsi="Times New Roman"/>
-          <w:b w:val="1"/>
-          <w:rtl w:val="0"/>
-        </w:rPr>
-        <w:t xml:space="preserve">Vendedor</w:t>
-      </w:r>
-      <w:r>
-        <w:rPr>
-          <w:rFonts w:ascii="Times New Roman" w:cs="Times New Roman" w:eastAsia="Times New Roman" w:hAnsi="Times New Roman"/>
-          <w:rtl w:val="0"/>
-        </w:rPr>
-        <w:t xml:space="preserve">, quiero que el sistema me muestre una </w:t>
-      </w:r>
-      <w:r>
-        <w:rPr>
-          <w:rFonts w:ascii="Times New Roman" w:cs="Times New Roman" w:eastAsia="Times New Roman" w:hAnsi="Times New Roman"/>
-          <w:b w:val="1"/>
-          <w:rtl w:val="0"/>
-        </w:rPr>
-        <w:t xml:space="preserve">alerta visual</w:t>
-      </w:r>
-      <w:r>
-        <w:rPr>
-          <w:rFonts w:ascii="Times New Roman" w:cs="Times New Roman" w:eastAsia="Times New Roman" w:hAnsi="Times New Roman"/>
-          <w:rtl w:val="0"/>
-        </w:rPr>
-        <w:t xml:space="preserve"> cuando el stock de un producto caiga por debajo del mínimo, </w:t>
-      </w:r>
-      <w:r>
-        <w:rPr>
-          <w:rFonts w:ascii="Times New Roman" w:cs="Times New Roman" w:eastAsia="Times New Roman" w:hAnsi="Times New Roman"/>
-          <w:b w:val="1"/>
-          <w:rtl w:val="0"/>
-        </w:rPr>
-        <w:t xml:space="preserve">para</w:t>
-      </w:r>
-      <w:r>
-        <w:rPr>
-          <w:rFonts w:ascii="Times New Roman" w:cs="Times New Roman" w:eastAsia="Times New Roman" w:hAnsi="Times New Roman"/>
-          <w:rtl w:val="0"/>
-        </w:rPr>
-        <w:t xml:space="preserve"> evitar la pérdida de ventas por agotamiento sin control.</w:t>
-      </w:r>
-    </w:p>
-    <w:p>
-      <w:pPr>
-        <w:numPr>
-          <w:ilvl w:val="0"/>
-          <w:numId w:val="4"/>
-        </w:numPr>
-        <w:spacing w:after="240" w:before="0" w:beforeAutospacing="0" w:lineRule="auto"/>
-        <w:ind w:left="720" w:hanging="360"/>
-        <w:rPr/>
-      </w:pPr>
-      <w:r>
-        <w:rPr>
-          <w:rFonts w:ascii="Times New Roman" w:cs="Times New Roman" w:eastAsia="Times New Roman" w:hAnsi="Times New Roman"/>
-          <w:b w:val="1"/>
-          <w:rtl w:val="0"/>
-        </w:rPr>
-        <w:t xml:space="preserve">Como</w:t>
-      </w:r>
-      <w:r>
-        <w:rPr>
-          <w:rFonts w:ascii="Times New Roman" w:cs="Times New Roman" w:eastAsia="Times New Roman" w:hAnsi="Times New Roman"/>
-          <w:rtl w:val="0"/>
-        </w:rPr>
-        <w:t xml:space="preserve"> </w:t>
-      </w:r>
-      <w:r>
-        <w:rPr>
-          <w:rFonts w:ascii="Times New Roman" w:cs="Times New Roman" w:eastAsia="Times New Roman" w:hAnsi="Times New Roman"/>
-          <w:b w:val="1"/>
-          <w:rtl w:val="0"/>
-        </w:rPr>
-        <w:t xml:space="preserve">Administrador de Tienda</w:t>
-      </w:r>
-      <w:r>
-        <w:rPr>
-          <w:rFonts w:ascii="Times New Roman" w:cs="Times New Roman" w:eastAsia="Times New Roman" w:hAnsi="Times New Roman"/>
-          <w:rtl w:val="0"/>
-        </w:rPr>
-        <w:t xml:space="preserve">, quiero generar reportes automáticos de ventas diarias y mensuales, </w:t>
-      </w:r>
-      <w:r>
-        <w:rPr>
-          <w:rFonts w:ascii="Times New Roman" w:cs="Times New Roman" w:eastAsia="Times New Roman" w:hAnsi="Times New Roman"/>
-          <w:b w:val="1"/>
-          <w:rtl w:val="0"/>
-        </w:rPr>
-        <w:t xml:space="preserve">para</w:t>
-      </w:r>
-      <w:r>
-        <w:rPr>
-          <w:rFonts w:ascii="Times New Roman" w:cs="Times New Roman" w:eastAsia="Times New Roman" w:hAnsi="Times New Roman"/>
-          <w:rtl w:val="0"/>
-        </w:rPr>
-        <w:t xml:space="preserve"> tener reportes claros que permitan tomar decisiones.</w:t>
-      </w:r>
-    </w:p>
-    <w:p>
-      <w:pPr>
-        <w:pStyle w:val="Heading4"/>
-        <w:keepNext w:val="0"/>
-        <w:keepLines w:val="0"/>
-        <w:spacing w:after="40" w:before="240" w:lineRule="auto"/>
-        <w:rPr>
-          <w:rFonts w:ascii="Times New Roman" w:cs="Times New Roman" w:eastAsia="Times New Roman" w:hAnsi="Times New Roman"/>
+        <w:rPr>
+          <w:rFonts w:ascii="Georgia" w:cs="Georgia" w:eastAsia="Georgia" w:hAnsi="Georgia"/>
           <w:b w:val="1"/>
           <w:color w:val="000000"/>
-          <w:sz w:val="22"/>
-          <w:szCs w:val="22"/>
-        </w:rPr>
-      </w:pPr>
-      <w:bookmarkStart w:colFirst="0" w:colLast="0" w:name="_fzxa92df7bl" w:id="7"/>
-      <w:bookmarkEnd w:id="7"/>
-      <w:r>
-        <w:rPr>
-          <w:rFonts w:ascii="Times New Roman" w:cs="Times New Roman" w:eastAsia="Times New Roman" w:hAnsi="Times New Roman"/>
+          <w:sz w:val="24"/>
+          <w:szCs w:val="24"/>
+        </w:rPr>
+      </w:pPr>
+      <w:bookmarkStart w:colFirst="0" w:colLast="0" w:name="_rdc4ty3sgv05" w:id="19"/>
+      <w:bookmarkEnd w:id="19"/>
+      <w:r>
+        <w:rPr>
+          <w:rFonts w:ascii="Georgia" w:cs="Georgia" w:eastAsia="Georgia" w:hAnsi="Georgia"/>
           <w:b w:val="1"/>
           <w:color w:val="000000"/>
-          <w:sz w:val="22"/>
-          <w:szCs w:val="22"/>
-          <w:rtl w:val="0"/>
-        </w:rPr>
-        <w:t xml:space="preserve">B. Módulo de Adopción</w:t>
+          <w:sz w:val="24"/>
+          <w:szCs w:val="24"/>
+          <w:rtl w:val="0"/>
+        </w:rPr>
+        <w:t xml:space="preserve">Vista de Escenarios (+1 - Casos de Uso)</w:t>
+      </w:r>
+    </w:p>
+    <w:p>
+      <w:pPr>
+        <w:spacing w:after="240" w:before="240" w:lineRule="auto"/>
+        <w:rPr>
+          <w:rFonts w:ascii="Georgia" w:cs="Georgia" w:eastAsia="Georgia" w:hAnsi="Georgia"/>
+          <w:sz w:val="24"/>
+          <w:szCs w:val="24"/>
+        </w:rPr>
+      </w:pPr>
+      <w:r>
+        <w:rPr>
+          <w:rFonts w:ascii="Georgia" w:cs="Georgia" w:eastAsia="Georgia" w:hAnsi="Georgia"/>
+          <w:sz w:val="24"/>
+          <w:szCs w:val="24"/>
+          <w:rtl w:val="0"/>
+        </w:rPr>
+        <w:t xml:space="preserve">Esta vista sirve como el conductor del diseño arquitectónico, mostrando las funcionalidades clave desde la perspectiva del usuario.</w:t>
       </w:r>
     </w:p>
     <w:p>
@@ -2751,52 +3771,29 @@
         </w:numPr>
         <w:spacing w:after="0" w:afterAutospacing="0" w:before="240" w:lineRule="auto"/>
         <w:ind w:left="720" w:hanging="360"/>
-        <w:rPr/>
-      </w:pPr>
-      <w:r>
-        <w:rPr>
-          <w:rFonts w:ascii="Times New Roman" w:cs="Times New Roman" w:eastAsia="Times New Roman" w:hAnsi="Times New Roman"/>
-          <w:b w:val="1"/>
-          <w:rtl w:val="0"/>
-        </w:rPr>
-        <w:t xml:space="preserve">Como</w:t>
-      </w:r>
-      <w:r>
-        <w:rPr>
-          <w:rFonts w:ascii="Times New Roman" w:cs="Times New Roman" w:eastAsia="Times New Roman" w:hAnsi="Times New Roman"/>
-          <w:rtl w:val="0"/>
-        </w:rPr>
-        <w:t xml:space="preserve"> </w:t>
-      </w:r>
-      <w:r>
-        <w:rPr>
-          <w:rFonts w:ascii="Times New Roman" w:cs="Times New Roman" w:eastAsia="Times New Roman" w:hAnsi="Times New Roman"/>
-          <w:b w:val="1"/>
-          <w:rtl w:val="0"/>
-        </w:rPr>
-        <w:t xml:space="preserve">Voluntario de Adopción</w:t>
-      </w:r>
-      <w:r>
-        <w:rPr>
-          <w:rFonts w:ascii="Times New Roman" w:cs="Times New Roman" w:eastAsia="Times New Roman" w:hAnsi="Times New Roman"/>
-          <w:rtl w:val="0"/>
-        </w:rPr>
-        <w:t xml:space="preserve">, quiero poder subir el perfil de un animal (foto, especie, descripción y estado), </w:t>
-      </w:r>
-      <w:r>
-        <w:rPr>
-          <w:rFonts w:ascii="Times New Roman" w:cs="Times New Roman" w:eastAsia="Times New Roman" w:hAnsi="Times New Roman"/>
-          <w:b w:val="1"/>
-          <w:rtl w:val="0"/>
-        </w:rPr>
-        <w:t xml:space="preserve">para</w:t>
-      </w:r>
-      <w:r>
-        <w:rPr>
-          <w:rFonts w:ascii="Times New Roman" w:cs="Times New Roman" w:eastAsia="Times New Roman" w:hAnsi="Times New Roman"/>
-          <w:rtl w:val="0"/>
-        </w:rPr>
-        <w:t xml:space="preserve"> que esté visible en el Módulo de Adopciones centralizado.</w:t>
+        <w:rPr>
+          <w:sz w:val="24"/>
+          <w:szCs w:val="24"/>
+        </w:rPr>
+      </w:pPr>
+      <w:r>
+        <w:rPr>
+          <w:rFonts w:ascii="Georgia" w:cs="Georgia" w:eastAsia="Georgia" w:hAnsi="Georgia"/>
+          <w:b w:val="1"/>
+          <w:sz w:val="24"/>
+          <w:szCs w:val="24"/>
+          <w:rtl w:val="0"/>
+        </w:rPr>
+        <w:t xml:space="preserve">Propósito</w:t>
+      </w:r>
+      <w:r>
+        <w:rPr>
+          <w:rFonts w:ascii="Georgia" w:cs="Georgia" w:eastAsia="Georgia" w:hAnsi="Georgia"/>
+          <w:sz w:val="24"/>
+          <w:szCs w:val="24"/>
+          <w:rtl w:val="0"/>
+        </w:rPr>
+        <w:t xml:space="preserve">: Mostrar las interacciones principales que el sistema debe soportar</w:t>
       </w:r>
     </w:p>
     <w:p>
@@ -2807,208 +3804,1626 @@
         </w:numPr>
         <w:spacing w:after="240" w:before="0" w:beforeAutospacing="0" w:lineRule="auto"/>
         <w:ind w:left="720" w:hanging="360"/>
-        <w:rPr/>
-      </w:pPr>
-      <w:r>
-        <w:rPr>
-          <w:rFonts w:ascii="Times New Roman" w:cs="Times New Roman" w:eastAsia="Times New Roman" w:hAnsi="Times New Roman"/>
-          <w:b w:val="1"/>
-          <w:rtl w:val="0"/>
-        </w:rPr>
-        <w:t xml:space="preserve">Como</w:t>
-      </w:r>
-      <w:r>
-        <w:rPr>
-          <w:rFonts w:ascii="Times New Roman" w:cs="Times New Roman" w:eastAsia="Times New Roman" w:hAnsi="Times New Roman"/>
-          <w:rtl w:val="0"/>
-        </w:rPr>
-        <w:t xml:space="preserve"> </w:t>
-      </w:r>
-      <w:r>
-        <w:rPr>
-          <w:rFonts w:ascii="Times New Roman" w:cs="Times New Roman" w:eastAsia="Times New Roman" w:hAnsi="Times New Roman"/>
-          <w:b w:val="1"/>
-          <w:rtl w:val="0"/>
-        </w:rPr>
-        <w:t xml:space="preserve">Usuario Interesado en Adopción</w:t>
-      </w:r>
-      <w:r>
-        <w:rPr>
-          <w:rFonts w:ascii="Times New Roman" w:cs="Times New Roman" w:eastAsia="Times New Roman" w:hAnsi="Times New Roman"/>
-          <w:rtl w:val="0"/>
-        </w:rPr>
-        <w:t xml:space="preserve">, quiero contactar al administrador directamente desde el perfil del animal, </w:t>
-      </w:r>
-      <w:r>
-        <w:rPr>
-          <w:rFonts w:ascii="Times New Roman" w:cs="Times New Roman" w:eastAsia="Times New Roman" w:hAnsi="Times New Roman"/>
-          <w:b w:val="1"/>
-          <w:rtl w:val="0"/>
-        </w:rPr>
-        <w:t xml:space="preserve">para</w:t>
-      </w:r>
-      <w:r>
-        <w:rPr>
-          <w:rFonts w:ascii="Times New Roman" w:cs="Times New Roman" w:eastAsia="Times New Roman" w:hAnsi="Times New Roman"/>
-          <w:rtl w:val="0"/>
-        </w:rPr>
-        <w:t xml:space="preserve"> iniciar el proceso de postulación y evitar procesos desordenados.</w:t>
-      </w:r>
-    </w:p>
-    <w:p>
-      <w:pPr>
-        <w:pStyle w:val="Heading4"/>
+        <w:rPr>
+          <w:rFonts w:ascii="Georgia" w:cs="Georgia" w:eastAsia="Georgia" w:hAnsi="Georgia"/>
+          <w:sz w:val="24"/>
+          <w:szCs w:val="24"/>
+        </w:rPr>
+      </w:pPr>
+      <w:r>
+        <w:rPr>
+          <w:rFonts w:ascii="Georgia" w:cs="Georgia" w:eastAsia="Georgia" w:hAnsi="Georgia"/>
+          <w:sz w:val="24"/>
+          <w:szCs w:val="24"/>
+          <w:rtl w:val="0"/>
+        </w:rPr>
+        <w:t xml:space="preserve">Diagrama UML asociado: Diagrama de Casos de Uso (UML).</w:t>
+      </w:r>
+    </w:p>
+    <w:tbl>
+      <w:tblPr>
+        <w:tblStyle w:val="Table4"/>
+        <w:tblW w:w="9029.0" w:type="dxa"/>
+        <w:jc w:val="left"/>
+        <w:tblBorders>
+          <w:top w:color="000000" w:space="0" w:sz="8" w:val="single"/>
+          <w:left w:color="000000" w:space="0" w:sz="8" w:val="single"/>
+          <w:bottom w:color="000000" w:space="0" w:sz="8" w:val="single"/>
+          <w:right w:color="000000" w:space="0" w:sz="8" w:val="single"/>
+          <w:insideH w:color="000000" w:space="0" w:sz="8" w:val="single"/>
+          <w:insideV w:color="000000" w:space="0" w:sz="8" w:val="single"/>
+        </w:tblBorders>
+        <w:tblLayout w:type="fixed"/>
+        <w:tblLook w:val="0600"/>
+      </w:tblPr>
+      <w:tblGrid>
+        <w:gridCol w:w="9029"/>
+        <w:tblGridChange w:id="0">
+          <w:tblGrid>
+            <w:gridCol w:w="9029"/>
+          </w:tblGrid>
+        </w:tblGridChange>
+      </w:tblGrid>
+      <w:tr>
+        <w:trPr>
+          <w:cantSplit w:val="0"/>
+          <w:tblHeader w:val="0"/>
+        </w:trPr>
+        <w:tc>
+          <w:tcPr>
+            <w:shd w:fill="auto" w:val="clear"/>
+            <w:tcMar>
+              <w:top w:w="100.0" w:type="dxa"/>
+              <w:left w:w="100.0" w:type="dxa"/>
+              <w:bottom w:w="100.0" w:type="dxa"/>
+              <w:right w:w="100.0" w:type="dxa"/>
+            </w:tcMar>
+            <w:vAlign w:val="top"/>
+          </w:tcPr>
+          <w:p>
+            <w:pPr>
+              <w:keepNext w:val="0"/>
+              <w:keepLines w:val="0"/>
+              <w:pageBreakBefore w:val="0"/>
+              <w:widowControl w:val="0"/>
+              <w:pBdr>
+                <w:top w:space="0" w:sz="0" w:val="nil"/>
+                <w:left w:space="0" w:sz="0" w:val="nil"/>
+                <w:bottom w:space="0" w:sz="0" w:val="nil"/>
+                <w:right w:space="0" w:sz="0" w:val="nil"/>
+                <w:between w:space="0" w:sz="0" w:val="nil"/>
+              </w:pBdr>
+              <w:shd w:fill="auto" w:val="clear"/>
+              <w:spacing w:after="0" w:before="0" w:line="240" w:lineRule="auto"/>
+              <w:ind w:left="0" w:right="0" w:firstLine="0"/>
+              <w:jc w:val="left"/>
+              <w:rPr>
+                <w:rFonts w:ascii="Georgia" w:cs="Georgia" w:eastAsia="Georgia" w:hAnsi="Georgia"/>
+                <w:sz w:val="24"/>
+                <w:szCs w:val="24"/>
+              </w:rPr>
+            </w:pPr>
+            <w:r>
+              <w:rPr>
+                <w:rFonts w:ascii="Georgia" w:cs="Georgia" w:eastAsia="Georgia" w:hAnsi="Georgia"/>
+                <w:sz w:val="24"/>
+                <w:szCs w:val="24"/>
+              </w:rPr>
+              <w:drawing>
+                <wp:inline distB="114300" distT="114300" distL="114300" distR="114300">
+                  <wp:extent cx="5591175" cy="4483100"/>
+                  <wp:effectExtent b="0" l="0" r="0" t="0"/>
+                  <wp:docPr id="1" name="image5.png"/>
+                  <a:graphic>
+                    <a:graphicData uri="http://schemas.openxmlformats.org/drawingml/2006/picture">
+                      <pic:pic>
+                        <pic:nvPicPr>
+                          <pic:cNvPr id="0" name="image5.png"/>
+                          <pic:cNvPicPr preferRelativeResize="0"/>
+                        </pic:nvPicPr>
+                        <pic:blipFill>
+                          <a:blip r:embed="rId6"/>
+                          <a:srcRect b="0" l="0" r="0" t="0"/>
+                          <a:stretch>
+                            <a:fillRect/>
+                          </a:stretch>
+                        </pic:blipFill>
+                        <pic:spPr>
+                          <a:xfrm>
+                            <a:off x="0" y="0"/>
+                            <a:ext cx="5591175" cy="4483100"/>
+                          </a:xfrm>
+                          <a:prstGeom prst="rect"/>
+                          <a:ln/>
+                        </pic:spPr>
+                      </pic:pic>
+                    </a:graphicData>
+                  </a:graphic>
+                </wp:inline>
+              </w:drawing>
+            </w:r>
+            <w:r>
+              <w:rPr>
+                <w:rtl w:val="0"/>
+              </w:rPr>
+            </w:r>
+          </w:p>
+        </w:tc>
+      </w:tr>
+      <w:tr>
+        <w:trPr>
+          <w:cantSplit w:val="0"/>
+          <w:tblHeader w:val="0"/>
+        </w:trPr>
+        <w:tc>
+          <w:tcPr>
+            <w:shd w:fill="auto" w:val="clear"/>
+            <w:tcMar>
+              <w:top w:w="100.0" w:type="dxa"/>
+              <w:left w:w="100.0" w:type="dxa"/>
+              <w:bottom w:w="100.0" w:type="dxa"/>
+              <w:right w:w="100.0" w:type="dxa"/>
+            </w:tcMar>
+            <w:vAlign w:val="top"/>
+          </w:tcPr>
+          <w:p>
+            <w:pPr>
+              <w:keepNext w:val="0"/>
+              <w:keepLines w:val="0"/>
+              <w:pageBreakBefore w:val="0"/>
+              <w:widowControl w:val="0"/>
+              <w:pBdr>
+                <w:top w:space="0" w:sz="0" w:val="nil"/>
+                <w:left w:space="0" w:sz="0" w:val="nil"/>
+                <w:bottom w:space="0" w:sz="0" w:val="nil"/>
+                <w:right w:space="0" w:sz="0" w:val="nil"/>
+                <w:between w:space="0" w:sz="0" w:val="nil"/>
+              </w:pBdr>
+              <w:shd w:fill="auto" w:val="clear"/>
+              <w:spacing w:after="0" w:before="0" w:line="240" w:lineRule="auto"/>
+              <w:ind w:left="0" w:right="0" w:firstLine="0"/>
+              <w:jc w:val="left"/>
+              <w:rPr>
+                <w:rFonts w:ascii="Georgia" w:cs="Georgia" w:eastAsia="Georgia" w:hAnsi="Georgia"/>
+                <w:sz w:val="24"/>
+                <w:szCs w:val="24"/>
+              </w:rPr>
+            </w:pPr>
+            <w:r>
+              <w:rPr>
+                <w:rFonts w:ascii="Georgia" w:cs="Georgia" w:eastAsia="Georgia" w:hAnsi="Georgia"/>
+                <w:sz w:val="24"/>
+                <w:szCs w:val="24"/>
+                <w:rtl w:val="0"/>
+              </w:rPr>
+              <w:t xml:space="preserve">Diagrama de Casos de Uso</w:t>
+            </w:r>
+          </w:p>
+        </w:tc>
+      </w:tr>
+    </w:tbl>
+    <w:p>
+      <w:pPr>
+        <w:spacing w:after="240" w:before="240" w:lineRule="auto"/>
+        <w:ind w:left="0" w:firstLine="0"/>
+        <w:rPr>
+          <w:rFonts w:ascii="Georgia" w:cs="Georgia" w:eastAsia="Georgia" w:hAnsi="Georgia"/>
+          <w:sz w:val="24"/>
+          <w:szCs w:val="24"/>
+        </w:rPr>
+      </w:pPr>
+      <w:r>
+        <w:rPr>
+          <w:rtl w:val="0"/>
+        </w:rPr>
+      </w:r>
+    </w:p>
+    <w:p>
+      <w:pPr>
+        <w:spacing w:after="240" w:before="240" w:lineRule="auto"/>
+        <w:rPr>
+          <w:rFonts w:ascii="Georgia" w:cs="Georgia" w:eastAsia="Georgia" w:hAnsi="Georgia"/>
+          <w:sz w:val="24"/>
+          <w:szCs w:val="24"/>
+        </w:rPr>
+      </w:pPr>
+      <w:r>
+        <w:rPr>
+          <w:rtl w:val="0"/>
+        </w:rPr>
+      </w:r>
+    </w:p>
+    <w:p>
+      <w:pPr>
+        <w:pStyle w:val="Heading3"/>
         <w:keepNext w:val="0"/>
         <w:keepLines w:val="0"/>
-        <w:spacing w:after="40" w:before="240" w:lineRule="auto"/>
-        <w:rPr>
-          <w:rFonts w:ascii="Times New Roman" w:cs="Times New Roman" w:eastAsia="Times New Roman" w:hAnsi="Times New Roman"/>
-          <w:b w:val="1"/>
-          <w:color w:val="000000"/>
-          <w:sz w:val="22"/>
-          <w:szCs w:val="22"/>
-        </w:rPr>
-      </w:pPr>
-      <w:bookmarkStart w:colFirst="0" w:colLast="0" w:name="_ioje6tik2sdu" w:id="8"/>
-      <w:bookmarkEnd w:id="8"/>
-      <w:r>
-        <w:rPr>
-          <w:rFonts w:ascii="Times New Roman" w:cs="Times New Roman" w:eastAsia="Times New Roman" w:hAnsi="Times New Roman"/>
-          <w:b w:val="1"/>
-          <w:color w:val="000000"/>
-          <w:sz w:val="22"/>
-          <w:szCs w:val="22"/>
-          <w:rtl w:val="0"/>
-        </w:rPr>
-        <w:t xml:space="preserve">C. Experiencia de Usuario</w:t>
-      </w:r>
-    </w:p>
-    <w:p>
-      <w:pPr>
         <w:numPr>
           <w:ilvl w:val="0"/>
-          <w:numId w:val="5"/>
+          <w:numId w:val="4"/>
+        </w:numPr>
+        <w:spacing w:before="280" w:lineRule="auto"/>
+        <w:ind w:left="720" w:hanging="360"/>
+        <w:rPr>
+          <w:rFonts w:ascii="Georgia" w:cs="Georgia" w:eastAsia="Georgia" w:hAnsi="Georgia"/>
+          <w:b w:val="1"/>
+          <w:color w:val="000000"/>
+          <w:sz w:val="24"/>
+          <w:szCs w:val="24"/>
+        </w:rPr>
+      </w:pPr>
+      <w:bookmarkStart w:colFirst="0" w:colLast="0" w:name="_bh5txmvnbs02" w:id="20"/>
+      <w:bookmarkEnd w:id="20"/>
+      <w:r>
+        <w:rPr>
+          <w:rFonts w:ascii="Georgia" w:cs="Georgia" w:eastAsia="Georgia" w:hAnsi="Georgia"/>
+          <w:b w:val="1"/>
+          <w:color w:val="000000"/>
+          <w:sz w:val="24"/>
+          <w:szCs w:val="24"/>
+          <w:rtl w:val="0"/>
+        </w:rPr>
+        <w:t xml:space="preserve">Vista Lógica</w:t>
+      </w:r>
+    </w:p>
+    <w:p>
+      <w:pPr>
+        <w:spacing w:after="240" w:before="240" w:lineRule="auto"/>
+        <w:rPr>
+          <w:rFonts w:ascii="Georgia" w:cs="Georgia" w:eastAsia="Georgia" w:hAnsi="Georgia"/>
+          <w:sz w:val="24"/>
+          <w:szCs w:val="24"/>
+        </w:rPr>
+      </w:pPr>
+      <w:r>
+        <w:rPr>
+          <w:rFonts w:ascii="Georgia" w:cs="Georgia" w:eastAsia="Georgia" w:hAnsi="Georgia"/>
+          <w:sz w:val="24"/>
+          <w:szCs w:val="24"/>
+          <w:rtl w:val="0"/>
+        </w:rPr>
+        <w:t xml:space="preserve">Describe la estructura funcional y los principales componentes o abstracciones (clases/modelos) que resuelven los </w:t>
+      </w:r>
+      <w:r>
+        <w:rPr>
+          <w:rFonts w:ascii="Georgia" w:cs="Georgia" w:eastAsia="Georgia" w:hAnsi="Georgia"/>
+          <w:b w:val="1"/>
+          <w:sz w:val="24"/>
+          <w:szCs w:val="24"/>
+          <w:rtl w:val="0"/>
+        </w:rPr>
+        <w:t xml:space="preserve">requisitos funcionales</w:t>
+      </w:r>
+      <w:r>
+        <w:rPr>
+          <w:rFonts w:ascii="Georgia" w:cs="Georgia" w:eastAsia="Georgia" w:hAnsi="Georgia"/>
+          <w:sz w:val="24"/>
+          <w:szCs w:val="24"/>
+          <w:rtl w:val="0"/>
+        </w:rPr>
+        <w:t xml:space="preserve"> del sistema, como la gestión de ventas, inventario y adopciones.</w:t>
+      </w:r>
+    </w:p>
+    <w:p>
+      <w:pPr>
+        <w:numPr>
+          <w:ilvl w:val="0"/>
+          <w:numId w:val="8"/>
         </w:numPr>
         <w:spacing w:after="0" w:afterAutospacing="0" w:before="240" w:lineRule="auto"/>
         <w:ind w:left="720" w:hanging="360"/>
-        <w:rPr/>
-      </w:pPr>
-      <w:r>
-        <w:rPr>
-          <w:rFonts w:ascii="Times New Roman" w:cs="Times New Roman" w:eastAsia="Times New Roman" w:hAnsi="Times New Roman"/>
-          <w:b w:val="1"/>
-          <w:rtl w:val="0"/>
-        </w:rPr>
-        <w:t xml:space="preserve">Como</w:t>
-      </w:r>
-      <w:r>
-        <w:rPr>
-          <w:rFonts w:ascii="Times New Roman" w:cs="Times New Roman" w:eastAsia="Times New Roman" w:hAnsi="Times New Roman"/>
-          <w:rtl w:val="0"/>
-        </w:rPr>
-        <w:t xml:space="preserve"> </w:t>
-      </w:r>
-      <w:r>
-        <w:rPr>
-          <w:rFonts w:ascii="Times New Roman" w:cs="Times New Roman" w:eastAsia="Times New Roman" w:hAnsi="Times New Roman"/>
-          <w:b w:val="1"/>
-          <w:rtl w:val="0"/>
-        </w:rPr>
-        <w:t xml:space="preserve">Dueño del Negocio</w:t>
-      </w:r>
-      <w:r>
-        <w:rPr>
-          <w:rFonts w:ascii="Times New Roman" w:cs="Times New Roman" w:eastAsia="Times New Roman" w:hAnsi="Times New Roman"/>
-          <w:rtl w:val="0"/>
-        </w:rPr>
-        <w:t xml:space="preserve">, quiero ver un gráfico con los productos más vendidos en el dashboard, </w:t>
-      </w:r>
-      <w:r>
-        <w:rPr>
-          <w:rFonts w:ascii="Times New Roman" w:cs="Times New Roman" w:eastAsia="Times New Roman" w:hAnsi="Times New Roman"/>
-          <w:b w:val="1"/>
-          <w:rtl w:val="0"/>
-        </w:rPr>
-        <w:t xml:space="preserve">para</w:t>
-      </w:r>
-      <w:r>
-        <w:rPr>
-          <w:rFonts w:ascii="Times New Roman" w:cs="Times New Roman" w:eastAsia="Times New Roman" w:hAnsi="Times New Roman"/>
-          <w:rtl w:val="0"/>
-        </w:rPr>
-        <w:t xml:space="preserve"> tomar decisiones informadas sobre la próxima compra de stock.</w:t>
-      </w:r>
-    </w:p>
-    <w:p>
-      <w:pPr>
+        <w:rPr>
+          <w:rFonts w:ascii="Georgia" w:cs="Georgia" w:eastAsia="Georgia" w:hAnsi="Georgia"/>
+          <w:sz w:val="24"/>
+          <w:szCs w:val="24"/>
+        </w:rPr>
+      </w:pPr>
+      <w:r>
+        <w:rPr>
+          <w:rFonts w:ascii="Georgia" w:cs="Georgia" w:eastAsia="Georgia" w:hAnsi="Georgia"/>
+          <w:sz w:val="24"/>
+          <w:szCs w:val="24"/>
+          <w:rtl w:val="0"/>
+        </w:rPr>
+        <w:t xml:space="preserve">Diagrama UML asociado: Diagrama de Clases. </w:t>
+      </w:r>
+    </w:p>
+    <w:p>
+      <w:pPr>
+        <w:numPr>
+          <w:ilvl w:val="1"/>
+          <w:numId w:val="8"/>
+        </w:numPr>
+        <w:spacing w:after="240" w:before="0" w:beforeAutospacing="0" w:lineRule="auto"/>
+        <w:ind w:left="1440" w:hanging="360"/>
+        <w:rPr>
+          <w:sz w:val="24"/>
+          <w:szCs w:val="24"/>
+        </w:rPr>
+      </w:pPr>
+      <w:r>
+        <w:rPr>
+          <w:rFonts w:ascii="Georgia" w:cs="Georgia" w:eastAsia="Georgia" w:hAnsi="Georgia"/>
+          <w:sz w:val="24"/>
+          <w:szCs w:val="24"/>
+          <w:rtl w:val="0"/>
+        </w:rPr>
+        <w:t xml:space="preserve">Se enfoca en las clases principales como </w:t>
+      </w:r>
+      <w:r>
+        <w:rPr>
+          <w:rFonts w:ascii="Georgia" w:cs="Georgia" w:eastAsia="Georgia" w:hAnsi="Georgia"/>
+          <w:b w:val="1"/>
+          <w:sz w:val="24"/>
+          <w:szCs w:val="24"/>
+          <w:rtl w:val="0"/>
+        </w:rPr>
+        <w:t xml:space="preserve">Producto, Venta, </w:t>
+      </w:r>
+      <w:r>
+        <w:rPr>
+          <w:rFonts w:ascii="Georgia" w:cs="Georgia" w:eastAsia="Georgia" w:hAnsi="Georgia"/>
+          <w:b w:val="1"/>
+          <w:sz w:val="24"/>
+          <w:szCs w:val="24"/>
+          <w:rtl w:val="0"/>
+        </w:rPr>
+        <w:t xml:space="preserve">Cliente</w:t>
+      </w:r>
+      <w:r>
+        <w:rPr>
+          <w:rFonts w:ascii="Georgia" w:cs="Georgia" w:eastAsia="Georgia" w:hAnsi="Georgia"/>
+          <w:b w:val="1"/>
+          <w:sz w:val="24"/>
+          <w:szCs w:val="24"/>
+          <w:rtl w:val="0"/>
+        </w:rPr>
+        <w:t xml:space="preserve">, </w:t>
+      </w:r>
+      <w:r>
+        <w:rPr>
+          <w:rFonts w:ascii="Georgia" w:cs="Georgia" w:eastAsia="Georgia" w:hAnsi="Georgia"/>
+          <w:b w:val="1"/>
+          <w:sz w:val="24"/>
+          <w:szCs w:val="24"/>
+          <w:rtl w:val="0"/>
+        </w:rPr>
+        <w:t xml:space="preserve">AnimalAdopcion</w:t>
+      </w:r>
+      <w:r>
+        <w:rPr>
+          <w:rFonts w:ascii="Georgia" w:cs="Georgia" w:eastAsia="Georgia" w:hAnsi="Georgia"/>
+          <w:b w:val="1"/>
+          <w:sz w:val="24"/>
+          <w:szCs w:val="24"/>
+          <w:rtl w:val="0"/>
+        </w:rPr>
+        <w:t xml:space="preserve">, </w:t>
+      </w:r>
+      <w:r>
+        <w:rPr>
+          <w:rFonts w:ascii="Georgia" w:cs="Georgia" w:eastAsia="Georgia" w:hAnsi="Georgia"/>
+          <w:b w:val="1"/>
+          <w:sz w:val="24"/>
+          <w:szCs w:val="24"/>
+          <w:rtl w:val="0"/>
+        </w:rPr>
+        <w:t xml:space="preserve">AlimentoMedicamento</w:t>
+      </w:r>
+      <w:r>
+        <w:rPr>
+          <w:rFonts w:ascii="Georgia" w:cs="Georgia" w:eastAsia="Georgia" w:hAnsi="Georgia"/>
+          <w:sz w:val="24"/>
+          <w:szCs w:val="24"/>
+          <w:rtl w:val="0"/>
+        </w:rPr>
+        <w:t xml:space="preserve">, y sus relaciones.</w:t>
+      </w:r>
+    </w:p>
+    <w:tbl>
+      <w:tblPr>
+        <w:tblStyle w:val="Table5"/>
+        <w:tblW w:w="9029.0" w:type="dxa"/>
+        <w:jc w:val="left"/>
+        <w:tblBorders>
+          <w:top w:color="000000" w:space="0" w:sz="8" w:val="single"/>
+          <w:left w:color="000000" w:space="0" w:sz="8" w:val="single"/>
+          <w:bottom w:color="000000" w:space="0" w:sz="8" w:val="single"/>
+          <w:right w:color="000000" w:space="0" w:sz="8" w:val="single"/>
+          <w:insideH w:color="000000" w:space="0" w:sz="8" w:val="single"/>
+          <w:insideV w:color="000000" w:space="0" w:sz="8" w:val="single"/>
+        </w:tblBorders>
+        <w:tblLayout w:type="fixed"/>
+        <w:tblLook w:val="0600"/>
+      </w:tblPr>
+      <w:tblGrid>
+        <w:gridCol w:w="9029"/>
+        <w:tblGridChange w:id="0">
+          <w:tblGrid>
+            <w:gridCol w:w="9029"/>
+          </w:tblGrid>
+        </w:tblGridChange>
+      </w:tblGrid>
+      <w:tr>
+        <w:trPr>
+          <w:cantSplit w:val="0"/>
+          <w:tblHeader w:val="0"/>
+        </w:trPr>
+        <w:tc>
+          <w:tcPr>
+            <w:shd w:fill="auto" w:val="clear"/>
+            <w:tcMar>
+              <w:top w:w="100.0" w:type="dxa"/>
+              <w:left w:w="100.0" w:type="dxa"/>
+              <w:bottom w:w="100.0" w:type="dxa"/>
+              <w:right w:w="100.0" w:type="dxa"/>
+            </w:tcMar>
+            <w:vAlign w:val="top"/>
+          </w:tcPr>
+          <w:p>
+            <w:pPr>
+              <w:widowControl w:val="0"/>
+              <w:spacing w:line="240" w:lineRule="auto"/>
+              <w:rPr>
+                <w:rFonts w:ascii="Georgia" w:cs="Georgia" w:eastAsia="Georgia" w:hAnsi="Georgia"/>
+                <w:sz w:val="24"/>
+                <w:szCs w:val="24"/>
+              </w:rPr>
+            </w:pPr>
+            <w:r>
+              <w:rPr>
+                <w:rFonts w:ascii="Georgia" w:cs="Georgia" w:eastAsia="Georgia" w:hAnsi="Georgia"/>
+                <w:sz w:val="24"/>
+                <w:szCs w:val="24"/>
+              </w:rPr>
+              <w:drawing>
+                <wp:inline distB="114300" distT="114300" distL="114300" distR="114300">
+                  <wp:extent cx="5591175" cy="2603500"/>
+                  <wp:effectExtent b="0" l="0" r="0" t="0"/>
+                  <wp:docPr id="5" name="image3.png"/>
+                  <a:graphic>
+                    <a:graphicData uri="http://schemas.openxmlformats.org/drawingml/2006/picture">
+                      <pic:pic>
+                        <pic:nvPicPr>
+                          <pic:cNvPr id="0" name="image3.png"/>
+                          <pic:cNvPicPr preferRelativeResize="0"/>
+                        </pic:nvPicPr>
+                        <pic:blipFill>
+                          <a:blip r:embed="rId7"/>
+                          <a:srcRect b="0" l="0" r="0" t="0"/>
+                          <a:stretch>
+                            <a:fillRect/>
+                          </a:stretch>
+                        </pic:blipFill>
+                        <pic:spPr>
+                          <a:xfrm>
+                            <a:off x="0" y="0"/>
+                            <a:ext cx="5591175" cy="2603500"/>
+                          </a:xfrm>
+                          <a:prstGeom prst="rect"/>
+                          <a:ln/>
+                        </pic:spPr>
+                      </pic:pic>
+                    </a:graphicData>
+                  </a:graphic>
+                </wp:inline>
+              </w:drawing>
+            </w:r>
+            <w:r>
+              <w:rPr>
+                <w:rtl w:val="0"/>
+              </w:rPr>
+            </w:r>
+          </w:p>
+        </w:tc>
+      </w:tr>
+      <w:tr>
+        <w:trPr>
+          <w:cantSplit w:val="0"/>
+          <w:tblHeader w:val="0"/>
+        </w:trPr>
+        <w:tc>
+          <w:tcPr>
+            <w:shd w:fill="auto" w:val="clear"/>
+            <w:tcMar>
+              <w:top w:w="100.0" w:type="dxa"/>
+              <w:left w:w="100.0" w:type="dxa"/>
+              <w:bottom w:w="100.0" w:type="dxa"/>
+              <w:right w:w="100.0" w:type="dxa"/>
+            </w:tcMar>
+            <w:vAlign w:val="top"/>
+          </w:tcPr>
+          <w:p>
+            <w:pPr>
+              <w:widowControl w:val="0"/>
+              <w:spacing w:line="240" w:lineRule="auto"/>
+              <w:rPr>
+                <w:rFonts w:ascii="Georgia" w:cs="Georgia" w:eastAsia="Georgia" w:hAnsi="Georgia"/>
+                <w:sz w:val="24"/>
+                <w:szCs w:val="24"/>
+              </w:rPr>
+            </w:pPr>
+            <w:r>
+              <w:rPr>
+                <w:rFonts w:ascii="Georgia" w:cs="Georgia" w:eastAsia="Georgia" w:hAnsi="Georgia"/>
+                <w:sz w:val="24"/>
+                <w:szCs w:val="24"/>
+                <w:rtl w:val="0"/>
+              </w:rPr>
+              <w:t xml:space="preserve">Diagrama de Clases</w:t>
+            </w:r>
+          </w:p>
+        </w:tc>
+      </w:tr>
+    </w:tbl>
+    <w:p>
+      <w:pPr>
+        <w:spacing w:after="240" w:before="240" w:lineRule="auto"/>
+        <w:rPr>
+          <w:rFonts w:ascii="Georgia" w:cs="Georgia" w:eastAsia="Georgia" w:hAnsi="Georgia"/>
+          <w:sz w:val="24"/>
+          <w:szCs w:val="24"/>
+        </w:rPr>
+      </w:pPr>
+      <w:r>
+        <w:rPr>
+          <w:rtl w:val="0"/>
+        </w:rPr>
+      </w:r>
+    </w:p>
+    <w:p>
+      <w:pPr>
+        <w:pStyle w:val="Heading3"/>
+        <w:keepNext w:val="0"/>
+        <w:keepLines w:val="0"/>
         <w:numPr>
           <w:ilvl w:val="0"/>
-          <w:numId w:val="5"/>
+          <w:numId w:val="4"/>
+        </w:numPr>
+        <w:spacing w:before="280" w:lineRule="auto"/>
+        <w:ind w:left="720" w:hanging="360"/>
+        <w:rPr>
+          <w:rFonts w:ascii="Georgia" w:cs="Georgia" w:eastAsia="Georgia" w:hAnsi="Georgia"/>
+          <w:b w:val="1"/>
+          <w:color w:val="000000"/>
+          <w:sz w:val="24"/>
+          <w:szCs w:val="24"/>
+        </w:rPr>
+      </w:pPr>
+      <w:bookmarkStart w:colFirst="0" w:colLast="0" w:name="_c5ijh4jbbv43" w:id="21"/>
+      <w:bookmarkEnd w:id="21"/>
+      <w:r>
+        <w:rPr>
+          <w:rFonts w:ascii="Georgia" w:cs="Georgia" w:eastAsia="Georgia" w:hAnsi="Georgia"/>
+          <w:b w:val="1"/>
+          <w:color w:val="000000"/>
+          <w:sz w:val="24"/>
+          <w:szCs w:val="24"/>
+          <w:rtl w:val="0"/>
+        </w:rPr>
+        <w:t xml:space="preserve">Vista de Desarrollo (Implementación)</w:t>
+      </w:r>
+    </w:p>
+    <w:p>
+      <w:pPr>
+        <w:spacing w:after="240" w:before="240" w:lineRule="auto"/>
+        <w:rPr>
+          <w:rFonts w:ascii="Georgia" w:cs="Georgia" w:eastAsia="Georgia" w:hAnsi="Georgia"/>
+          <w:sz w:val="24"/>
+          <w:szCs w:val="24"/>
+        </w:rPr>
+      </w:pPr>
+      <w:r>
+        <w:rPr>
+          <w:rFonts w:ascii="Georgia" w:cs="Georgia" w:eastAsia="Georgia" w:hAnsi="Georgia"/>
+          <w:sz w:val="24"/>
+          <w:szCs w:val="24"/>
+          <w:rtl w:val="0"/>
+        </w:rPr>
+        <w:t xml:space="preserve">Muestra la organización del </w:t>
+      </w:r>
+      <w:r>
+        <w:rPr>
+          <w:rFonts w:ascii="Georgia" w:cs="Georgia" w:eastAsia="Georgia" w:hAnsi="Georgia"/>
+          <w:i w:val="1"/>
+          <w:sz w:val="24"/>
+          <w:szCs w:val="24"/>
+          <w:rtl w:val="0"/>
+        </w:rPr>
+        <w:t xml:space="preserve">software</w:t>
+      </w:r>
+      <w:r>
+        <w:rPr>
+          <w:rFonts w:ascii="Georgia" w:cs="Georgia" w:eastAsia="Georgia" w:hAnsi="Georgia"/>
+          <w:sz w:val="24"/>
+          <w:szCs w:val="24"/>
+          <w:rtl w:val="0"/>
+        </w:rPr>
+        <w:t xml:space="preserve"> en el entorno de desarrollo, incluyendo módulos, librerías, </w:t>
+      </w:r>
+      <w:r>
+        <w:rPr>
+          <w:rFonts w:ascii="Georgia" w:cs="Georgia" w:eastAsia="Georgia" w:hAnsi="Georgia"/>
+          <w:i w:val="1"/>
+          <w:sz w:val="24"/>
+          <w:szCs w:val="24"/>
+          <w:rtl w:val="0"/>
+        </w:rPr>
+        <w:t xml:space="preserve">paquetes</w:t>
+      </w:r>
+      <w:r>
+        <w:rPr>
+          <w:rFonts w:ascii="Georgia" w:cs="Georgia" w:eastAsia="Georgia" w:hAnsi="Georgia"/>
+          <w:sz w:val="24"/>
+          <w:szCs w:val="24"/>
+          <w:rtl w:val="0"/>
+        </w:rPr>
+        <w:t xml:space="preserve"> y subsistemas.</w:t>
+      </w:r>
+    </w:p>
+    <w:p>
+      <w:pPr>
+        <w:numPr>
+          <w:ilvl w:val="0"/>
+          <w:numId w:val="10"/>
+        </w:numPr>
+        <w:spacing w:after="0" w:afterAutospacing="0" w:before="240" w:lineRule="auto"/>
+        <w:ind w:left="720" w:hanging="360"/>
+        <w:rPr>
+          <w:sz w:val="24"/>
+          <w:szCs w:val="24"/>
+        </w:rPr>
+      </w:pPr>
+      <w:r>
+        <w:rPr>
+          <w:rFonts w:ascii="Georgia" w:cs="Georgia" w:eastAsia="Georgia" w:hAnsi="Georgia"/>
+          <w:b w:val="1"/>
+          <w:sz w:val="24"/>
+          <w:szCs w:val="24"/>
+          <w:rtl w:val="0"/>
+        </w:rPr>
+        <w:t xml:space="preserve">Tecnologías</w:t>
+      </w:r>
+      <w:r>
+        <w:rPr>
+          <w:rFonts w:ascii="Georgia" w:cs="Georgia" w:eastAsia="Georgia" w:hAnsi="Georgia"/>
+          <w:sz w:val="24"/>
+          <w:szCs w:val="24"/>
+          <w:rtl w:val="0"/>
+        </w:rPr>
+        <w:t xml:space="preserve">: Python/Django para el </w:t>
+      </w:r>
+      <w:r>
+        <w:rPr>
+          <w:rFonts w:ascii="Georgia" w:cs="Georgia" w:eastAsia="Georgia" w:hAnsi="Georgia"/>
+          <w:i w:val="1"/>
+          <w:sz w:val="24"/>
+          <w:szCs w:val="24"/>
+          <w:rtl w:val="0"/>
+        </w:rPr>
+        <w:t xml:space="preserve">Backend</w:t>
+      </w:r>
+      <w:r>
+        <w:rPr>
+          <w:rFonts w:ascii="Georgia" w:cs="Georgia" w:eastAsia="Georgia" w:hAnsi="Georgia"/>
+          <w:sz w:val="24"/>
+          <w:szCs w:val="24"/>
+          <w:rtl w:val="0"/>
+        </w:rPr>
+        <w:t xml:space="preserve"> y lógica de negocios, Scikit-learn para Machine Learning.</w:t>
+      </w:r>
+    </w:p>
+    <w:p>
+      <w:pPr>
+        <w:numPr>
+          <w:ilvl w:val="0"/>
+          <w:numId w:val="10"/>
+        </w:numPr>
+        <w:spacing w:after="0" w:afterAutospacing="0" w:before="0" w:beforeAutospacing="0" w:lineRule="auto"/>
+        <w:ind w:left="720" w:hanging="360"/>
+        <w:rPr>
+          <w:rFonts w:ascii="Georgia" w:cs="Georgia" w:eastAsia="Georgia" w:hAnsi="Georgia"/>
+          <w:sz w:val="24"/>
+          <w:szCs w:val="24"/>
+        </w:rPr>
+      </w:pPr>
+      <w:r>
+        <w:rPr>
+          <w:rFonts w:ascii="Georgia" w:cs="Georgia" w:eastAsia="Georgia" w:hAnsi="Georgia"/>
+          <w:sz w:val="24"/>
+          <w:szCs w:val="24"/>
+          <w:rtl w:val="0"/>
+        </w:rPr>
+        <w:t xml:space="preserve">Diagrama UML asociado: Diagrama de Componentes y/o Diagrama de Paquetes. </w:t>
+      </w:r>
+    </w:p>
+    <w:p>
+      <w:pPr>
+        <w:numPr>
+          <w:ilvl w:val="1"/>
+          <w:numId w:val="10"/>
+        </w:numPr>
+        <w:spacing w:after="240" w:before="0" w:beforeAutospacing="0" w:lineRule="auto"/>
+        <w:ind w:left="1440" w:hanging="360"/>
+        <w:rPr>
+          <w:sz w:val="24"/>
+          <w:szCs w:val="24"/>
+        </w:rPr>
+      </w:pPr>
+      <w:r>
+        <w:rPr>
+          <w:rFonts w:ascii="Georgia" w:cs="Georgia" w:eastAsia="Georgia" w:hAnsi="Georgia"/>
+          <w:sz w:val="24"/>
+          <w:szCs w:val="24"/>
+          <w:rtl w:val="0"/>
+        </w:rPr>
+        <w:t xml:space="preserve">Ilustra cómo el componente </w:t>
+      </w:r>
+      <w:r>
+        <w:rPr>
+          <w:rFonts w:ascii="Georgia" w:cs="Georgia" w:eastAsia="Georgia" w:hAnsi="Georgia"/>
+          <w:b w:val="1"/>
+          <w:sz w:val="24"/>
+          <w:szCs w:val="24"/>
+          <w:rtl w:val="0"/>
+        </w:rPr>
+        <w:t xml:space="preserve">PuntoDeVenta</w:t>
+      </w:r>
+      <w:r>
+        <w:rPr>
+          <w:rFonts w:ascii="Georgia" w:cs="Georgia" w:eastAsia="Georgia" w:hAnsi="Georgia"/>
+          <w:b w:val="1"/>
+          <w:sz w:val="24"/>
+          <w:szCs w:val="24"/>
+          <w:rtl w:val="0"/>
+        </w:rPr>
+        <w:t xml:space="preserve"> </w:t>
+      </w:r>
+      <w:r>
+        <w:rPr>
+          <w:rFonts w:ascii="Georgia" w:cs="Georgia" w:eastAsia="Georgia" w:hAnsi="Georgia"/>
+          <w:sz w:val="24"/>
+          <w:szCs w:val="24"/>
+          <w:rtl w:val="0"/>
+        </w:rPr>
+        <w:t xml:space="preserve">se comunica con </w:t>
+      </w:r>
+      <w:r>
+        <w:rPr>
+          <w:rFonts w:ascii="Georgia" w:cs="Georgia" w:eastAsia="Georgia" w:hAnsi="Georgia"/>
+          <w:b w:val="1"/>
+          <w:sz w:val="24"/>
+          <w:szCs w:val="24"/>
+          <w:rtl w:val="0"/>
+        </w:rPr>
+        <w:t xml:space="preserve">Inventario</w:t>
+      </w:r>
+      <w:r>
+        <w:rPr>
+          <w:rFonts w:ascii="Georgia" w:cs="Georgia" w:eastAsia="Georgia" w:hAnsi="Georgia"/>
+          <w:sz w:val="24"/>
+          <w:szCs w:val="24"/>
+          <w:rtl w:val="0"/>
+        </w:rPr>
+        <w:t xml:space="preserve">, el componente </w:t>
+      </w:r>
+      <w:r>
+        <w:rPr>
+          <w:rFonts w:ascii="Georgia" w:cs="Georgia" w:eastAsia="Georgia" w:hAnsi="Georgia"/>
+          <w:b w:val="1"/>
+          <w:sz w:val="24"/>
+          <w:szCs w:val="24"/>
+          <w:rtl w:val="0"/>
+        </w:rPr>
+        <w:t xml:space="preserve">ML </w:t>
+      </w:r>
+      <w:r>
+        <w:rPr>
+          <w:rFonts w:ascii="Georgia" w:cs="Georgia" w:eastAsia="Georgia" w:hAnsi="Georgia"/>
+          <w:sz w:val="24"/>
+          <w:szCs w:val="24"/>
+          <w:rtl w:val="0"/>
+        </w:rPr>
+        <w:t xml:space="preserve">con </w:t>
+      </w:r>
+      <w:r>
+        <w:rPr>
+          <w:rFonts w:ascii="Georgia" w:cs="Georgia" w:eastAsia="Georgia" w:hAnsi="Georgia"/>
+          <w:b w:val="1"/>
+          <w:sz w:val="24"/>
+          <w:szCs w:val="24"/>
+          <w:rtl w:val="0"/>
+        </w:rPr>
+        <w:t xml:space="preserve">Inventario </w:t>
+      </w:r>
+      <w:r>
+        <w:rPr>
+          <w:rFonts w:ascii="Georgia" w:cs="Georgia" w:eastAsia="Georgia" w:hAnsi="Georgia"/>
+          <w:sz w:val="24"/>
+          <w:szCs w:val="24"/>
+          <w:rtl w:val="0"/>
+        </w:rPr>
+        <w:t xml:space="preserve">(para predicción de más vendidos), y el uso de librerías como Plotly para </w:t>
+      </w:r>
+      <w:r>
+        <w:rPr>
+          <w:rFonts w:ascii="Georgia" w:cs="Georgia" w:eastAsia="Georgia" w:hAnsi="Georgia"/>
+          <w:b w:val="1"/>
+          <w:sz w:val="24"/>
+          <w:szCs w:val="24"/>
+          <w:rtl w:val="0"/>
+        </w:rPr>
+        <w:t xml:space="preserve">Dashboard</w:t>
+      </w:r>
+      <w:r>
+        <w:rPr>
+          <w:rFonts w:ascii="Georgia" w:cs="Georgia" w:eastAsia="Georgia" w:hAnsi="Georgia"/>
+          <w:sz w:val="24"/>
+          <w:szCs w:val="24"/>
+          <w:rtl w:val="0"/>
+        </w:rPr>
+        <w:t xml:space="preserve">.</w:t>
+      </w:r>
+    </w:p>
+    <w:tbl>
+      <w:tblPr>
+        <w:tblStyle w:val="Table6"/>
+        <w:tblW w:w="9029.0" w:type="dxa"/>
+        <w:jc w:val="left"/>
+        <w:tblBorders>
+          <w:top w:color="000000" w:space="0" w:sz="8" w:val="single"/>
+          <w:left w:color="000000" w:space="0" w:sz="8" w:val="single"/>
+          <w:bottom w:color="000000" w:space="0" w:sz="8" w:val="single"/>
+          <w:right w:color="000000" w:space="0" w:sz="8" w:val="single"/>
+          <w:insideH w:color="000000" w:space="0" w:sz="8" w:val="single"/>
+          <w:insideV w:color="000000" w:space="0" w:sz="8" w:val="single"/>
+        </w:tblBorders>
+        <w:tblLayout w:type="fixed"/>
+        <w:tblLook w:val="0600"/>
+      </w:tblPr>
+      <w:tblGrid>
+        <w:gridCol w:w="9029"/>
+        <w:tblGridChange w:id="0">
+          <w:tblGrid>
+            <w:gridCol w:w="9029"/>
+          </w:tblGrid>
+        </w:tblGridChange>
+      </w:tblGrid>
+      <w:tr>
+        <w:trPr>
+          <w:cantSplit w:val="0"/>
+          <w:tblHeader w:val="0"/>
+        </w:trPr>
+        <w:tc>
+          <w:tcPr>
+            <w:shd w:fill="auto" w:val="clear"/>
+            <w:tcMar>
+              <w:top w:w="100.0" w:type="dxa"/>
+              <w:left w:w="100.0" w:type="dxa"/>
+              <w:bottom w:w="100.0" w:type="dxa"/>
+              <w:right w:w="100.0" w:type="dxa"/>
+            </w:tcMar>
+            <w:vAlign w:val="top"/>
+          </w:tcPr>
+          <w:p>
+            <w:pPr>
+              <w:widowControl w:val="0"/>
+              <w:spacing w:line="240" w:lineRule="auto"/>
+              <w:rPr>
+                <w:rFonts w:ascii="Georgia" w:cs="Georgia" w:eastAsia="Georgia" w:hAnsi="Georgia"/>
+                <w:sz w:val="24"/>
+                <w:szCs w:val="24"/>
+              </w:rPr>
+            </w:pPr>
+            <w:r>
+              <w:rPr>
+                <w:rFonts w:ascii="Georgia" w:cs="Georgia" w:eastAsia="Georgia" w:hAnsi="Georgia"/>
+                <w:sz w:val="24"/>
+                <w:szCs w:val="24"/>
+              </w:rPr>
+              <w:drawing>
+                <wp:inline distB="114300" distT="114300" distL="114300" distR="114300">
+                  <wp:extent cx="5591175" cy="3822700"/>
+                  <wp:effectExtent b="0" l="0" r="0" t="0"/>
+                  <wp:docPr id="2" name="image2.png"/>
+                  <a:graphic>
+                    <a:graphicData uri="http://schemas.openxmlformats.org/drawingml/2006/picture">
+                      <pic:pic>
+                        <pic:nvPicPr>
+                          <pic:cNvPr id="0" name="image2.png"/>
+                          <pic:cNvPicPr preferRelativeResize="0"/>
+                        </pic:nvPicPr>
+                        <pic:blipFill>
+                          <a:blip r:embed="rId8"/>
+                          <a:srcRect b="0" l="0" r="0" t="0"/>
+                          <a:stretch>
+                            <a:fillRect/>
+                          </a:stretch>
+                        </pic:blipFill>
+                        <pic:spPr>
+                          <a:xfrm>
+                            <a:off x="0" y="0"/>
+                            <a:ext cx="5591175" cy="3822700"/>
+                          </a:xfrm>
+                          <a:prstGeom prst="rect"/>
+                          <a:ln/>
+                        </pic:spPr>
+                      </pic:pic>
+                    </a:graphicData>
+                  </a:graphic>
+                </wp:inline>
+              </w:drawing>
+            </w:r>
+            <w:r>
+              <w:rPr>
+                <w:rtl w:val="0"/>
+              </w:rPr>
+            </w:r>
+          </w:p>
+        </w:tc>
+      </w:tr>
+      <w:tr>
+        <w:trPr>
+          <w:cantSplit w:val="0"/>
+          <w:tblHeader w:val="0"/>
+        </w:trPr>
+        <w:tc>
+          <w:tcPr>
+            <w:shd w:fill="auto" w:val="clear"/>
+            <w:tcMar>
+              <w:top w:w="100.0" w:type="dxa"/>
+              <w:left w:w="100.0" w:type="dxa"/>
+              <w:bottom w:w="100.0" w:type="dxa"/>
+              <w:right w:w="100.0" w:type="dxa"/>
+            </w:tcMar>
+            <w:vAlign w:val="top"/>
+          </w:tcPr>
+          <w:p>
+            <w:pPr>
+              <w:widowControl w:val="0"/>
+              <w:spacing w:line="240" w:lineRule="auto"/>
+              <w:rPr>
+                <w:rFonts w:ascii="Georgia" w:cs="Georgia" w:eastAsia="Georgia" w:hAnsi="Georgia"/>
+                <w:sz w:val="24"/>
+                <w:szCs w:val="24"/>
+              </w:rPr>
+            </w:pPr>
+            <w:r>
+              <w:rPr>
+                <w:rFonts w:ascii="Georgia" w:cs="Georgia" w:eastAsia="Georgia" w:hAnsi="Georgia"/>
+                <w:sz w:val="24"/>
+                <w:szCs w:val="24"/>
+                <w:rtl w:val="0"/>
+              </w:rPr>
+              <w:t xml:space="preserve">Diagrama de Paquetes</w:t>
+            </w:r>
+          </w:p>
+        </w:tc>
+      </w:tr>
+    </w:tbl>
+    <w:p>
+      <w:pPr>
+        <w:spacing w:after="240" w:before="240" w:lineRule="auto"/>
+        <w:rPr>
+          <w:rFonts w:ascii="Georgia" w:cs="Georgia" w:eastAsia="Georgia" w:hAnsi="Georgia"/>
+          <w:sz w:val="24"/>
+          <w:szCs w:val="24"/>
+        </w:rPr>
+      </w:pPr>
+      <w:r>
+        <w:rPr>
+          <w:rtl w:val="0"/>
+        </w:rPr>
+      </w:r>
+    </w:p>
+    <w:p>
+      <w:pPr>
+        <w:pStyle w:val="Heading3"/>
+        <w:keepNext w:val="0"/>
+        <w:keepLines w:val="0"/>
+        <w:numPr>
+          <w:ilvl w:val="0"/>
+          <w:numId w:val="4"/>
+        </w:numPr>
+        <w:spacing w:before="280" w:lineRule="auto"/>
+        <w:ind w:left="720" w:hanging="360"/>
+        <w:rPr>
+          <w:rFonts w:ascii="Georgia" w:cs="Georgia" w:eastAsia="Georgia" w:hAnsi="Georgia"/>
+          <w:b w:val="1"/>
+          <w:color w:val="000000"/>
+          <w:sz w:val="24"/>
+          <w:szCs w:val="24"/>
+        </w:rPr>
+      </w:pPr>
+      <w:bookmarkStart w:colFirst="0" w:colLast="0" w:name="_2ys0n55cowxq" w:id="22"/>
+      <w:bookmarkEnd w:id="22"/>
+      <w:r>
+        <w:rPr>
+          <w:rFonts w:ascii="Georgia" w:cs="Georgia" w:eastAsia="Georgia" w:hAnsi="Georgia"/>
+          <w:b w:val="1"/>
+          <w:color w:val="000000"/>
+          <w:sz w:val="24"/>
+          <w:szCs w:val="24"/>
+          <w:rtl w:val="0"/>
+        </w:rPr>
+        <w:t xml:space="preserve">Vista de Procesos (Concurrencia)</w:t>
+      </w:r>
+    </w:p>
+    <w:p>
+      <w:pPr>
+        <w:spacing w:after="240" w:before="240" w:lineRule="auto"/>
+        <w:rPr>
+          <w:rFonts w:ascii="Georgia" w:cs="Georgia" w:eastAsia="Georgia" w:hAnsi="Georgia"/>
+          <w:sz w:val="24"/>
+          <w:szCs w:val="24"/>
+        </w:rPr>
+      </w:pPr>
+      <w:r>
+        <w:rPr>
+          <w:rFonts w:ascii="Georgia" w:cs="Georgia" w:eastAsia="Georgia" w:hAnsi="Georgia"/>
+          <w:sz w:val="24"/>
+          <w:szCs w:val="24"/>
+          <w:rtl w:val="0"/>
+        </w:rPr>
+        <w:t xml:space="preserve">Se enfoca en el comportamiento del sistema en tiempo de ejecución, abordando la concurrencia, el rendimiento y la distribución.</w:t>
+      </w:r>
+    </w:p>
+    <w:p>
+      <w:pPr>
+        <w:numPr>
+          <w:ilvl w:val="0"/>
+          <w:numId w:val="3"/>
+        </w:numPr>
+        <w:spacing w:after="0" w:afterAutospacing="0" w:before="240" w:lineRule="auto"/>
+        <w:ind w:left="720" w:hanging="360"/>
+        <w:rPr>
+          <w:sz w:val="24"/>
+          <w:szCs w:val="24"/>
+        </w:rPr>
+      </w:pPr>
+      <w:r>
+        <w:rPr>
+          <w:rFonts w:ascii="Georgia" w:cs="Georgia" w:eastAsia="Georgia" w:hAnsi="Georgia"/>
+          <w:b w:val="1"/>
+          <w:sz w:val="24"/>
+          <w:szCs w:val="24"/>
+          <w:rtl w:val="0"/>
+        </w:rPr>
+        <w:t xml:space="preserve">Propósito</w:t>
+      </w:r>
+      <w:r>
+        <w:rPr>
+          <w:rFonts w:ascii="Georgia" w:cs="Georgia" w:eastAsia="Georgia" w:hAnsi="Georgia"/>
+          <w:sz w:val="24"/>
+          <w:szCs w:val="24"/>
+          <w:rtl w:val="0"/>
+        </w:rPr>
+        <w:t xml:space="preserve">: Detallar el flujo de trabajo de tareas críticas. Por ejemplo, el proceso de registro de una venta, la actualización concurrente del </w:t>
+      </w:r>
+      <w:r>
+        <w:rPr>
+          <w:rFonts w:ascii="Georgia" w:cs="Georgia" w:eastAsia="Georgia" w:hAnsi="Georgia"/>
+          <w:i w:val="1"/>
+          <w:sz w:val="24"/>
+          <w:szCs w:val="24"/>
+          <w:rtl w:val="0"/>
+        </w:rPr>
+        <w:t xml:space="preserve">stock</w:t>
+      </w:r>
+      <w:r>
+        <w:rPr>
+          <w:rFonts w:ascii="Georgia" w:cs="Georgia" w:eastAsia="Georgia" w:hAnsi="Georgia"/>
+          <w:sz w:val="24"/>
+          <w:szCs w:val="24"/>
+          <w:rtl w:val="0"/>
+        </w:rPr>
+        <w:t xml:space="preserve">, o la ejecución del chatbot básico.</w:t>
+      </w:r>
+    </w:p>
+    <w:p>
+      <w:pPr>
+        <w:numPr>
+          <w:ilvl w:val="0"/>
+          <w:numId w:val="3"/>
         </w:numPr>
         <w:spacing w:after="240" w:before="0" w:beforeAutospacing="0" w:lineRule="auto"/>
         <w:ind w:left="720" w:hanging="360"/>
-        <w:rPr/>
-      </w:pPr>
-      <w:r>
-        <w:rPr>
-          <w:rFonts w:ascii="Times New Roman" w:cs="Times New Roman" w:eastAsia="Times New Roman" w:hAnsi="Times New Roman"/>
-          <w:b w:val="1"/>
-          <w:rtl w:val="0"/>
-        </w:rPr>
-        <w:t xml:space="preserve">Como</w:t>
-      </w:r>
-      <w:r>
-        <w:rPr>
-          <w:rFonts w:ascii="Times New Roman" w:cs="Times New Roman" w:eastAsia="Times New Roman" w:hAnsi="Times New Roman"/>
-          <w:rtl w:val="0"/>
-        </w:rPr>
-        <w:t xml:space="preserve"> </w:t>
-      </w:r>
-      <w:r>
-        <w:rPr>
-          <w:rFonts w:ascii="Times New Roman" w:cs="Times New Roman" w:eastAsia="Times New Roman" w:hAnsi="Times New Roman"/>
-          <w:b w:val="1"/>
-          <w:rtl w:val="0"/>
-        </w:rPr>
-        <w:t xml:space="preserve">Usuario con discapacidad</w:t>
-      </w:r>
-      <w:r>
-        <w:rPr>
-          <w:rFonts w:ascii="Times New Roman" w:cs="Times New Roman" w:eastAsia="Times New Roman" w:hAnsi="Times New Roman"/>
-          <w:rtl w:val="0"/>
-        </w:rPr>
-        <w:t xml:space="preserve">, quiero que la plataforma soporte </w:t>
-      </w:r>
-      <w:r>
-        <w:rPr>
-          <w:rFonts w:ascii="Times New Roman" w:cs="Times New Roman" w:eastAsia="Times New Roman" w:hAnsi="Times New Roman"/>
-          <w:b w:val="1"/>
-          <w:rtl w:val="0"/>
-        </w:rPr>
-        <w:t xml:space="preserve">alto contraste</w:t>
-      </w:r>
-      <w:r>
-        <w:rPr>
-          <w:rFonts w:ascii="Times New Roman" w:cs="Times New Roman" w:eastAsia="Times New Roman" w:hAnsi="Times New Roman"/>
-          <w:rtl w:val="0"/>
-        </w:rPr>
-        <w:t xml:space="preserve"> y el uso de un lector de pantalla, </w:t>
-      </w:r>
-      <w:r>
-        <w:rPr>
-          <w:rFonts w:ascii="Times New Roman" w:cs="Times New Roman" w:eastAsia="Times New Roman" w:hAnsi="Times New Roman"/>
-          <w:b w:val="1"/>
-          <w:rtl w:val="0"/>
-        </w:rPr>
-        <w:t xml:space="preserve">para</w:t>
-      </w:r>
-      <w:r>
-        <w:rPr>
-          <w:rFonts w:ascii="Times New Roman" w:cs="Times New Roman" w:eastAsia="Times New Roman" w:hAnsi="Times New Roman"/>
-          <w:rtl w:val="0"/>
-        </w:rPr>
-        <w:t xml:space="preserve"> poder usar el sistema de compra/venta de manera inclusiva.</w:t>
-      </w:r>
+        <w:rPr>
+          <w:rFonts w:ascii="Georgia" w:cs="Georgia" w:eastAsia="Georgia" w:hAnsi="Georgia"/>
+          <w:sz w:val="24"/>
+          <w:szCs w:val="24"/>
+        </w:rPr>
+      </w:pPr>
+      <w:r>
+        <w:rPr>
+          <w:rFonts w:ascii="Georgia" w:cs="Georgia" w:eastAsia="Georgia" w:hAnsi="Georgia"/>
+          <w:sz w:val="24"/>
+          <w:szCs w:val="24"/>
+          <w:rtl w:val="0"/>
+        </w:rPr>
+        <w:t xml:space="preserve">Diagrama UML asociado: Diagrama de Actividad o Diagrama de Secuencia.</w:t>
+      </w:r>
+    </w:p>
+    <w:tbl>
+      <w:tblPr>
+        <w:tblStyle w:val="Table7"/>
+        <w:tblW w:w="9029.0" w:type="dxa"/>
+        <w:jc w:val="left"/>
+        <w:tblBorders>
+          <w:top w:color="000000" w:space="0" w:sz="8" w:val="single"/>
+          <w:left w:color="000000" w:space="0" w:sz="8" w:val="single"/>
+          <w:bottom w:color="000000" w:space="0" w:sz="8" w:val="single"/>
+          <w:right w:color="000000" w:space="0" w:sz="8" w:val="single"/>
+          <w:insideH w:color="000000" w:space="0" w:sz="8" w:val="single"/>
+          <w:insideV w:color="000000" w:space="0" w:sz="8" w:val="single"/>
+        </w:tblBorders>
+        <w:tblLayout w:type="fixed"/>
+        <w:tblLook w:val="0600"/>
+      </w:tblPr>
+      <w:tblGrid>
+        <w:gridCol w:w="9029"/>
+        <w:tblGridChange w:id="0">
+          <w:tblGrid>
+            <w:gridCol w:w="9029"/>
+          </w:tblGrid>
+        </w:tblGridChange>
+      </w:tblGrid>
+      <w:tr>
+        <w:trPr>
+          <w:cantSplit w:val="0"/>
+          <w:tblHeader w:val="0"/>
+        </w:trPr>
+        <w:tc>
+          <w:tcPr>
+            <w:shd w:fill="auto" w:val="clear"/>
+            <w:tcMar>
+              <w:top w:w="100.0" w:type="dxa"/>
+              <w:left w:w="100.0" w:type="dxa"/>
+              <w:bottom w:w="100.0" w:type="dxa"/>
+              <w:right w:w="100.0" w:type="dxa"/>
+            </w:tcMar>
+            <w:vAlign w:val="top"/>
+          </w:tcPr>
+          <w:p>
+            <w:pPr>
+              <w:widowControl w:val="0"/>
+              <w:spacing w:line="240" w:lineRule="auto"/>
+              <w:rPr>
+                <w:rFonts w:ascii="Georgia" w:cs="Georgia" w:eastAsia="Georgia" w:hAnsi="Georgia"/>
+                <w:sz w:val="24"/>
+                <w:szCs w:val="24"/>
+              </w:rPr>
+            </w:pPr>
+            <w:r>
+              <w:rPr>
+                <w:rFonts w:ascii="Georgia" w:cs="Georgia" w:eastAsia="Georgia" w:hAnsi="Georgia"/>
+                <w:sz w:val="24"/>
+                <w:szCs w:val="24"/>
+              </w:rPr>
+              <w:drawing>
+                <wp:inline distB="114300" distT="114300" distL="114300" distR="114300">
+                  <wp:extent cx="5591175" cy="6108700"/>
+                  <wp:effectExtent b="0" l="0" r="0" t="0"/>
+                  <wp:docPr id="3" name="image1.png"/>
+                  <a:graphic>
+                    <a:graphicData uri="http://schemas.openxmlformats.org/drawingml/2006/picture">
+                      <pic:pic>
+                        <pic:nvPicPr>
+                          <pic:cNvPr id="0" name="image1.png"/>
+                          <pic:cNvPicPr preferRelativeResize="0"/>
+                        </pic:nvPicPr>
+                        <pic:blipFill>
+                          <a:blip r:embed="rId9"/>
+                          <a:srcRect b="0" l="0" r="0" t="0"/>
+                          <a:stretch>
+                            <a:fillRect/>
+                          </a:stretch>
+                        </pic:blipFill>
+                        <pic:spPr>
+                          <a:xfrm>
+                            <a:off x="0" y="0"/>
+                            <a:ext cx="5591175" cy="6108700"/>
+                          </a:xfrm>
+                          <a:prstGeom prst="rect"/>
+                          <a:ln/>
+                        </pic:spPr>
+                      </pic:pic>
+                    </a:graphicData>
+                  </a:graphic>
+                </wp:inline>
+              </w:drawing>
+            </w:r>
+            <w:r>
+              <w:rPr>
+                <w:rtl w:val="0"/>
+              </w:rPr>
+            </w:r>
+          </w:p>
+        </w:tc>
+      </w:tr>
+      <w:tr>
+        <w:trPr>
+          <w:cantSplit w:val="0"/>
+          <w:tblHeader w:val="0"/>
+        </w:trPr>
+        <w:tc>
+          <w:tcPr>
+            <w:shd w:fill="auto" w:val="clear"/>
+            <w:tcMar>
+              <w:top w:w="100.0" w:type="dxa"/>
+              <w:left w:w="100.0" w:type="dxa"/>
+              <w:bottom w:w="100.0" w:type="dxa"/>
+              <w:right w:w="100.0" w:type="dxa"/>
+            </w:tcMar>
+            <w:vAlign w:val="top"/>
+          </w:tcPr>
+          <w:p>
+            <w:pPr>
+              <w:widowControl w:val="0"/>
+              <w:spacing w:line="240" w:lineRule="auto"/>
+              <w:rPr>
+                <w:rFonts w:ascii="Georgia" w:cs="Georgia" w:eastAsia="Georgia" w:hAnsi="Georgia"/>
+                <w:sz w:val="24"/>
+                <w:szCs w:val="24"/>
+              </w:rPr>
+            </w:pPr>
+            <w:r>
+              <w:rPr>
+                <w:rFonts w:ascii="Georgia" w:cs="Georgia" w:eastAsia="Georgia" w:hAnsi="Georgia"/>
+                <w:sz w:val="24"/>
+                <w:szCs w:val="24"/>
+                <w:rtl w:val="0"/>
+              </w:rPr>
+              <w:t xml:space="preserve">Diagrama de Paquetes</w:t>
+            </w:r>
+          </w:p>
+        </w:tc>
+      </w:tr>
+    </w:tbl>
+    <w:p>
+      <w:pPr>
+        <w:spacing w:after="240" w:before="240" w:lineRule="auto"/>
+        <w:rPr>
+          <w:rFonts w:ascii="Georgia" w:cs="Georgia" w:eastAsia="Georgia" w:hAnsi="Georgia"/>
+          <w:sz w:val="24"/>
+          <w:szCs w:val="24"/>
+        </w:rPr>
+      </w:pPr>
+      <w:r>
+        <w:rPr>
+          <w:rtl w:val="0"/>
+        </w:rPr>
+      </w:r>
+    </w:p>
+    <w:p>
+      <w:pPr>
+        <w:pStyle w:val="Heading3"/>
+        <w:keepNext w:val="0"/>
+        <w:keepLines w:val="0"/>
+        <w:numPr>
+          <w:ilvl w:val="0"/>
+          <w:numId w:val="4"/>
+        </w:numPr>
+        <w:spacing w:before="280" w:lineRule="auto"/>
+        <w:ind w:left="720" w:hanging="360"/>
+        <w:rPr>
+          <w:rFonts w:ascii="Georgia" w:cs="Georgia" w:eastAsia="Georgia" w:hAnsi="Georgia"/>
+          <w:b w:val="1"/>
+          <w:color w:val="000000"/>
+          <w:sz w:val="24"/>
+          <w:szCs w:val="24"/>
+        </w:rPr>
+      </w:pPr>
+      <w:bookmarkStart w:colFirst="0" w:colLast="0" w:name="_8zk0mdml4dgr" w:id="23"/>
+      <w:bookmarkEnd w:id="23"/>
+      <w:r>
+        <w:rPr>
+          <w:rFonts w:ascii="Georgia" w:cs="Georgia" w:eastAsia="Georgia" w:hAnsi="Georgia"/>
+          <w:b w:val="1"/>
+          <w:color w:val="000000"/>
+          <w:sz w:val="24"/>
+          <w:szCs w:val="24"/>
+          <w:rtl w:val="0"/>
+        </w:rPr>
+        <w:t xml:space="preserve">Vista Física (Despliegue)</w:t>
+      </w:r>
+    </w:p>
+    <w:p>
+      <w:pPr>
+        <w:spacing w:after="240" w:before="240" w:lineRule="auto"/>
+        <w:rPr>
+          <w:rFonts w:ascii="Georgia" w:cs="Georgia" w:eastAsia="Georgia" w:hAnsi="Georgia"/>
+          <w:sz w:val="24"/>
+          <w:szCs w:val="24"/>
+        </w:rPr>
+      </w:pPr>
+      <w:r>
+        <w:rPr>
+          <w:rFonts w:ascii="Georgia" w:cs="Georgia" w:eastAsia="Georgia" w:hAnsi="Georgia"/>
+          <w:sz w:val="24"/>
+          <w:szCs w:val="24"/>
+          <w:rtl w:val="0"/>
+        </w:rPr>
+        <w:t xml:space="preserve">Muestra l a topología del </w:t>
+      </w:r>
+      <w:r>
+        <w:rPr>
+          <w:rFonts w:ascii="Georgia" w:cs="Georgia" w:eastAsia="Georgia" w:hAnsi="Georgia"/>
+          <w:i w:val="1"/>
+          <w:sz w:val="24"/>
+          <w:szCs w:val="24"/>
+          <w:rtl w:val="0"/>
+        </w:rPr>
+        <w:t xml:space="preserve">hardware</w:t>
+      </w:r>
+      <w:r>
+        <w:rPr>
+          <w:rFonts w:ascii="Georgia" w:cs="Georgia" w:eastAsia="Georgia" w:hAnsi="Georgia"/>
+          <w:sz w:val="24"/>
+          <w:szCs w:val="24"/>
+          <w:rtl w:val="0"/>
+        </w:rPr>
+        <w:t xml:space="preserve"> y la distribución de los componentes de </w:t>
+      </w:r>
+      <w:r>
+        <w:rPr>
+          <w:rFonts w:ascii="Georgia" w:cs="Georgia" w:eastAsia="Georgia" w:hAnsi="Georgia"/>
+          <w:i w:val="1"/>
+          <w:sz w:val="24"/>
+          <w:szCs w:val="24"/>
+          <w:rtl w:val="0"/>
+        </w:rPr>
+        <w:t xml:space="preserve">software</w:t>
+      </w:r>
+      <w:r>
+        <w:rPr>
+          <w:rFonts w:ascii="Georgia" w:cs="Georgia" w:eastAsia="Georgia" w:hAnsi="Georgia"/>
+          <w:sz w:val="24"/>
+          <w:szCs w:val="24"/>
+          <w:rtl w:val="0"/>
+        </w:rPr>
+        <w:t xml:space="preserve"> en los nodos de procesamiento.</w:t>
+      </w:r>
+    </w:p>
+    <w:p>
+      <w:pPr>
+        <w:numPr>
+          <w:ilvl w:val="0"/>
+          <w:numId w:val="12"/>
+        </w:numPr>
+        <w:spacing w:after="0" w:afterAutospacing="0" w:before="240" w:lineRule="auto"/>
+        <w:ind w:left="720" w:hanging="360"/>
+        <w:rPr>
+          <w:sz w:val="24"/>
+          <w:szCs w:val="24"/>
+        </w:rPr>
+      </w:pPr>
+      <w:r>
+        <w:rPr>
+          <w:rFonts w:ascii="Georgia" w:cs="Georgia" w:eastAsia="Georgia" w:hAnsi="Georgia"/>
+          <w:b w:val="1"/>
+          <w:sz w:val="24"/>
+          <w:szCs w:val="24"/>
+          <w:rtl w:val="0"/>
+        </w:rPr>
+        <w:t xml:space="preserve">Tecnologías</w:t>
+      </w:r>
+      <w:r>
+        <w:rPr>
+          <w:rFonts w:ascii="Georgia" w:cs="Georgia" w:eastAsia="Georgia" w:hAnsi="Georgia"/>
+          <w:sz w:val="24"/>
+          <w:szCs w:val="24"/>
+          <w:rtl w:val="0"/>
+        </w:rPr>
+        <w:t xml:space="preserve">: Django, Base de datos </w:t>
+      </w:r>
+      <w:r>
+        <w:rPr>
+          <w:rFonts w:ascii="Georgia" w:cs="Georgia" w:eastAsia="Georgia" w:hAnsi="Georgia"/>
+          <w:b w:val="1"/>
+          <w:sz w:val="24"/>
+          <w:szCs w:val="24"/>
+          <w:rtl w:val="0"/>
+        </w:rPr>
+        <w:t xml:space="preserve">SQLite</w:t>
+      </w:r>
+      <w:r>
+        <w:rPr>
+          <w:rFonts w:ascii="Georgia" w:cs="Georgia" w:eastAsia="Georgia" w:hAnsi="Georgia"/>
+          <w:sz w:val="24"/>
+          <w:szCs w:val="24"/>
+          <w:rtl w:val="0"/>
+        </w:rPr>
+        <w:t xml:space="preserve">.</w:t>
+      </w:r>
+    </w:p>
+    <w:p>
+      <w:pPr>
+        <w:numPr>
+          <w:ilvl w:val="0"/>
+          <w:numId w:val="12"/>
+        </w:numPr>
+        <w:spacing w:after="240" w:before="0" w:beforeAutospacing="0" w:lineRule="auto"/>
+        <w:ind w:left="720" w:hanging="360"/>
+        <w:rPr>
+          <w:rFonts w:ascii="Georgia" w:cs="Georgia" w:eastAsia="Georgia" w:hAnsi="Georgia"/>
+          <w:sz w:val="24"/>
+          <w:szCs w:val="24"/>
+        </w:rPr>
+      </w:pPr>
+      <w:r>
+        <w:rPr>
+          <w:rFonts w:ascii="Georgia" w:cs="Georgia" w:eastAsia="Georgia" w:hAnsi="Georgia"/>
+          <w:sz w:val="24"/>
+          <w:szCs w:val="24"/>
+          <w:rtl w:val="0"/>
+        </w:rPr>
+        <w:t xml:space="preserve">Diagrama UML asociado: Diagrama de Despliegue. Ilustra un despliegue simple (e.g., un único servidor que aloja la aplicación Django(Python/Backend), la base de datos SQLite y sirve el </w:t>
+      </w:r>
+      <w:r>
+        <w:rPr>
+          <w:rFonts w:ascii="Georgia" w:cs="Georgia" w:eastAsia="Georgia" w:hAnsi="Georgia"/>
+          <w:i w:val="1"/>
+          <w:sz w:val="24"/>
+          <w:szCs w:val="24"/>
+          <w:rtl w:val="0"/>
+        </w:rPr>
+        <w:t xml:space="preserve">Frontend</w:t>
+      </w:r>
+      <w:r>
+        <w:rPr>
+          <w:rFonts w:ascii="Georgia" w:cs="Georgia" w:eastAsia="Georgia" w:hAnsi="Georgia"/>
+          <w:sz w:val="24"/>
+          <w:szCs w:val="24"/>
+          <w:rtl w:val="0"/>
+        </w:rPr>
+        <w:t xml:space="preserve"> (Django Templates/</w:t>
+      </w:r>
+      <w:r>
+        <w:rPr>
+          <w:rFonts w:ascii="Georgia" w:cs="Georgia" w:eastAsia="Georgia" w:hAnsi="Georgia"/>
+          <w:sz w:val="24"/>
+          <w:szCs w:val="24"/>
+          <w:rtl w:val="0"/>
+        </w:rPr>
+        <w:t xml:space="preserve">Bootstrap5</w:t>
+      </w:r>
+      <w:r>
+        <w:rPr>
+          <w:rFonts w:ascii="Georgia" w:cs="Georgia" w:eastAsia="Georgia" w:hAnsi="Georgia"/>
+          <w:sz w:val="24"/>
+          <w:szCs w:val="24"/>
+          <w:rtl w:val="0"/>
+        </w:rPr>
+        <w:t xml:space="preserve">) a los clientes web.</w:t>
+      </w:r>
+    </w:p>
+    <w:tbl>
+      <w:tblPr>
+        <w:tblStyle w:val="Table8"/>
+        <w:tblW w:w="9029.0" w:type="dxa"/>
+        <w:jc w:val="left"/>
+        <w:tblBorders>
+          <w:top w:color="000000" w:space="0" w:sz="8" w:val="single"/>
+          <w:left w:color="000000" w:space="0" w:sz="8" w:val="single"/>
+          <w:bottom w:color="000000" w:space="0" w:sz="8" w:val="single"/>
+          <w:right w:color="000000" w:space="0" w:sz="8" w:val="single"/>
+          <w:insideH w:color="000000" w:space="0" w:sz="8" w:val="single"/>
+          <w:insideV w:color="000000" w:space="0" w:sz="8" w:val="single"/>
+        </w:tblBorders>
+        <w:tblLayout w:type="fixed"/>
+        <w:tblLook w:val="0600"/>
+      </w:tblPr>
+      <w:tblGrid>
+        <w:gridCol w:w="9029"/>
+        <w:tblGridChange w:id="0">
+          <w:tblGrid>
+            <w:gridCol w:w="9029"/>
+          </w:tblGrid>
+        </w:tblGridChange>
+      </w:tblGrid>
+      <w:tr>
+        <w:trPr>
+          <w:cantSplit w:val="0"/>
+          <w:tblHeader w:val="0"/>
+        </w:trPr>
+        <w:tc>
+          <w:tcPr>
+            <w:shd w:fill="auto" w:val="clear"/>
+            <w:tcMar>
+              <w:top w:w="100.0" w:type="dxa"/>
+              <w:left w:w="100.0" w:type="dxa"/>
+              <w:bottom w:w="100.0" w:type="dxa"/>
+              <w:right w:w="100.0" w:type="dxa"/>
+            </w:tcMar>
+            <w:vAlign w:val="top"/>
+          </w:tcPr>
+          <w:p>
+            <w:pPr>
+              <w:widowControl w:val="0"/>
+              <w:spacing w:line="240" w:lineRule="auto"/>
+              <w:rPr>
+                <w:rFonts w:ascii="Georgia" w:cs="Georgia" w:eastAsia="Georgia" w:hAnsi="Georgia"/>
+                <w:sz w:val="24"/>
+                <w:szCs w:val="24"/>
+              </w:rPr>
+            </w:pPr>
+            <w:r>
+              <w:rPr>
+                <w:rFonts w:ascii="Georgia" w:cs="Georgia" w:eastAsia="Georgia" w:hAnsi="Georgia"/>
+                <w:sz w:val="24"/>
+                <w:szCs w:val="24"/>
+              </w:rPr>
+              <w:drawing>
+                <wp:inline distB="114300" distT="114300" distL="114300" distR="114300">
+                  <wp:extent cx="5591175" cy="2057400"/>
+                  <wp:effectExtent b="0" l="0" r="0" t="0"/>
+                  <wp:docPr id="4" name="image4.png"/>
+                  <a:graphic>
+                    <a:graphicData uri="http://schemas.openxmlformats.org/drawingml/2006/picture">
+                      <pic:pic>
+                        <pic:nvPicPr>
+                          <pic:cNvPr id="0" name="image4.png"/>
+                          <pic:cNvPicPr preferRelativeResize="0"/>
+                        </pic:nvPicPr>
+                        <pic:blipFill>
+                          <a:blip r:embed="rId10"/>
+                          <a:srcRect b="0" l="0" r="0" t="0"/>
+                          <a:stretch>
+                            <a:fillRect/>
+                          </a:stretch>
+                        </pic:blipFill>
+                        <pic:spPr>
+                          <a:xfrm>
+                            <a:off x="0" y="0"/>
+                            <a:ext cx="5591175" cy="2057400"/>
+                          </a:xfrm>
+                          <a:prstGeom prst="rect"/>
+                          <a:ln/>
+                        </pic:spPr>
+                      </pic:pic>
+                    </a:graphicData>
+                  </a:graphic>
+                </wp:inline>
+              </w:drawing>
+            </w:r>
+            <w:r>
+              <w:rPr>
+                <w:rtl w:val="0"/>
+              </w:rPr>
+            </w:r>
+          </w:p>
+        </w:tc>
+      </w:tr>
+      <w:tr>
+        <w:trPr>
+          <w:cantSplit w:val="0"/>
+          <w:tblHeader w:val="0"/>
+        </w:trPr>
+        <w:tc>
+          <w:tcPr>
+            <w:shd w:fill="auto" w:val="clear"/>
+            <w:tcMar>
+              <w:top w:w="100.0" w:type="dxa"/>
+              <w:left w:w="100.0" w:type="dxa"/>
+              <w:bottom w:w="100.0" w:type="dxa"/>
+              <w:right w:w="100.0" w:type="dxa"/>
+            </w:tcMar>
+            <w:vAlign w:val="top"/>
+          </w:tcPr>
+          <w:p>
+            <w:pPr>
+              <w:widowControl w:val="0"/>
+              <w:spacing w:line="240" w:lineRule="auto"/>
+              <w:rPr>
+                <w:rFonts w:ascii="Georgia" w:cs="Georgia" w:eastAsia="Georgia" w:hAnsi="Georgia"/>
+                <w:sz w:val="24"/>
+                <w:szCs w:val="24"/>
+              </w:rPr>
+            </w:pPr>
+            <w:r>
+              <w:rPr>
+                <w:rFonts w:ascii="Georgia" w:cs="Georgia" w:eastAsia="Georgia" w:hAnsi="Georgia"/>
+                <w:sz w:val="24"/>
+                <w:szCs w:val="24"/>
+                <w:rtl w:val="0"/>
+              </w:rPr>
+              <w:t xml:space="preserve">Diagrama de Despliegue</w:t>
+            </w:r>
+          </w:p>
+        </w:tc>
+      </w:tr>
+    </w:tbl>
+    <w:p>
+      <w:pPr>
+        <w:spacing w:after="240" w:before="240" w:lineRule="auto"/>
+        <w:ind w:left="0" w:firstLine="0"/>
+        <w:rPr>
+          <w:rFonts w:ascii="Georgia" w:cs="Georgia" w:eastAsia="Georgia" w:hAnsi="Georgia"/>
+          <w:sz w:val="24"/>
+          <w:szCs w:val="24"/>
+        </w:rPr>
+      </w:pPr>
       <w:r>
         <w:rPr>
           <w:rtl w:val="0"/>
@@ -3359,8 +5774,8 @@
   <w:abstractNum w:abstractNumId="4">
     <w:lvl w:ilvl="0">
       <w:start w:val="1"/>
-      <w:numFmt w:val="bullet"/>
-      <w:lvlText w:val="●"/>
+      <w:numFmt w:val="decimal"/>
+      <w:lvlText w:val="%1."/>
       <w:lvlJc w:val="left"/>
       <w:pPr>
         <w:ind w:left="720" w:hanging="360"/>
@@ -3371,8 +5786,8 @@
     </w:lvl>
     <w:lvl w:ilvl="1">
       <w:start w:val="1"/>
-      <w:numFmt w:val="bullet"/>
-      <w:lvlText w:val="○"/>
+      <w:numFmt w:val="lowerLetter"/>
+      <w:lvlText w:val="%2."/>
       <w:lvlJc w:val="left"/>
       <w:pPr>
         <w:ind w:left="1440" w:hanging="360"/>
@@ -3383,9 +5798,9 @@
     </w:lvl>
     <w:lvl w:ilvl="2">
       <w:start w:val="1"/>
-      <w:numFmt w:val="bullet"/>
-      <w:lvlText w:val="■"/>
-      <w:lvlJc w:val="left"/>
+      <w:numFmt w:val="lowerRoman"/>
+      <w:lvlText w:val="%3."/>
+      <w:lvlJc w:val="right"/>
       <w:pPr>
         <w:ind w:left="2160" w:hanging="360"/>
       </w:pPr>
@@ -3395,8 +5810,8 @@
     </w:lvl>
     <w:lvl w:ilvl="3">
       <w:start w:val="1"/>
-      <w:numFmt w:val="bullet"/>
-      <w:lvlText w:val="●"/>
+      <w:numFmt w:val="decimal"/>
+      <w:lvlText w:val="%4."/>
       <w:lvlJc w:val="left"/>
       <w:pPr>
         <w:ind w:left="2880" w:hanging="360"/>
@@ -3407,8 +5822,8 @@
     </w:lvl>
     <w:lvl w:ilvl="4">
       <w:start w:val="1"/>
-      <w:numFmt w:val="bullet"/>
-      <w:lvlText w:val="○"/>
+      <w:numFmt w:val="lowerLetter"/>
+      <w:lvlText w:val="%5."/>
       <w:lvlJc w:val="left"/>
       <w:pPr>
         <w:ind w:left="3600" w:hanging="360"/>
@@ -3419,9 +5834,9 @@
     </w:lvl>
     <w:lvl w:ilvl="5">
       <w:start w:val="1"/>
-      <w:numFmt w:val="bullet"/>
-      <w:lvlText w:val="■"/>
-      <w:lvlJc w:val="left"/>
+      <w:numFmt w:val="lowerRoman"/>
+      <w:lvlText w:val="%6."/>
+      <w:lvlJc w:val="right"/>
       <w:pPr>
         <w:ind w:left="4320" w:hanging="360"/>
       </w:pPr>
@@ -3431,8 +5846,8 @@
     </w:lvl>
     <w:lvl w:ilvl="6">
       <w:start w:val="1"/>
-      <w:numFmt w:val="bullet"/>
-      <w:lvlText w:val="●"/>
+      <w:numFmt w:val="decimal"/>
+      <w:lvlText w:val="%7."/>
       <w:lvlJc w:val="left"/>
       <w:pPr>
         <w:ind w:left="5040" w:hanging="360"/>
@@ -3443,8 +5858,8 @@
     </w:lvl>
     <w:lvl w:ilvl="7">
       <w:start w:val="1"/>
-      <w:numFmt w:val="bullet"/>
-      <w:lvlText w:val="○"/>
+      <w:numFmt w:val="lowerLetter"/>
+      <w:lvlText w:val="%8."/>
       <w:lvlJc w:val="left"/>
       <w:pPr>
         <w:ind w:left="5760" w:hanging="360"/>
@@ -3455,9 +5870,9 @@
     </w:lvl>
     <w:lvl w:ilvl="8">
       <w:start w:val="1"/>
-      <w:numFmt w:val="bullet"/>
-      <w:lvlText w:val="■"/>
-      <w:lvlJc w:val="left"/>
+      <w:numFmt w:val="lowerRoman"/>
+      <w:lvlText w:val="%9."/>
+      <w:lvlJc w:val="right"/>
       <w:pPr>
         <w:ind w:left="6480" w:hanging="360"/>
       </w:pPr>
@@ -3687,6 +6102,666 @@
     </w:lvl>
   </w:abstractNum>
   <w:abstractNum w:abstractNumId="7">
+    <w:lvl w:ilvl="0">
+      <w:start w:val="1"/>
+      <w:numFmt w:val="bullet"/>
+      <w:lvlText w:val="●"/>
+      <w:lvlJc w:val="left"/>
+      <w:pPr>
+        <w:ind w:left="720" w:hanging="360"/>
+      </w:pPr>
+      <w:rPr>
+        <w:u w:val="none"/>
+      </w:rPr>
+    </w:lvl>
+    <w:lvl w:ilvl="1">
+      <w:start w:val="1"/>
+      <w:numFmt w:val="bullet"/>
+      <w:lvlText w:val="○"/>
+      <w:lvlJc w:val="left"/>
+      <w:pPr>
+        <w:ind w:left="1440" w:hanging="360"/>
+      </w:pPr>
+      <w:rPr>
+        <w:u w:val="none"/>
+      </w:rPr>
+    </w:lvl>
+    <w:lvl w:ilvl="2">
+      <w:start w:val="1"/>
+      <w:numFmt w:val="bullet"/>
+      <w:lvlText w:val="■"/>
+      <w:lvlJc w:val="left"/>
+      <w:pPr>
+        <w:ind w:left="2160" w:hanging="360"/>
+      </w:pPr>
+      <w:rPr>
+        <w:u w:val="none"/>
+      </w:rPr>
+    </w:lvl>
+    <w:lvl w:ilvl="3">
+      <w:start w:val="1"/>
+      <w:numFmt w:val="bullet"/>
+      <w:lvlText w:val="●"/>
+      <w:lvlJc w:val="left"/>
+      <w:pPr>
+        <w:ind w:left="2880" w:hanging="360"/>
+      </w:pPr>
+      <w:rPr>
+        <w:u w:val="none"/>
+      </w:rPr>
+    </w:lvl>
+    <w:lvl w:ilvl="4">
+      <w:start w:val="1"/>
+      <w:numFmt w:val="bullet"/>
+      <w:lvlText w:val="○"/>
+      <w:lvlJc w:val="left"/>
+      <w:pPr>
+        <w:ind w:left="3600" w:hanging="360"/>
+      </w:pPr>
+      <w:rPr>
+        <w:u w:val="none"/>
+      </w:rPr>
+    </w:lvl>
+    <w:lvl w:ilvl="5">
+      <w:start w:val="1"/>
+      <w:numFmt w:val="bullet"/>
+      <w:lvlText w:val="■"/>
+      <w:lvlJc w:val="left"/>
+      <w:pPr>
+        <w:ind w:left="4320" w:hanging="360"/>
+      </w:pPr>
+      <w:rPr>
+        <w:u w:val="none"/>
+      </w:rPr>
+    </w:lvl>
+    <w:lvl w:ilvl="6">
+      <w:start w:val="1"/>
+      <w:numFmt w:val="bullet"/>
+      <w:lvlText w:val="●"/>
+      <w:lvlJc w:val="left"/>
+      <w:pPr>
+        <w:ind w:left="5040" w:hanging="360"/>
+      </w:pPr>
+      <w:rPr>
+        <w:u w:val="none"/>
+      </w:rPr>
+    </w:lvl>
+    <w:lvl w:ilvl="7">
+      <w:start w:val="1"/>
+      <w:numFmt w:val="bullet"/>
+      <w:lvlText w:val="○"/>
+      <w:lvlJc w:val="left"/>
+      <w:pPr>
+        <w:ind w:left="5760" w:hanging="360"/>
+      </w:pPr>
+      <w:rPr>
+        <w:u w:val="none"/>
+      </w:rPr>
+    </w:lvl>
+    <w:lvl w:ilvl="8">
+      <w:start w:val="1"/>
+      <w:numFmt w:val="bullet"/>
+      <w:lvlText w:val="■"/>
+      <w:lvlJc w:val="left"/>
+      <w:pPr>
+        <w:ind w:left="6480" w:hanging="360"/>
+      </w:pPr>
+      <w:rPr>
+        <w:u w:val="none"/>
+      </w:rPr>
+    </w:lvl>
+  </w:abstractNum>
+  <w:abstractNum w:abstractNumId="8">
+    <w:lvl w:ilvl="0">
+      <w:start w:val="1"/>
+      <w:numFmt w:val="bullet"/>
+      <w:lvlText w:val="●"/>
+      <w:lvlJc w:val="left"/>
+      <w:pPr>
+        <w:ind w:left="720" w:hanging="360"/>
+      </w:pPr>
+      <w:rPr>
+        <w:u w:val="none"/>
+      </w:rPr>
+    </w:lvl>
+    <w:lvl w:ilvl="1">
+      <w:start w:val="1"/>
+      <w:numFmt w:val="bullet"/>
+      <w:lvlText w:val="○"/>
+      <w:lvlJc w:val="left"/>
+      <w:pPr>
+        <w:ind w:left="1440" w:hanging="360"/>
+      </w:pPr>
+      <w:rPr>
+        <w:u w:val="none"/>
+      </w:rPr>
+    </w:lvl>
+    <w:lvl w:ilvl="2">
+      <w:start w:val="1"/>
+      <w:numFmt w:val="bullet"/>
+      <w:lvlText w:val="■"/>
+      <w:lvlJc w:val="left"/>
+      <w:pPr>
+        <w:ind w:left="2160" w:hanging="360"/>
+      </w:pPr>
+      <w:rPr>
+        <w:u w:val="none"/>
+      </w:rPr>
+    </w:lvl>
+    <w:lvl w:ilvl="3">
+      <w:start w:val="1"/>
+      <w:numFmt w:val="bullet"/>
+      <w:lvlText w:val="●"/>
+      <w:lvlJc w:val="left"/>
+      <w:pPr>
+        <w:ind w:left="2880" w:hanging="360"/>
+      </w:pPr>
+      <w:rPr>
+        <w:u w:val="none"/>
+      </w:rPr>
+    </w:lvl>
+    <w:lvl w:ilvl="4">
+      <w:start w:val="1"/>
+      <w:numFmt w:val="bullet"/>
+      <w:lvlText w:val="○"/>
+      <w:lvlJc w:val="left"/>
+      <w:pPr>
+        <w:ind w:left="3600" w:hanging="360"/>
+      </w:pPr>
+      <w:rPr>
+        <w:u w:val="none"/>
+      </w:rPr>
+    </w:lvl>
+    <w:lvl w:ilvl="5">
+      <w:start w:val="1"/>
+      <w:numFmt w:val="bullet"/>
+      <w:lvlText w:val="■"/>
+      <w:lvlJc w:val="left"/>
+      <w:pPr>
+        <w:ind w:left="4320" w:hanging="360"/>
+      </w:pPr>
+      <w:rPr>
+        <w:u w:val="none"/>
+      </w:rPr>
+    </w:lvl>
+    <w:lvl w:ilvl="6">
+      <w:start w:val="1"/>
+      <w:numFmt w:val="bullet"/>
+      <w:lvlText w:val="●"/>
+      <w:lvlJc w:val="left"/>
+      <w:pPr>
+        <w:ind w:left="5040" w:hanging="360"/>
+      </w:pPr>
+      <w:rPr>
+        <w:u w:val="none"/>
+      </w:rPr>
+    </w:lvl>
+    <w:lvl w:ilvl="7">
+      <w:start w:val="1"/>
+      <w:numFmt w:val="bullet"/>
+      <w:lvlText w:val="○"/>
+      <w:lvlJc w:val="left"/>
+      <w:pPr>
+        <w:ind w:left="5760" w:hanging="360"/>
+      </w:pPr>
+      <w:rPr>
+        <w:u w:val="none"/>
+      </w:rPr>
+    </w:lvl>
+    <w:lvl w:ilvl="8">
+      <w:start w:val="1"/>
+      <w:numFmt w:val="bullet"/>
+      <w:lvlText w:val="■"/>
+      <w:lvlJc w:val="left"/>
+      <w:pPr>
+        <w:ind w:left="6480" w:hanging="360"/>
+      </w:pPr>
+      <w:rPr>
+        <w:u w:val="none"/>
+      </w:rPr>
+    </w:lvl>
+  </w:abstractNum>
+  <w:abstractNum w:abstractNumId="9">
+    <w:lvl w:ilvl="0">
+      <w:start w:val="1"/>
+      <w:numFmt w:val="bullet"/>
+      <w:lvlText w:val="●"/>
+      <w:lvlJc w:val="left"/>
+      <w:pPr>
+        <w:ind w:left="720" w:hanging="360"/>
+      </w:pPr>
+      <w:rPr>
+        <w:u w:val="none"/>
+      </w:rPr>
+    </w:lvl>
+    <w:lvl w:ilvl="1">
+      <w:start w:val="1"/>
+      <w:numFmt w:val="bullet"/>
+      <w:lvlText w:val="○"/>
+      <w:lvlJc w:val="left"/>
+      <w:pPr>
+        <w:ind w:left="1440" w:hanging="360"/>
+      </w:pPr>
+      <w:rPr>
+        <w:u w:val="none"/>
+      </w:rPr>
+    </w:lvl>
+    <w:lvl w:ilvl="2">
+      <w:start w:val="1"/>
+      <w:numFmt w:val="bullet"/>
+      <w:lvlText w:val="■"/>
+      <w:lvlJc w:val="left"/>
+      <w:pPr>
+        <w:ind w:left="2160" w:hanging="360"/>
+      </w:pPr>
+      <w:rPr>
+        <w:u w:val="none"/>
+      </w:rPr>
+    </w:lvl>
+    <w:lvl w:ilvl="3">
+      <w:start w:val="1"/>
+      <w:numFmt w:val="bullet"/>
+      <w:lvlText w:val="●"/>
+      <w:lvlJc w:val="left"/>
+      <w:pPr>
+        <w:ind w:left="2880" w:hanging="360"/>
+      </w:pPr>
+      <w:rPr>
+        <w:u w:val="none"/>
+      </w:rPr>
+    </w:lvl>
+    <w:lvl w:ilvl="4">
+      <w:start w:val="1"/>
+      <w:numFmt w:val="bullet"/>
+      <w:lvlText w:val="○"/>
+      <w:lvlJc w:val="left"/>
+      <w:pPr>
+        <w:ind w:left="3600" w:hanging="360"/>
+      </w:pPr>
+      <w:rPr>
+        <w:u w:val="none"/>
+      </w:rPr>
+    </w:lvl>
+    <w:lvl w:ilvl="5">
+      <w:start w:val="1"/>
+      <w:numFmt w:val="bullet"/>
+      <w:lvlText w:val="■"/>
+      <w:lvlJc w:val="left"/>
+      <w:pPr>
+        <w:ind w:left="4320" w:hanging="360"/>
+      </w:pPr>
+      <w:rPr>
+        <w:u w:val="none"/>
+      </w:rPr>
+    </w:lvl>
+    <w:lvl w:ilvl="6">
+      <w:start w:val="1"/>
+      <w:numFmt w:val="bullet"/>
+      <w:lvlText w:val="●"/>
+      <w:lvlJc w:val="left"/>
+      <w:pPr>
+        <w:ind w:left="5040" w:hanging="360"/>
+      </w:pPr>
+      <w:rPr>
+        <w:u w:val="none"/>
+      </w:rPr>
+    </w:lvl>
+    <w:lvl w:ilvl="7">
+      <w:start w:val="1"/>
+      <w:numFmt w:val="bullet"/>
+      <w:lvlText w:val="○"/>
+      <w:lvlJc w:val="left"/>
+      <w:pPr>
+        <w:ind w:left="5760" w:hanging="360"/>
+      </w:pPr>
+      <w:rPr>
+        <w:u w:val="none"/>
+      </w:rPr>
+    </w:lvl>
+    <w:lvl w:ilvl="8">
+      <w:start w:val="1"/>
+      <w:numFmt w:val="bullet"/>
+      <w:lvlText w:val="■"/>
+      <w:lvlJc w:val="left"/>
+      <w:pPr>
+        <w:ind w:left="6480" w:hanging="360"/>
+      </w:pPr>
+      <w:rPr>
+        <w:u w:val="none"/>
+      </w:rPr>
+    </w:lvl>
+  </w:abstractNum>
+  <w:abstractNum w:abstractNumId="10">
+    <w:lvl w:ilvl="0">
+      <w:start w:val="1"/>
+      <w:numFmt w:val="bullet"/>
+      <w:lvlText w:val="●"/>
+      <w:lvlJc w:val="left"/>
+      <w:pPr>
+        <w:ind w:left="720" w:hanging="360"/>
+      </w:pPr>
+      <w:rPr>
+        <w:u w:val="none"/>
+      </w:rPr>
+    </w:lvl>
+    <w:lvl w:ilvl="1">
+      <w:start w:val="1"/>
+      <w:numFmt w:val="bullet"/>
+      <w:lvlText w:val="○"/>
+      <w:lvlJc w:val="left"/>
+      <w:pPr>
+        <w:ind w:left="1440" w:hanging="360"/>
+      </w:pPr>
+      <w:rPr>
+        <w:u w:val="none"/>
+      </w:rPr>
+    </w:lvl>
+    <w:lvl w:ilvl="2">
+      <w:start w:val="1"/>
+      <w:numFmt w:val="bullet"/>
+      <w:lvlText w:val="■"/>
+      <w:lvlJc w:val="left"/>
+      <w:pPr>
+        <w:ind w:left="2160" w:hanging="360"/>
+      </w:pPr>
+      <w:rPr>
+        <w:u w:val="none"/>
+      </w:rPr>
+    </w:lvl>
+    <w:lvl w:ilvl="3">
+      <w:start w:val="1"/>
+      <w:numFmt w:val="bullet"/>
+      <w:lvlText w:val="●"/>
+      <w:lvlJc w:val="left"/>
+      <w:pPr>
+        <w:ind w:left="2880" w:hanging="360"/>
+      </w:pPr>
+      <w:rPr>
+        <w:u w:val="none"/>
+      </w:rPr>
+    </w:lvl>
+    <w:lvl w:ilvl="4">
+      <w:start w:val="1"/>
+      <w:numFmt w:val="bullet"/>
+      <w:lvlText w:val="○"/>
+      <w:lvlJc w:val="left"/>
+      <w:pPr>
+        <w:ind w:left="3600" w:hanging="360"/>
+      </w:pPr>
+      <w:rPr>
+        <w:u w:val="none"/>
+      </w:rPr>
+    </w:lvl>
+    <w:lvl w:ilvl="5">
+      <w:start w:val="1"/>
+      <w:numFmt w:val="bullet"/>
+      <w:lvlText w:val="■"/>
+      <w:lvlJc w:val="left"/>
+      <w:pPr>
+        <w:ind w:left="4320" w:hanging="360"/>
+      </w:pPr>
+      <w:rPr>
+        <w:u w:val="none"/>
+      </w:rPr>
+    </w:lvl>
+    <w:lvl w:ilvl="6">
+      <w:start w:val="1"/>
+      <w:numFmt w:val="bullet"/>
+      <w:lvlText w:val="●"/>
+      <w:lvlJc w:val="left"/>
+      <w:pPr>
+        <w:ind w:left="5040" w:hanging="360"/>
+      </w:pPr>
+      <w:rPr>
+        <w:u w:val="none"/>
+      </w:rPr>
+    </w:lvl>
+    <w:lvl w:ilvl="7">
+      <w:start w:val="1"/>
+      <w:numFmt w:val="bullet"/>
+      <w:lvlText w:val="○"/>
+      <w:lvlJc w:val="left"/>
+      <w:pPr>
+        <w:ind w:left="5760" w:hanging="360"/>
+      </w:pPr>
+      <w:rPr>
+        <w:u w:val="none"/>
+      </w:rPr>
+    </w:lvl>
+    <w:lvl w:ilvl="8">
+      <w:start w:val="1"/>
+      <w:numFmt w:val="bullet"/>
+      <w:lvlText w:val="■"/>
+      <w:lvlJc w:val="left"/>
+      <w:pPr>
+        <w:ind w:left="6480" w:hanging="360"/>
+      </w:pPr>
+      <w:rPr>
+        <w:u w:val="none"/>
+      </w:rPr>
+    </w:lvl>
+  </w:abstractNum>
+  <w:abstractNum w:abstractNumId="11">
+    <w:lvl w:ilvl="0">
+      <w:start w:val="1"/>
+      <w:numFmt w:val="bullet"/>
+      <w:lvlText w:val="●"/>
+      <w:lvlJc w:val="left"/>
+      <w:pPr>
+        <w:ind w:left="720" w:hanging="360"/>
+      </w:pPr>
+      <w:rPr>
+        <w:u w:val="none"/>
+      </w:rPr>
+    </w:lvl>
+    <w:lvl w:ilvl="1">
+      <w:start w:val="1"/>
+      <w:numFmt w:val="bullet"/>
+      <w:lvlText w:val="○"/>
+      <w:lvlJc w:val="left"/>
+      <w:pPr>
+        <w:ind w:left="1440" w:hanging="360"/>
+      </w:pPr>
+      <w:rPr>
+        <w:u w:val="none"/>
+      </w:rPr>
+    </w:lvl>
+    <w:lvl w:ilvl="2">
+      <w:start w:val="1"/>
+      <w:numFmt w:val="bullet"/>
+      <w:lvlText w:val="■"/>
+      <w:lvlJc w:val="left"/>
+      <w:pPr>
+        <w:ind w:left="2160" w:hanging="360"/>
+      </w:pPr>
+      <w:rPr>
+        <w:u w:val="none"/>
+      </w:rPr>
+    </w:lvl>
+    <w:lvl w:ilvl="3">
+      <w:start w:val="1"/>
+      <w:numFmt w:val="bullet"/>
+      <w:lvlText w:val="●"/>
+      <w:lvlJc w:val="left"/>
+      <w:pPr>
+        <w:ind w:left="2880" w:hanging="360"/>
+      </w:pPr>
+      <w:rPr>
+        <w:u w:val="none"/>
+      </w:rPr>
+    </w:lvl>
+    <w:lvl w:ilvl="4">
+      <w:start w:val="1"/>
+      <w:numFmt w:val="bullet"/>
+      <w:lvlText w:val="○"/>
+      <w:lvlJc w:val="left"/>
+      <w:pPr>
+        <w:ind w:left="3600" w:hanging="360"/>
+      </w:pPr>
+      <w:rPr>
+        <w:u w:val="none"/>
+      </w:rPr>
+    </w:lvl>
+    <w:lvl w:ilvl="5">
+      <w:start w:val="1"/>
+      <w:numFmt w:val="bullet"/>
+      <w:lvlText w:val="■"/>
+      <w:lvlJc w:val="left"/>
+      <w:pPr>
+        <w:ind w:left="4320" w:hanging="360"/>
+      </w:pPr>
+      <w:rPr>
+        <w:u w:val="none"/>
+      </w:rPr>
+    </w:lvl>
+    <w:lvl w:ilvl="6">
+      <w:start w:val="1"/>
+      <w:numFmt w:val="bullet"/>
+      <w:lvlText w:val="●"/>
+      <w:lvlJc w:val="left"/>
+      <w:pPr>
+        <w:ind w:left="5040" w:hanging="360"/>
+      </w:pPr>
+      <w:rPr>
+        <w:u w:val="none"/>
+      </w:rPr>
+    </w:lvl>
+    <w:lvl w:ilvl="7">
+      <w:start w:val="1"/>
+      <w:numFmt w:val="bullet"/>
+      <w:lvlText w:val="○"/>
+      <w:lvlJc w:val="left"/>
+      <w:pPr>
+        <w:ind w:left="5760" w:hanging="360"/>
+      </w:pPr>
+      <w:rPr>
+        <w:u w:val="none"/>
+      </w:rPr>
+    </w:lvl>
+    <w:lvl w:ilvl="8">
+      <w:start w:val="1"/>
+      <w:numFmt w:val="bullet"/>
+      <w:lvlText w:val="■"/>
+      <w:lvlJc w:val="left"/>
+      <w:pPr>
+        <w:ind w:left="6480" w:hanging="360"/>
+      </w:pPr>
+      <w:rPr>
+        <w:u w:val="none"/>
+      </w:rPr>
+    </w:lvl>
+  </w:abstractNum>
+  <w:abstractNum w:abstractNumId="12">
+    <w:lvl w:ilvl="0">
+      <w:start w:val="1"/>
+      <w:numFmt w:val="bullet"/>
+      <w:lvlText w:val="●"/>
+      <w:lvlJc w:val="left"/>
+      <w:pPr>
+        <w:ind w:left="720" w:hanging="360"/>
+      </w:pPr>
+      <w:rPr>
+        <w:u w:val="none"/>
+      </w:rPr>
+    </w:lvl>
+    <w:lvl w:ilvl="1">
+      <w:start w:val="1"/>
+      <w:numFmt w:val="bullet"/>
+      <w:lvlText w:val="○"/>
+      <w:lvlJc w:val="left"/>
+      <w:pPr>
+        <w:ind w:left="1440" w:hanging="360"/>
+      </w:pPr>
+      <w:rPr>
+        <w:u w:val="none"/>
+      </w:rPr>
+    </w:lvl>
+    <w:lvl w:ilvl="2">
+      <w:start w:val="1"/>
+      <w:numFmt w:val="bullet"/>
+      <w:lvlText w:val="■"/>
+      <w:lvlJc w:val="left"/>
+      <w:pPr>
+        <w:ind w:left="2160" w:hanging="360"/>
+      </w:pPr>
+      <w:rPr>
+        <w:u w:val="none"/>
+      </w:rPr>
+    </w:lvl>
+    <w:lvl w:ilvl="3">
+      <w:start w:val="1"/>
+      <w:numFmt w:val="bullet"/>
+      <w:lvlText w:val="●"/>
+      <w:lvlJc w:val="left"/>
+      <w:pPr>
+        <w:ind w:left="2880" w:hanging="360"/>
+      </w:pPr>
+      <w:rPr>
+        <w:u w:val="none"/>
+      </w:rPr>
+    </w:lvl>
+    <w:lvl w:ilvl="4">
+      <w:start w:val="1"/>
+      <w:numFmt w:val="bullet"/>
+      <w:lvlText w:val="○"/>
+      <w:lvlJc w:val="left"/>
+      <w:pPr>
+        <w:ind w:left="3600" w:hanging="360"/>
+      </w:pPr>
+      <w:rPr>
+        <w:u w:val="none"/>
+      </w:rPr>
+    </w:lvl>
+    <w:lvl w:ilvl="5">
+      <w:start w:val="1"/>
+      <w:numFmt w:val="bullet"/>
+      <w:lvlText w:val="■"/>
+      <w:lvlJc w:val="left"/>
+      <w:pPr>
+        <w:ind w:left="4320" w:hanging="360"/>
+      </w:pPr>
+      <w:rPr>
+        <w:u w:val="none"/>
+      </w:rPr>
+    </w:lvl>
+    <w:lvl w:ilvl="6">
+      <w:start w:val="1"/>
+      <w:numFmt w:val="bullet"/>
+      <w:lvlText w:val="●"/>
+      <w:lvlJc w:val="left"/>
+      <w:pPr>
+        <w:ind w:left="5040" w:hanging="360"/>
+      </w:pPr>
+      <w:rPr>
+        <w:u w:val="none"/>
+      </w:rPr>
+    </w:lvl>
+    <w:lvl w:ilvl="7">
+      <w:start w:val="1"/>
+      <w:numFmt w:val="bullet"/>
+      <w:lvlText w:val="○"/>
+      <w:lvlJc w:val="left"/>
+      <w:pPr>
+        <w:ind w:left="5760" w:hanging="360"/>
+      </w:pPr>
+      <w:rPr>
+        <w:u w:val="none"/>
+      </w:rPr>
+    </w:lvl>
+    <w:lvl w:ilvl="8">
+      <w:start w:val="1"/>
+      <w:numFmt w:val="bullet"/>
+      <w:lvlText w:val="■"/>
+      <w:lvlJc w:val="left"/>
+      <w:pPr>
+        <w:ind w:left="6480" w:hanging="360"/>
+      </w:pPr>
+      <w:rPr>
+        <w:u w:val="none"/>
+      </w:rPr>
+    </w:lvl>
+  </w:abstractNum>
+  <w:abstractNum w:abstractNumId="13">
     <w:lvl w:ilvl="0">
       <w:start w:val="1"/>
       <w:numFmt w:val="decimal"/>
@@ -3816,6 +6891,24 @@
   </w:num>
   <w:num w:numId="7">
     <w:abstractNumId w:val="7"/>
+  </w:num>
+  <w:num w:numId="8">
+    <w:abstractNumId w:val="8"/>
+  </w:num>
+  <w:num w:numId="9">
+    <w:abstractNumId w:val="9"/>
+  </w:num>
+  <w:num w:numId="10">
+    <w:abstractNumId w:val="10"/>
+  </w:num>
+  <w:num w:numId="11">
+    <w:abstractNumId w:val="11"/>
+  </w:num>
+  <w:num w:numId="12">
+    <w:abstractNumId w:val="12"/>
+  </w:num>
+  <w:num w:numId="13">
+    <w:abstractNumId w:val="13"/>
   </w:num>
 </w:numbering>
 </file>
@@ -4003,6 +7096,41 @@
       <w:tblStyleRowBandSize w:val="1"/>
       <w:tblStyleColBandSize w:val="1"/>
       <w:tblCellMar/>
+    </w:tblPr>
+  </w:style>
+  <w:style w:type="table" w:styleId="Table4">
+    <w:basedOn w:val="TableNormal"/>
+    <w:tblPr>
+      <w:tblStyleRowBandSize w:val="1"/>
+      <w:tblStyleColBandSize w:val="1"/>
+    </w:tblPr>
+  </w:style>
+  <w:style w:type="table" w:styleId="Table5">
+    <w:basedOn w:val="TableNormal"/>
+    <w:tblPr>
+      <w:tblStyleRowBandSize w:val="1"/>
+      <w:tblStyleColBandSize w:val="1"/>
+    </w:tblPr>
+  </w:style>
+  <w:style w:type="table" w:styleId="Table6">
+    <w:basedOn w:val="TableNormal"/>
+    <w:tblPr>
+      <w:tblStyleRowBandSize w:val="1"/>
+      <w:tblStyleColBandSize w:val="1"/>
+    </w:tblPr>
+  </w:style>
+  <w:style w:type="table" w:styleId="Table7">
+    <w:basedOn w:val="TableNormal"/>
+    <w:tblPr>
+      <w:tblStyleRowBandSize w:val="1"/>
+      <w:tblStyleColBandSize w:val="1"/>
+    </w:tblPr>
+  </w:style>
+  <w:style w:type="table" w:styleId="Table8">
+    <w:basedOn w:val="TableNormal"/>
+    <w:tblPr>
+      <w:tblStyleRowBandSize w:val="1"/>
+      <w:tblStyleColBandSize w:val="1"/>
     </w:tblPr>
   </w:style>
 </w:styles>
